--- a/TS-Kramam/TS-2.6/TS 2.6 Malayalam Krama Paatam Corrections.docx
+++ b/TS-Kramam/TS-2.6/TS 2.6 Malayalam Krama Paatam Corrections.docx
@@ -198,7 +198,7 @@
       </w:tr>
       <w:tr>
         <w:trPr>
-          <w:trHeight w:val="1517"/>
+          <w:trHeight w:val="1106"/>
         </w:trPr>
         <w:tc>
           <w:tcPr>
@@ -241,27 +241,7 @@
                 <w:sz w:val="28"/>
                 <w:szCs w:val="32"/>
               </w:rPr>
-              <w:t>6.</w:t>
-            </w:r>
-            <w:r>
-              <w:rPr>
-                <w:rFonts w:cs="Arial"/>
-                <w:b/>
-                <w:color w:val="000000"/>
-                <w:sz w:val="28"/>
-                <w:szCs w:val="32"/>
-              </w:rPr>
-              <w:t>3.4</w:t>
-            </w:r>
-            <w:r>
-              <w:rPr>
-                <w:rFonts w:cs="Arial"/>
-                <w:b/>
-                <w:color w:val="000000"/>
-                <w:sz w:val="28"/>
-                <w:szCs w:val="32"/>
-              </w:rPr>
-              <w:t xml:space="preserve"> </w:t>
+              <w:t xml:space="preserve">6.1.7 </w:t>
             </w:r>
             <w:r>
               <w:rPr>
@@ -291,37 +271,19 @@
                 <w:color w:val="000000"/>
                 <w:sz w:val="28"/>
                 <w:szCs w:val="32"/>
-              </w:rPr>
-            </w:pPr>
-            <w:r>
-              <w:rPr>
-                <w:rFonts w:cs="Arial"/>
-                <w:b/>
-                <w:color w:val="000000"/>
-                <w:sz w:val="28"/>
-                <w:szCs w:val="32"/>
-              </w:rPr>
-              <w:t>Krama Vaakyam No.-</w:t>
-            </w:r>
-            <w:r>
-              <w:rPr>
-                <w:rFonts w:cs="Arial"/>
-                <w:b/>
-                <w:color w:val="000000"/>
-                <w:sz w:val="28"/>
-                <w:szCs w:val="32"/>
-              </w:rPr>
-              <w:t xml:space="preserve"> </w:t>
-            </w:r>
-            <w:r>
-              <w:rPr>
-                <w:rFonts w:cs="Arial"/>
-                <w:b/>
-                <w:color w:val="000000"/>
-                <w:sz w:val="28"/>
-                <w:szCs w:val="32"/>
-              </w:rPr>
-              <w:t>31</w:t>
+                <w:lang w:val="en-IN"/>
+              </w:rPr>
+            </w:pPr>
+            <w:r>
+              <w:rPr>
+                <w:rFonts w:cs="Arial"/>
+                <w:b/>
+                <w:color w:val="000000"/>
+                <w:sz w:val="28"/>
+                <w:szCs w:val="32"/>
+                <w:lang w:val="en-IN"/>
+              </w:rPr>
+              <w:t>Krama Vaakyam No.- 17</w:t>
             </w:r>
           </w:p>
           <w:p>
@@ -341,15 +303,17 @@
                 <w:color w:val="000000"/>
                 <w:sz w:val="28"/>
                 <w:szCs w:val="32"/>
-              </w:rPr>
-            </w:pPr>
-            <w:r>
-              <w:rPr>
-                <w:rFonts w:cs="Arial"/>
-                <w:b/>
-                <w:color w:val="000000"/>
-                <w:sz w:val="28"/>
-                <w:szCs w:val="32"/>
+                <w:lang w:val="it-IT"/>
+              </w:rPr>
+            </w:pPr>
+            <w:r>
+              <w:rPr>
+                <w:rFonts w:cs="Arial"/>
+                <w:b/>
+                <w:color w:val="000000"/>
+                <w:sz w:val="28"/>
+                <w:szCs w:val="32"/>
+                <w:lang w:val="it-IT"/>
               </w:rPr>
               <w:t>Panchaati No</w:t>
             </w:r>
@@ -359,27 +323,20 @@
                 <w:b/>
                 <w:color w:val="000000"/>
                 <w:szCs w:val="32"/>
-              </w:rPr>
-              <w:t>. -</w:t>
-            </w:r>
-            <w:r>
-              <w:rPr>
-                <w:rFonts w:cs="Arial"/>
-                <w:b/>
-                <w:color w:val="000000"/>
-                <w:szCs w:val="32"/>
-              </w:rPr>
-              <w:t xml:space="preserve"> </w:t>
-            </w:r>
-            <w:r>
-              <w:rPr>
-                <w:rFonts w:cs="Arial"/>
-                <w:b/>
-                <w:color w:val="000000"/>
-                <w:sz w:val="28"/>
-                <w:szCs w:val="32"/>
-              </w:rPr>
-              <w:t>17</w:t>
+                <w:lang w:val="it-IT"/>
+              </w:rPr>
+              <w:t xml:space="preserve">. - </w:t>
+            </w:r>
+            <w:r>
+              <w:rPr>
+                <w:rFonts w:cs="Arial"/>
+                <w:b/>
+                <w:color w:val="000000"/>
+                <w:sz w:val="28"/>
+                <w:szCs w:val="32"/>
+                <w:lang w:val="it-IT"/>
+              </w:rPr>
+              <w:t>7</w:t>
             </w:r>
           </w:p>
         </w:tc>
@@ -410,7 +367,27 @@
                 <w:szCs w:val="40"/>
                 <w:lang w:val="it-IT"/>
               </w:rPr>
-              <w:t xml:space="preserve">s </w:t>
+              <w:t>ey</w:t>
+            </w:r>
+            <w:r>
+              <w:rPr>
+                <w:rFonts w:ascii="BRH Malayalam Extra" w:hAnsi="BRH Malayalam Extra" w:cs="BRH Malayalam Extra"/>
+                <w:color w:val="000000"/>
+                <w:sz w:val="33"/>
+                <w:szCs w:val="40"/>
+                <w:lang w:val="it-IT"/>
+              </w:rPr>
+              <w:t>–</w:t>
+            </w:r>
+            <w:r>
+              <w:rPr>
+                <w:rFonts w:ascii="BRH Malayalam Extra" w:hAnsi="BRH Malayalam Extra" w:cs="BRH Malayalam Extra"/>
+                <w:color w:val="000000"/>
+                <w:sz w:val="40"/>
+                <w:szCs w:val="40"/>
+                <w:lang w:val="it-IT"/>
+              </w:rPr>
+              <w:t xml:space="preserve">Z¡kyZy— | </w:t>
             </w:r>
             <w:r>
               <w:rPr>
@@ -421,39 +398,34 @@
                 <w:highlight w:val="yellow"/>
                 <w:lang w:val="it-IT"/>
               </w:rPr>
-              <w:t>¤¤d</w:t>
-            </w:r>
-            <w:r>
-              <w:rPr>
-                <w:rFonts w:ascii="BRH Malayalam Extra" w:hAnsi="BRH Malayalam Extra" w:cs="BRH Malayalam Extra"/>
-                <w:color w:val="000000"/>
-                <w:sz w:val="40"/>
+              <w:t>C</w:t>
+            </w:r>
+            <w:r>
+              <w:rPr>
+                <w:rFonts w:ascii="BRH Malayalam Extra" w:hAnsi="BRH Malayalam Extra" w:cs="BRH Malayalam Extra"/>
+                <w:color w:val="000000"/>
+                <w:sz w:val="33"/>
                 <w:szCs w:val="40"/>
                 <w:lang w:val="it-IT"/>
               </w:rPr>
-              <w:t>—ª.E</w:t>
-            </w:r>
-            <w:r>
-              <w:rPr>
-                <w:rFonts w:ascii="BRH Malayalam Extra" w:hAnsi="BRH Malayalam Extra" w:cs="BRH Malayalam Extra"/>
-                <w:color w:val="000000"/>
-                <w:sz w:val="33"/>
+              <w:t>–</w:t>
+            </w:r>
+            <w:r>
+              <w:rPr>
+                <w:rFonts w:ascii="BRH Malayalam Extra" w:hAnsi="BRH Malayalam Extra" w:cs="BRH Malayalam Extra"/>
+                <w:color w:val="000000"/>
+                <w:sz w:val="40"/>
                 <w:szCs w:val="40"/>
                 <w:lang w:val="it-IT"/>
               </w:rPr>
-              <w:t>–</w:t>
-            </w:r>
-            <w:r>
-              <w:rPr>
-                <w:rFonts w:ascii="BRH Malayalam Extra" w:hAnsi="BRH Malayalam Extra" w:cs="BRH Malayalam Extra"/>
-                <w:color w:val="000000"/>
-                <w:sz w:val="40"/>
-                <w:szCs w:val="40"/>
-                <w:lang w:val="it-IT"/>
-              </w:rPr>
-              <w:t xml:space="preserve">ZJ | </w:t>
-            </w:r>
-          </w:p>
+              <w:t>ZõsÜ—ËI |</w:t>
+            </w:r>
+          </w:p>
+        </w:tc>
+        <w:tc>
+          <w:tcPr>
+            <w:tcW w:w="5220" w:type="dxa"/>
+          </w:tcPr>
           <w:p>
             <w:pPr>
               <w:widowControl w:val="0"/>
@@ -462,6 +434,303 @@
               <w:adjustRightInd w:val="0"/>
               <w:spacing w:before="0" w:line="240" w:lineRule="auto"/>
               <w:rPr>
+                <w:rFonts w:ascii="BRH Malayalam Extra" w:hAnsi="BRH Malayalam Extra" w:cs="BRH Malayalam Extra"/>
+                <w:color w:val="000000"/>
+                <w:sz w:val="40"/>
+                <w:szCs w:val="40"/>
+                <w:lang w:val="it-IT"/>
+              </w:rPr>
+            </w:pPr>
+            <w:r>
+              <w:rPr>
+                <w:rFonts w:ascii="BRH Malayalam Extra" w:hAnsi="BRH Malayalam Extra" w:cs="BRH Malayalam Extra"/>
+                <w:color w:val="000000"/>
+                <w:sz w:val="40"/>
+                <w:szCs w:val="40"/>
+                <w:lang w:val="it-IT"/>
+              </w:rPr>
+              <w:t>ey</w:t>
+            </w:r>
+            <w:r>
+              <w:rPr>
+                <w:rFonts w:ascii="BRH Malayalam Extra" w:hAnsi="BRH Malayalam Extra" w:cs="BRH Malayalam Extra"/>
+                <w:color w:val="000000"/>
+                <w:sz w:val="33"/>
+                <w:szCs w:val="40"/>
+                <w:lang w:val="it-IT"/>
+              </w:rPr>
+              <w:t>–</w:t>
+            </w:r>
+            <w:r>
+              <w:rPr>
+                <w:rFonts w:ascii="BRH Malayalam Extra" w:hAnsi="BRH Malayalam Extra" w:cs="BRH Malayalam Extra"/>
+                <w:color w:val="000000"/>
+                <w:sz w:val="40"/>
+                <w:szCs w:val="40"/>
+                <w:lang w:val="it-IT"/>
+              </w:rPr>
+              <w:t xml:space="preserve">Z¡kyZy— | </w:t>
+            </w:r>
+            <w:r>
+              <w:rPr>
+                <w:rFonts w:ascii="BRH Malayalam Extra" w:hAnsi="BRH Malayalam Extra" w:cs="BRH Malayalam Extra"/>
+                <w:color w:val="000000"/>
+                <w:sz w:val="40"/>
+                <w:szCs w:val="40"/>
+                <w:highlight w:val="green"/>
+                <w:lang w:val="it-IT"/>
+              </w:rPr>
+              <w:t>C</w:t>
+            </w:r>
+            <w:r>
+              <w:rPr>
+                <w:rFonts w:ascii="BRH Malayalam Extra" w:hAnsi="BRH Malayalam Extra" w:cs="BRH Malayalam Extra"/>
+                <w:color w:val="000000"/>
+                <w:sz w:val="40"/>
+                <w:szCs w:val="40"/>
+                <w:lang w:val="it-IT"/>
+              </w:rPr>
+              <w:t>ZõsÜ—ËI |</w:t>
+            </w:r>
+          </w:p>
+        </w:tc>
+      </w:tr>
+      <w:tr>
+        <w:trPr>
+          <w:trHeight w:val="1391"/>
+        </w:trPr>
+        <w:tc>
+          <w:tcPr>
+            <w:tcW w:w="4048" w:type="dxa"/>
+          </w:tcPr>
+          <w:p>
+            <w:pPr>
+              <w:widowControl w:val="0"/>
+              <w:tabs>
+                <w:tab w:val="left" w:pos="993"/>
+              </w:tabs>
+              <w:autoSpaceDE w:val="0"/>
+              <w:autoSpaceDN w:val="0"/>
+              <w:adjustRightInd w:val="0"/>
+              <w:spacing w:before="0" w:line="240" w:lineRule="auto"/>
+              <w:ind w:right="297"/>
+              <w:rPr>
+                <w:rFonts w:cs="Arial"/>
+                <w:b/>
+                <w:color w:val="000000"/>
+                <w:sz w:val="28"/>
+                <w:szCs w:val="32"/>
+              </w:rPr>
+            </w:pPr>
+            <w:r>
+              <w:rPr>
+                <w:rFonts w:cs="Arial"/>
+                <w:b/>
+                <w:color w:val="000000"/>
+                <w:sz w:val="28"/>
+                <w:szCs w:val="32"/>
+              </w:rPr>
+              <w:t>T.S.2.</w:t>
+            </w:r>
+            <w:r>
+              <w:rPr>
+                <w:rFonts w:cs="Arial"/>
+                <w:b/>
+                <w:color w:val="000000"/>
+                <w:sz w:val="28"/>
+                <w:szCs w:val="32"/>
+              </w:rPr>
+              <w:t xml:space="preserve">6.3.4 </w:t>
+            </w:r>
+            <w:r>
+              <w:rPr>
+                <w:rFonts w:cs="Arial"/>
+                <w:b/>
+                <w:color w:val="000000"/>
+                <w:sz w:val="28"/>
+                <w:szCs w:val="32"/>
+              </w:rPr>
+              <w:t>– Kramam</w:t>
+            </w:r>
+          </w:p>
+          <w:p>
+            <w:pPr>
+              <w:widowControl w:val="0"/>
+              <w:tabs>
+                <w:tab w:val="left" w:pos="993"/>
+              </w:tabs>
+              <w:autoSpaceDE w:val="0"/>
+              <w:autoSpaceDN w:val="0"/>
+              <w:adjustRightInd w:val="0"/>
+              <w:spacing w:before="0" w:line="240" w:lineRule="auto"/>
+              <w:ind w:right="297"/>
+              <w:rPr>
+                <w:rFonts w:cs="Arial"/>
+                <w:b/>
+                <w:color w:val="000000"/>
+                <w:sz w:val="28"/>
+                <w:szCs w:val="32"/>
+              </w:rPr>
+            </w:pPr>
+            <w:r>
+              <w:rPr>
+                <w:rFonts w:cs="Arial"/>
+                <w:b/>
+                <w:color w:val="000000"/>
+                <w:sz w:val="28"/>
+                <w:szCs w:val="32"/>
+              </w:rPr>
+              <w:t>Krama Vaakyam No.-</w:t>
+            </w:r>
+            <w:r>
+              <w:rPr>
+                <w:rFonts w:cs="Arial"/>
+                <w:b/>
+                <w:color w:val="000000"/>
+                <w:sz w:val="28"/>
+                <w:szCs w:val="32"/>
+              </w:rPr>
+              <w:t xml:space="preserve"> 31</w:t>
+            </w:r>
+          </w:p>
+          <w:p>
+            <w:pPr>
+              <w:widowControl w:val="0"/>
+              <w:tabs>
+                <w:tab w:val="left" w:pos="993"/>
+              </w:tabs>
+              <w:autoSpaceDE w:val="0"/>
+              <w:autoSpaceDN w:val="0"/>
+              <w:adjustRightInd w:val="0"/>
+              <w:spacing w:before="0" w:line="240" w:lineRule="auto"/>
+              <w:ind w:right="297"/>
+              <w:rPr>
+                <w:rFonts w:cs="Arial"/>
+                <w:b/>
+                <w:color w:val="000000"/>
+                <w:sz w:val="28"/>
+                <w:szCs w:val="32"/>
+              </w:rPr>
+            </w:pPr>
+            <w:r>
+              <w:rPr>
+                <w:rFonts w:cs="Arial"/>
+                <w:b/>
+                <w:color w:val="000000"/>
+                <w:sz w:val="28"/>
+                <w:szCs w:val="32"/>
+              </w:rPr>
+              <w:t>Panchaati No</w:t>
+            </w:r>
+            <w:r>
+              <w:rPr>
+                <w:rFonts w:cs="Arial"/>
+                <w:b/>
+                <w:color w:val="000000"/>
+                <w:szCs w:val="32"/>
+              </w:rPr>
+              <w:t>. -</w:t>
+            </w:r>
+            <w:r>
+              <w:rPr>
+                <w:rFonts w:cs="Arial"/>
+                <w:b/>
+                <w:color w:val="000000"/>
+                <w:szCs w:val="32"/>
+              </w:rPr>
+              <w:t xml:space="preserve"> </w:t>
+            </w:r>
+            <w:r>
+              <w:rPr>
+                <w:rFonts w:cs="Arial"/>
+                <w:b/>
+                <w:color w:val="000000"/>
+                <w:sz w:val="28"/>
+                <w:szCs w:val="32"/>
+              </w:rPr>
+              <w:t>17</w:t>
+            </w:r>
+          </w:p>
+        </w:tc>
+        <w:tc>
+          <w:tcPr>
+            <w:tcW w:w="5386" w:type="dxa"/>
+          </w:tcPr>
+          <w:p>
+            <w:pPr>
+              <w:widowControl w:val="0"/>
+              <w:autoSpaceDE w:val="0"/>
+              <w:autoSpaceDN w:val="0"/>
+              <w:adjustRightInd w:val="0"/>
+              <w:spacing w:before="0" w:line="240" w:lineRule="auto"/>
+              <w:rPr>
+                <w:rFonts w:ascii="BRH Malayalam Extra" w:hAnsi="BRH Malayalam Extra" w:cs="BRH Malayalam Extra"/>
+                <w:color w:val="000000"/>
+                <w:sz w:val="40"/>
+                <w:szCs w:val="40"/>
+                <w:lang w:val="it-IT"/>
+              </w:rPr>
+            </w:pPr>
+            <w:r>
+              <w:rPr>
+                <w:rFonts w:ascii="BRH Malayalam Extra" w:hAnsi="BRH Malayalam Extra" w:cs="BRH Malayalam Extra"/>
+                <w:color w:val="000000"/>
+                <w:sz w:val="40"/>
+                <w:szCs w:val="40"/>
+                <w:lang w:val="it-IT"/>
+              </w:rPr>
+              <w:t xml:space="preserve">s </w:t>
+            </w:r>
+            <w:r>
+              <w:rPr>
+                <w:rFonts w:ascii="BRH Malayalam Extra" w:hAnsi="BRH Malayalam Extra" w:cs="BRH Malayalam Extra"/>
+                <w:color w:val="000000"/>
+                <w:sz w:val="40"/>
+                <w:szCs w:val="40"/>
+                <w:highlight w:val="yellow"/>
+                <w:lang w:val="it-IT"/>
+              </w:rPr>
+              <w:t>¤¤d</w:t>
+            </w:r>
+            <w:r>
+              <w:rPr>
+                <w:rFonts w:ascii="BRH Malayalam Extra" w:hAnsi="BRH Malayalam Extra" w:cs="BRH Malayalam Extra"/>
+                <w:color w:val="000000"/>
+                <w:sz w:val="40"/>
+                <w:szCs w:val="40"/>
+                <w:lang w:val="it-IT"/>
+              </w:rPr>
+              <w:t>—ª.E</w:t>
+            </w:r>
+            <w:r>
+              <w:rPr>
+                <w:rFonts w:ascii="BRH Malayalam Extra" w:hAnsi="BRH Malayalam Extra" w:cs="BRH Malayalam Extra"/>
+                <w:color w:val="000000"/>
+                <w:sz w:val="33"/>
+                <w:szCs w:val="40"/>
+                <w:lang w:val="it-IT"/>
+              </w:rPr>
+              <w:t>–</w:t>
+            </w:r>
+            <w:r>
+              <w:rPr>
+                <w:rFonts w:ascii="BRH Malayalam Extra" w:hAnsi="BRH Malayalam Extra" w:cs="BRH Malayalam Extra"/>
+                <w:color w:val="000000"/>
+                <w:sz w:val="40"/>
+                <w:szCs w:val="40"/>
+                <w:lang w:val="it-IT"/>
+              </w:rPr>
+              <w:t xml:space="preserve">ZJ | </w:t>
+            </w:r>
+          </w:p>
+          <w:p>
+            <w:pPr>
+              <w:widowControl w:val="0"/>
+              <w:autoSpaceDE w:val="0"/>
+              <w:autoSpaceDN w:val="0"/>
+              <w:adjustRightInd w:val="0"/>
+              <w:spacing w:before="0" w:line="240" w:lineRule="auto"/>
+              <w:rPr>
                 <w:rFonts w:ascii="BRH Devanagari Extra" w:hAnsi="BRH Devanagari Extra" w:cs="BRH Devanagari Extra"/>
                 <w:color w:val="000000"/>
                 <w:sz w:val="40"/>
@@ -696,6 +965,760 @@
                 <w:lang w:val="it-IT"/>
               </w:rPr>
               <w:t>¥Zx jJ |</w:t>
+            </w:r>
+          </w:p>
+        </w:tc>
+      </w:tr>
+      <w:tr>
+        <w:trPr>
+          <w:trHeight w:val="1552"/>
+        </w:trPr>
+        <w:tc>
+          <w:tcPr>
+            <w:tcW w:w="4048" w:type="dxa"/>
+          </w:tcPr>
+          <w:p>
+            <w:pPr>
+              <w:widowControl w:val="0"/>
+              <w:tabs>
+                <w:tab w:val="left" w:pos="993"/>
+              </w:tabs>
+              <w:autoSpaceDE w:val="0"/>
+              <w:autoSpaceDN w:val="0"/>
+              <w:adjustRightInd w:val="0"/>
+              <w:spacing w:before="0" w:line="240" w:lineRule="auto"/>
+              <w:ind w:right="297"/>
+              <w:rPr>
+                <w:rFonts w:cs="Arial"/>
+                <w:b/>
+                <w:color w:val="000000"/>
+                <w:sz w:val="28"/>
+                <w:szCs w:val="32"/>
+              </w:rPr>
+            </w:pPr>
+            <w:r>
+              <w:rPr>
+                <w:rFonts w:cs="Arial"/>
+                <w:b/>
+                <w:color w:val="000000"/>
+                <w:sz w:val="28"/>
+                <w:szCs w:val="32"/>
+              </w:rPr>
+              <w:t>T.S.2.</w:t>
+            </w:r>
+            <w:r>
+              <w:rPr>
+                <w:rFonts w:cs="Arial"/>
+                <w:b/>
+                <w:color w:val="000000"/>
+                <w:sz w:val="28"/>
+                <w:szCs w:val="32"/>
+              </w:rPr>
+              <w:t>6.3.</w:t>
+            </w:r>
+            <w:r>
+              <w:rPr>
+                <w:rFonts w:cs="Arial"/>
+                <w:b/>
+                <w:color w:val="000000"/>
+                <w:sz w:val="28"/>
+                <w:szCs w:val="32"/>
+              </w:rPr>
+              <w:t>6</w:t>
+            </w:r>
+            <w:r>
+              <w:rPr>
+                <w:rFonts w:cs="Arial"/>
+                <w:b/>
+                <w:color w:val="000000"/>
+                <w:sz w:val="28"/>
+                <w:szCs w:val="32"/>
+              </w:rPr>
+              <w:t xml:space="preserve"> </w:t>
+            </w:r>
+            <w:r>
+              <w:rPr>
+                <w:rFonts w:cs="Arial"/>
+                <w:b/>
+                <w:color w:val="000000"/>
+                <w:sz w:val="28"/>
+                <w:szCs w:val="32"/>
+              </w:rPr>
+              <w:t>– Kramam</w:t>
+            </w:r>
+          </w:p>
+          <w:p>
+            <w:pPr>
+              <w:widowControl w:val="0"/>
+              <w:tabs>
+                <w:tab w:val="left" w:pos="993"/>
+              </w:tabs>
+              <w:autoSpaceDE w:val="0"/>
+              <w:autoSpaceDN w:val="0"/>
+              <w:adjustRightInd w:val="0"/>
+              <w:spacing w:before="0" w:line="240" w:lineRule="auto"/>
+              <w:ind w:right="297"/>
+              <w:rPr>
+                <w:rFonts w:cs="Arial"/>
+                <w:b/>
+                <w:color w:val="000000"/>
+                <w:sz w:val="28"/>
+                <w:szCs w:val="32"/>
+              </w:rPr>
+            </w:pPr>
+            <w:r>
+              <w:rPr>
+                <w:rFonts w:cs="Arial"/>
+                <w:b/>
+                <w:color w:val="000000"/>
+                <w:sz w:val="28"/>
+                <w:szCs w:val="32"/>
+              </w:rPr>
+              <w:t>Krama Vaakyam No.-</w:t>
+            </w:r>
+            <w:r>
+              <w:rPr>
+                <w:rFonts w:cs="Arial"/>
+                <w:b/>
+                <w:color w:val="000000"/>
+                <w:sz w:val="28"/>
+                <w:szCs w:val="32"/>
+              </w:rPr>
+              <w:t xml:space="preserve"> </w:t>
+            </w:r>
+            <w:r>
+              <w:rPr>
+                <w:rFonts w:cs="Arial"/>
+                <w:b/>
+                <w:color w:val="000000"/>
+                <w:sz w:val="28"/>
+                <w:szCs w:val="32"/>
+              </w:rPr>
+              <w:t>9</w:t>
+            </w:r>
+          </w:p>
+          <w:p>
+            <w:pPr>
+              <w:widowControl w:val="0"/>
+              <w:tabs>
+                <w:tab w:val="left" w:pos="993"/>
+              </w:tabs>
+              <w:autoSpaceDE w:val="0"/>
+              <w:autoSpaceDN w:val="0"/>
+              <w:adjustRightInd w:val="0"/>
+              <w:spacing w:before="0" w:line="240" w:lineRule="auto"/>
+              <w:ind w:right="297"/>
+              <w:rPr>
+                <w:rFonts w:cs="Arial"/>
+                <w:b/>
+                <w:color w:val="000000"/>
+                <w:sz w:val="28"/>
+                <w:szCs w:val="32"/>
+              </w:rPr>
+            </w:pPr>
+            <w:r>
+              <w:rPr>
+                <w:rFonts w:cs="Arial"/>
+                <w:b/>
+                <w:color w:val="000000"/>
+                <w:sz w:val="28"/>
+                <w:szCs w:val="32"/>
+              </w:rPr>
+              <w:t>Panchaati No</w:t>
+            </w:r>
+            <w:r>
+              <w:rPr>
+                <w:rFonts w:cs="Arial"/>
+                <w:b/>
+                <w:color w:val="000000"/>
+                <w:szCs w:val="32"/>
+              </w:rPr>
+              <w:t>. -</w:t>
+            </w:r>
+            <w:r>
+              <w:rPr>
+                <w:rFonts w:cs="Arial"/>
+                <w:b/>
+                <w:color w:val="000000"/>
+                <w:szCs w:val="32"/>
+              </w:rPr>
+              <w:t xml:space="preserve"> </w:t>
+            </w:r>
+            <w:r>
+              <w:rPr>
+                <w:rFonts w:cs="Arial"/>
+                <w:b/>
+                <w:color w:val="000000"/>
+                <w:sz w:val="28"/>
+                <w:szCs w:val="32"/>
+              </w:rPr>
+              <w:t>1</w:t>
+            </w:r>
+            <w:r>
+              <w:rPr>
+                <w:rFonts w:cs="Arial"/>
+                <w:b/>
+                <w:color w:val="000000"/>
+                <w:sz w:val="28"/>
+                <w:szCs w:val="32"/>
+              </w:rPr>
+              <w:t>9</w:t>
+            </w:r>
+          </w:p>
+        </w:tc>
+        <w:tc>
+          <w:tcPr>
+            <w:tcW w:w="5386" w:type="dxa"/>
+          </w:tcPr>
+          <w:p>
+            <w:pPr>
+              <w:widowControl w:val="0"/>
+              <w:autoSpaceDE w:val="0"/>
+              <w:autoSpaceDN w:val="0"/>
+              <w:adjustRightInd w:val="0"/>
+              <w:spacing w:before="0" w:line="240" w:lineRule="auto"/>
+              <w:rPr>
+                <w:rFonts w:ascii="BRH Malayalam Extra" w:hAnsi="BRH Malayalam Extra" w:cs="BRH Malayalam Extra"/>
+                <w:color w:val="000000"/>
+                <w:sz w:val="40"/>
+                <w:szCs w:val="40"/>
+                <w:lang w:val="it-IT"/>
+              </w:rPr>
+            </w:pPr>
+            <w:r>
+              <w:rPr>
+                <w:rFonts w:ascii="BRH Malayalam Extra" w:hAnsi="BRH Malayalam Extra" w:cs="BRH Malayalam Extra"/>
+                <w:color w:val="000000"/>
+                <w:sz w:val="40"/>
+                <w:szCs w:val="40"/>
+                <w:lang w:val="it-IT"/>
+              </w:rPr>
+              <w:t>p</w:t>
+            </w:r>
+            <w:r>
+              <w:rPr>
+                <w:rFonts w:ascii="BRH Malayalam Extra" w:hAnsi="BRH Malayalam Extra" w:cs="BRH Malayalam Extra"/>
+                <w:color w:val="000000"/>
+                <w:sz w:val="33"/>
+                <w:szCs w:val="40"/>
+                <w:lang w:val="it-IT"/>
+              </w:rPr>
+              <w:t>–</w:t>
+            </w:r>
+            <w:r>
+              <w:rPr>
+                <w:rFonts w:ascii="BRH Malayalam Extra" w:hAnsi="BRH Malayalam Extra" w:cs="BRH Malayalam Extra"/>
+                <w:color w:val="000000"/>
+                <w:sz w:val="40"/>
+                <w:szCs w:val="40"/>
+                <w:lang w:val="it-IT"/>
+              </w:rPr>
+              <w:t>¥e</w:t>
+            </w:r>
+            <w:r>
+              <w:rPr>
+                <w:rFonts w:ascii="BRH Malayalam Extra" w:hAnsi="BRH Malayalam Extra" w:cs="BRH Malayalam Extra"/>
+                <w:color w:val="000000"/>
+                <w:sz w:val="33"/>
+                <w:szCs w:val="40"/>
+                <w:lang w:val="it-IT"/>
+              </w:rPr>
+              <w:t>–</w:t>
+            </w:r>
+            <w:r>
+              <w:rPr>
+                <w:rFonts w:ascii="BRH Malayalam Extra" w:hAnsi="BRH Malayalam Extra" w:cs="BRH Malayalam Extra"/>
+                <w:color w:val="000000"/>
+                <w:sz w:val="40"/>
+                <w:szCs w:val="40"/>
+                <w:lang w:val="it-IT"/>
+              </w:rPr>
+              <w:t>b§ bõx</w:t>
+            </w:r>
+            <w:r>
+              <w:rPr>
+                <w:rFonts w:ascii="BRH Malayalam Extra" w:hAnsi="BRH Malayalam Extra" w:cs="BRH Malayalam Extra"/>
+                <w:color w:val="000000"/>
+                <w:sz w:val="33"/>
+                <w:szCs w:val="40"/>
+                <w:lang w:val="it-IT"/>
+              </w:rPr>
+              <w:t>–</w:t>
+            </w:r>
+            <w:r>
+              <w:rPr>
+                <w:rFonts w:ascii="BRH Malayalam Extra" w:hAnsi="BRH Malayalam Extra" w:cs="BRH Malayalam Extra"/>
+                <w:color w:val="000000"/>
+                <w:sz w:val="40"/>
+                <w:szCs w:val="40"/>
+                <w:lang w:val="it-IT"/>
+              </w:rPr>
+              <w:t>px</w:t>
+            </w:r>
+            <w:r>
+              <w:rPr>
+                <w:rFonts w:ascii="BRH Malayalam Extra" w:hAnsi="BRH Malayalam Extra" w:cs="BRH Malayalam Extra"/>
+                <w:color w:val="000000"/>
+                <w:sz w:val="33"/>
+                <w:szCs w:val="40"/>
+                <w:lang w:val="it-IT"/>
+              </w:rPr>
+              <w:t>–</w:t>
+            </w:r>
+            <w:r>
+              <w:rPr>
+                <w:rFonts w:ascii="BRH Malayalam Extra" w:hAnsi="BRH Malayalam Extra" w:cs="BRH Malayalam Extra"/>
+                <w:color w:val="000000"/>
+                <w:sz w:val="40"/>
+                <w:szCs w:val="40"/>
+                <w:lang w:val="it-IT"/>
+              </w:rPr>
+              <w:t>e£</w:t>
+            </w:r>
+            <w:r>
+              <w:rPr>
+                <w:rFonts w:ascii="BRH Malayalam Extra" w:hAnsi="BRH Malayalam Extra" w:cs="BRH Malayalam Extra"/>
+                <w:color w:val="000000"/>
+                <w:sz w:val="33"/>
+                <w:szCs w:val="40"/>
+                <w:lang w:val="it-IT"/>
+              </w:rPr>
+              <w:t>–</w:t>
+            </w:r>
+            <w:r>
+              <w:rPr>
+                <w:rFonts w:ascii="BRH Malayalam Extra" w:hAnsi="BRH Malayalam Extra" w:cs="BRH Malayalam Extra"/>
+                <w:color w:val="000000"/>
+                <w:sz w:val="40"/>
+                <w:szCs w:val="40"/>
+                <w:lang w:val="it-IT"/>
+              </w:rPr>
+              <w:t>ay</w:t>
+            </w:r>
+            <w:r>
+              <w:rPr>
+                <w:rFonts w:ascii="BRH Malayalam Extra" w:hAnsi="BRH Malayalam Extra" w:cs="BRH Malayalam Extra"/>
+                <w:color w:val="000000"/>
+                <w:sz w:val="33"/>
+                <w:szCs w:val="40"/>
+                <w:lang w:val="it-IT"/>
+              </w:rPr>
+              <w:t>–</w:t>
+            </w:r>
+            <w:r>
+              <w:rPr>
+                <w:rFonts w:ascii="BRH Malayalam Extra" w:hAnsi="BRH Malayalam Extra" w:cs="BRH Malayalam Extra"/>
+                <w:color w:val="000000"/>
+                <w:sz w:val="40"/>
+                <w:szCs w:val="40"/>
+                <w:lang w:val="it-IT"/>
+              </w:rPr>
+              <w:t xml:space="preserve">põ˜I | </w:t>
+            </w:r>
+          </w:p>
+          <w:p>
+            <w:pPr>
+              <w:widowControl w:val="0"/>
+              <w:autoSpaceDE w:val="0"/>
+              <w:autoSpaceDN w:val="0"/>
+              <w:adjustRightInd w:val="0"/>
+              <w:spacing w:before="0" w:line="240" w:lineRule="auto"/>
+              <w:rPr>
+                <w:rFonts w:ascii="BRH Malayalam Extra" w:hAnsi="BRH Malayalam Extra" w:cs="BRH Malayalam Extra"/>
+                <w:color w:val="000000"/>
+                <w:sz w:val="40"/>
+                <w:szCs w:val="40"/>
+                <w:lang w:val="it-IT"/>
+              </w:rPr>
+            </w:pPr>
+            <w:r>
+              <w:rPr>
+                <w:rFonts w:ascii="BRH Malayalam Extra" w:hAnsi="BRH Malayalam Extra" w:cs="BRH Malayalam Extra"/>
+                <w:color w:val="000000"/>
+                <w:sz w:val="40"/>
+                <w:szCs w:val="40"/>
+                <w:lang w:val="it-IT"/>
+              </w:rPr>
+              <w:t>bõx</w:t>
+            </w:r>
+            <w:r>
+              <w:rPr>
+                <w:rFonts w:ascii="BRH Malayalam Extra" w:hAnsi="BRH Malayalam Extra" w:cs="BRH Malayalam Extra"/>
+                <w:color w:val="000000"/>
+                <w:sz w:val="33"/>
+                <w:szCs w:val="40"/>
+                <w:lang w:val="it-IT"/>
+              </w:rPr>
+              <w:t>–</w:t>
+            </w:r>
+            <w:r>
+              <w:rPr>
+                <w:rFonts w:ascii="BRH Malayalam Extra" w:hAnsi="BRH Malayalam Extra" w:cs="BRH Malayalam Extra"/>
+                <w:color w:val="000000"/>
+                <w:sz w:val="40"/>
+                <w:szCs w:val="40"/>
+                <w:lang w:val="it-IT"/>
+              </w:rPr>
+              <w:t>px</w:t>
+            </w:r>
+            <w:r>
+              <w:rPr>
+                <w:rFonts w:ascii="BRH Malayalam Extra" w:hAnsi="BRH Malayalam Extra" w:cs="BRH Malayalam Extra"/>
+                <w:color w:val="000000"/>
+                <w:sz w:val="33"/>
+                <w:szCs w:val="40"/>
+                <w:lang w:val="it-IT"/>
+              </w:rPr>
+              <w:t>–</w:t>
+            </w:r>
+            <w:r>
+              <w:rPr>
+                <w:rFonts w:ascii="BRH Malayalam Extra" w:hAnsi="BRH Malayalam Extra" w:cs="BRH Malayalam Extra"/>
+                <w:color w:val="000000"/>
+                <w:sz w:val="40"/>
+                <w:szCs w:val="40"/>
+                <w:lang w:val="it-IT"/>
+              </w:rPr>
+              <w:t>e£</w:t>
+            </w:r>
+            <w:r>
+              <w:rPr>
+                <w:rFonts w:ascii="BRH Malayalam Extra" w:hAnsi="BRH Malayalam Extra" w:cs="BRH Malayalam Extra"/>
+                <w:color w:val="000000"/>
+                <w:sz w:val="33"/>
+                <w:szCs w:val="40"/>
+                <w:lang w:val="it-IT"/>
+              </w:rPr>
+              <w:t>–</w:t>
+            </w:r>
+            <w:r>
+              <w:rPr>
+                <w:rFonts w:ascii="BRH Malayalam Extra" w:hAnsi="BRH Malayalam Extra" w:cs="BRH Malayalam Extra"/>
+                <w:color w:val="000000"/>
+                <w:sz w:val="40"/>
+                <w:szCs w:val="40"/>
+                <w:lang w:val="it-IT"/>
+              </w:rPr>
+              <w:t>ay</w:t>
+            </w:r>
+            <w:r>
+              <w:rPr>
+                <w:rFonts w:ascii="BRH Malayalam Extra" w:hAnsi="BRH Malayalam Extra" w:cs="BRH Malayalam Extra"/>
+                <w:color w:val="000000"/>
+                <w:sz w:val="33"/>
+                <w:szCs w:val="40"/>
+                <w:lang w:val="it-IT"/>
+              </w:rPr>
+              <w:t>–</w:t>
+            </w:r>
+            <w:r>
+              <w:rPr>
+                <w:rFonts w:ascii="BRH Malayalam Extra" w:hAnsi="BRH Malayalam Extra" w:cs="BRH Malayalam Extra"/>
+                <w:color w:val="000000"/>
+                <w:sz w:val="40"/>
+                <w:szCs w:val="40"/>
+                <w:lang w:val="it-IT"/>
+              </w:rPr>
+              <w:t>põ—¥i</w:t>
+            </w:r>
+            <w:r>
+              <w:rPr>
+                <w:rFonts w:ascii="BRH Malayalam Extra" w:hAnsi="BRH Malayalam Extra" w:cs="BRH Malayalam Extra"/>
+                <w:color w:val="000000"/>
+                <w:sz w:val="40"/>
+                <w:szCs w:val="40"/>
+                <w:highlight w:val="yellow"/>
+                <w:lang w:val="it-IT"/>
+              </w:rPr>
+              <w:t>K—ex</w:t>
+            </w:r>
+            <w:r>
+              <w:rPr>
+                <w:rFonts w:ascii="BRH Malayalam Extra" w:hAnsi="BRH Malayalam Extra" w:cs="BRH Malayalam Extra"/>
+                <w:color w:val="000000"/>
+                <w:sz w:val="40"/>
+                <w:szCs w:val="40"/>
+                <w:lang w:val="it-IT"/>
+              </w:rPr>
+              <w:t>mI |</w:t>
+            </w:r>
+          </w:p>
+        </w:tc>
+        <w:tc>
+          <w:tcPr>
+            <w:tcW w:w="5220" w:type="dxa"/>
+          </w:tcPr>
+          <w:p>
+            <w:pPr>
+              <w:widowControl w:val="0"/>
+              <w:autoSpaceDE w:val="0"/>
+              <w:autoSpaceDN w:val="0"/>
+              <w:adjustRightInd w:val="0"/>
+              <w:spacing w:line="252" w:lineRule="auto"/>
+              <w:rPr>
+                <w:rFonts w:ascii="BRH Malayalam Extra" w:hAnsi="BRH Malayalam Extra" w:cs="BRH Malayalam Extra"/>
+                <w:color w:val="000000"/>
+                <w:sz w:val="40"/>
+                <w:szCs w:val="40"/>
+                <w:lang w:val="it-IT"/>
+              </w:rPr>
+            </w:pPr>
+            <w:r>
+              <w:rPr>
+                <w:rFonts w:ascii="BRH Malayalam Extra" w:hAnsi="BRH Malayalam Extra" w:cs="BRH Malayalam Extra"/>
+                <w:color w:val="000000"/>
+                <w:sz w:val="40"/>
+                <w:szCs w:val="40"/>
+                <w:lang w:val="it-IT"/>
+              </w:rPr>
+              <w:t>p</w:t>
+            </w:r>
+            <w:r>
+              <w:rPr>
+                <w:rFonts w:ascii="BRH Malayalam Extra" w:hAnsi="BRH Malayalam Extra" w:cs="BRH Malayalam Extra"/>
+                <w:color w:val="000000"/>
+                <w:sz w:val="33"/>
+                <w:szCs w:val="40"/>
+                <w:lang w:val="it-IT"/>
+              </w:rPr>
+              <w:t>–</w:t>
+            </w:r>
+            <w:r>
+              <w:rPr>
+                <w:rFonts w:ascii="BRH Malayalam Extra" w:hAnsi="BRH Malayalam Extra" w:cs="BRH Malayalam Extra"/>
+                <w:color w:val="000000"/>
+                <w:sz w:val="40"/>
+                <w:szCs w:val="40"/>
+                <w:lang w:val="it-IT"/>
+              </w:rPr>
+              <w:t>¥e</w:t>
+            </w:r>
+            <w:r>
+              <w:rPr>
+                <w:rFonts w:ascii="BRH Malayalam Extra" w:hAnsi="BRH Malayalam Extra" w:cs="BRH Malayalam Extra"/>
+                <w:color w:val="000000"/>
+                <w:sz w:val="33"/>
+                <w:szCs w:val="40"/>
+                <w:lang w:val="it-IT"/>
+              </w:rPr>
+              <w:t>–</w:t>
+            </w:r>
+            <w:r>
+              <w:rPr>
+                <w:rFonts w:ascii="BRH Malayalam Extra" w:hAnsi="BRH Malayalam Extra" w:cs="BRH Malayalam Extra"/>
+                <w:color w:val="000000"/>
+                <w:sz w:val="40"/>
+                <w:szCs w:val="40"/>
+                <w:lang w:val="it-IT"/>
+              </w:rPr>
+              <w:t>b§ bõx</w:t>
+            </w:r>
+            <w:r>
+              <w:rPr>
+                <w:rFonts w:ascii="BRH Malayalam Extra" w:hAnsi="BRH Malayalam Extra" w:cs="BRH Malayalam Extra"/>
+                <w:color w:val="000000"/>
+                <w:sz w:val="33"/>
+                <w:szCs w:val="40"/>
+                <w:lang w:val="it-IT"/>
+              </w:rPr>
+              <w:t>–</w:t>
+            </w:r>
+            <w:r>
+              <w:rPr>
+                <w:rFonts w:ascii="BRH Malayalam Extra" w:hAnsi="BRH Malayalam Extra" w:cs="BRH Malayalam Extra"/>
+                <w:color w:val="000000"/>
+                <w:sz w:val="40"/>
+                <w:szCs w:val="40"/>
+                <w:lang w:val="it-IT"/>
+              </w:rPr>
+              <w:t>px</w:t>
+            </w:r>
+            <w:r>
+              <w:rPr>
+                <w:rFonts w:ascii="BRH Malayalam Extra" w:hAnsi="BRH Malayalam Extra" w:cs="BRH Malayalam Extra"/>
+                <w:color w:val="000000"/>
+                <w:sz w:val="33"/>
+                <w:szCs w:val="40"/>
+                <w:lang w:val="it-IT"/>
+              </w:rPr>
+              <w:t>–</w:t>
+            </w:r>
+            <w:r>
+              <w:rPr>
+                <w:rFonts w:ascii="BRH Malayalam Extra" w:hAnsi="BRH Malayalam Extra" w:cs="BRH Malayalam Extra"/>
+                <w:color w:val="000000"/>
+                <w:sz w:val="40"/>
+                <w:szCs w:val="40"/>
+                <w:lang w:val="it-IT"/>
+              </w:rPr>
+              <w:t>e£</w:t>
+            </w:r>
+            <w:r>
+              <w:rPr>
+                <w:rFonts w:ascii="BRH Malayalam Extra" w:hAnsi="BRH Malayalam Extra" w:cs="BRH Malayalam Extra"/>
+                <w:color w:val="000000"/>
+                <w:sz w:val="33"/>
+                <w:szCs w:val="40"/>
+                <w:lang w:val="it-IT"/>
+              </w:rPr>
+              <w:t>–</w:t>
+            </w:r>
+            <w:r>
+              <w:rPr>
+                <w:rFonts w:ascii="BRH Malayalam Extra" w:hAnsi="BRH Malayalam Extra" w:cs="BRH Malayalam Extra"/>
+                <w:color w:val="000000"/>
+                <w:sz w:val="40"/>
+                <w:szCs w:val="40"/>
+                <w:lang w:val="it-IT"/>
+              </w:rPr>
+              <w:t>ay</w:t>
+            </w:r>
+            <w:r>
+              <w:rPr>
+                <w:rFonts w:ascii="BRH Malayalam Extra" w:hAnsi="BRH Malayalam Extra" w:cs="BRH Malayalam Extra"/>
+                <w:color w:val="000000"/>
+                <w:sz w:val="33"/>
+                <w:szCs w:val="40"/>
+                <w:lang w:val="it-IT"/>
+              </w:rPr>
+              <w:t>–</w:t>
+            </w:r>
+            <w:r>
+              <w:rPr>
+                <w:rFonts w:ascii="BRH Malayalam Extra" w:hAnsi="BRH Malayalam Extra" w:cs="BRH Malayalam Extra"/>
+                <w:color w:val="000000"/>
+                <w:sz w:val="40"/>
+                <w:szCs w:val="40"/>
+                <w:lang w:val="it-IT"/>
+              </w:rPr>
+              <w:t xml:space="preserve">põ˜I | </w:t>
+            </w:r>
+          </w:p>
+          <w:p>
+            <w:pPr>
+              <w:widowControl w:val="0"/>
+              <w:autoSpaceDE w:val="0"/>
+              <w:autoSpaceDN w:val="0"/>
+              <w:adjustRightInd w:val="0"/>
+              <w:spacing w:before="0" w:line="240" w:lineRule="auto"/>
+              <w:rPr>
+                <w:rFonts w:ascii="BRH Malayalam Extra" w:hAnsi="BRH Malayalam Extra" w:cs="BRH Malayalam Extra"/>
+                <w:color w:val="000000"/>
+                <w:sz w:val="40"/>
+                <w:szCs w:val="40"/>
+                <w:lang w:val="it-IT"/>
+              </w:rPr>
+            </w:pPr>
+            <w:r>
+              <w:rPr>
+                <w:rFonts w:ascii="BRH Malayalam Extra" w:hAnsi="BRH Malayalam Extra" w:cs="BRH Malayalam Extra"/>
+                <w:color w:val="000000"/>
+                <w:sz w:val="40"/>
+                <w:szCs w:val="40"/>
+                <w:lang w:val="it-IT"/>
+              </w:rPr>
+              <w:t>bõx</w:t>
+            </w:r>
+            <w:r>
+              <w:rPr>
+                <w:rFonts w:ascii="BRH Malayalam Extra" w:hAnsi="BRH Malayalam Extra" w:cs="BRH Malayalam Extra"/>
+                <w:color w:val="000000"/>
+                <w:sz w:val="33"/>
+                <w:szCs w:val="40"/>
+                <w:lang w:val="it-IT"/>
+              </w:rPr>
+              <w:t>–</w:t>
+            </w:r>
+            <w:r>
+              <w:rPr>
+                <w:rFonts w:ascii="BRH Malayalam Extra" w:hAnsi="BRH Malayalam Extra" w:cs="BRH Malayalam Extra"/>
+                <w:color w:val="000000"/>
+                <w:sz w:val="40"/>
+                <w:szCs w:val="40"/>
+                <w:lang w:val="it-IT"/>
+              </w:rPr>
+              <w:t>px</w:t>
+            </w:r>
+            <w:r>
+              <w:rPr>
+                <w:rFonts w:ascii="BRH Malayalam Extra" w:hAnsi="BRH Malayalam Extra" w:cs="BRH Malayalam Extra"/>
+                <w:color w:val="000000"/>
+                <w:sz w:val="33"/>
+                <w:szCs w:val="40"/>
+                <w:lang w:val="it-IT"/>
+              </w:rPr>
+              <w:t>–</w:t>
+            </w:r>
+            <w:r>
+              <w:rPr>
+                <w:rFonts w:ascii="BRH Malayalam Extra" w:hAnsi="BRH Malayalam Extra" w:cs="BRH Malayalam Extra"/>
+                <w:color w:val="000000"/>
+                <w:sz w:val="40"/>
+                <w:szCs w:val="40"/>
+                <w:lang w:val="it-IT"/>
+              </w:rPr>
+              <w:t>e£</w:t>
+            </w:r>
+            <w:r>
+              <w:rPr>
+                <w:rFonts w:ascii="BRH Malayalam Extra" w:hAnsi="BRH Malayalam Extra" w:cs="BRH Malayalam Extra"/>
+                <w:color w:val="000000"/>
+                <w:sz w:val="33"/>
+                <w:szCs w:val="40"/>
+                <w:lang w:val="it-IT"/>
+              </w:rPr>
+              <w:t>–</w:t>
+            </w:r>
+            <w:r>
+              <w:rPr>
+                <w:rFonts w:ascii="BRH Malayalam Extra" w:hAnsi="BRH Malayalam Extra" w:cs="BRH Malayalam Extra"/>
+                <w:color w:val="000000"/>
+                <w:sz w:val="40"/>
+                <w:szCs w:val="40"/>
+                <w:lang w:val="it-IT"/>
+              </w:rPr>
+              <w:t>ay</w:t>
+            </w:r>
+            <w:r>
+              <w:rPr>
+                <w:rFonts w:ascii="BRH Malayalam Extra" w:hAnsi="BRH Malayalam Extra" w:cs="BRH Malayalam Extra"/>
+                <w:color w:val="000000"/>
+                <w:sz w:val="33"/>
+                <w:szCs w:val="40"/>
+                <w:lang w:val="it-IT"/>
+              </w:rPr>
+              <w:t>–</w:t>
+            </w:r>
+            <w:r>
+              <w:rPr>
+                <w:rFonts w:ascii="BRH Malayalam Extra" w:hAnsi="BRH Malayalam Extra" w:cs="BRH Malayalam Extra"/>
+                <w:color w:val="000000"/>
+                <w:sz w:val="40"/>
+                <w:szCs w:val="40"/>
+                <w:lang w:val="it-IT"/>
+              </w:rPr>
+              <w:t>põ</w:t>
+            </w:r>
+            <w:r>
+              <w:rPr>
+                <w:rFonts w:ascii="BRH Malayalam Extra" w:hAnsi="BRH Malayalam Extra" w:cs="BRH Malayalam Extra"/>
+                <w:color w:val="000000"/>
+                <w:sz w:val="40"/>
+                <w:szCs w:val="40"/>
+                <w:highlight w:val="green"/>
+                <w:lang w:val="it-IT"/>
+              </w:rPr>
+              <w:t>—¥iK—K</w:t>
+            </w:r>
+            <w:r>
+              <w:rPr>
+                <w:rFonts w:ascii="BRH Malayalam Extra" w:hAnsi="BRH Malayalam Extra" w:cs="BRH Malayalam Extra"/>
+                <w:color w:val="000000"/>
+                <w:sz w:val="40"/>
+                <w:szCs w:val="40"/>
+                <w:lang w:val="it-IT"/>
+              </w:rPr>
+              <w:t>exmI |</w:t>
             </w:r>
           </w:p>
         </w:tc>
@@ -879,6 +1902,7 @@
                 <w:sz w:val="32"/>
                 <w:szCs w:val="32"/>
               </w:rPr>
+              <w:lastRenderedPageBreak/>
               <w:t>Section, Paragraph</w:t>
             </w:r>
           </w:p>
@@ -1439,7 +2463,6 @@
                 <w:sz w:val="28"/>
                 <w:szCs w:val="32"/>
               </w:rPr>
-              <w:lastRenderedPageBreak/>
               <w:t>Panchaati No</w:t>
             </w:r>
             <w:r>
@@ -1503,7 +2526,6 @@
                 <w:sz w:val="40"/>
                 <w:szCs w:val="40"/>
               </w:rPr>
-              <w:lastRenderedPageBreak/>
               <w:t>j</w:t>
             </w:r>
             <w:r>
@@ -3512,6 +4534,7 @@
           <w:b/>
           <w:bCs/>
         </w:rPr>
+        <w:lastRenderedPageBreak/>
         <w:t>(ignore those which are already incorporated in your book’s version and date)</w:t>
       </w:r>
     </w:p>
@@ -3655,7 +4678,6 @@
                 <w:sz w:val="28"/>
                 <w:szCs w:val="32"/>
               </w:rPr>
-              <w:lastRenderedPageBreak/>
               <w:t>T.S.2.</w:t>
             </w:r>
             <w:r>
@@ -5639,6 +6661,7 @@
                 <w:sz w:val="40"/>
                 <w:szCs w:val="40"/>
               </w:rPr>
+              <w:lastRenderedPageBreak/>
               <w:t>sI - Óxeõ˜</w:t>
             </w:r>
             <w:r>
@@ -5686,6 +6709,7 @@
                 <w:sz w:val="40"/>
                 <w:szCs w:val="40"/>
               </w:rPr>
+              <w:lastRenderedPageBreak/>
               <w:t>j</w:t>
             </w:r>
             <w:r>
@@ -5942,6 +6966,7 @@
                 <w:sz w:val="40"/>
                 <w:szCs w:val="40"/>
               </w:rPr>
+              <w:lastRenderedPageBreak/>
               <w:t>sI - Óxeõ˜</w:t>
             </w:r>
             <w:r>

--- a/TS-Kramam/TS-2.6/TS 2.6 Malayalam Krama Paatam Corrections.docx
+++ b/TS-Kramam/TS-2.6/TS 2.6 Malayalam Krama Paatam Corrections.docx
@@ -61,7 +61,18 @@
           <w:szCs w:val="32"/>
           <w:u w:val="single"/>
         </w:rPr>
-        <w:t xml:space="preserve">Corrections –Observed till </w:t>
+        <w:t xml:space="preserve">Corrections –Observed </w:t>
+      </w:r>
+      <w:proofErr w:type="gramStart"/>
+      <w:r>
+        <w:rPr>
+          <w:b/>
+          <w:bCs/>
+          <w:sz w:val="32"/>
+          <w:szCs w:val="32"/>
+          <w:u w:val="single"/>
+        </w:rPr>
+        <w:t xml:space="preserve">till </w:t>
       </w:r>
       <w:r>
         <w:rPr>
@@ -74,6 +85,7 @@
         </w:rPr>
         <w:t>????</w:t>
       </w:r>
+      <w:proofErr w:type="gramEnd"/>
     </w:p>
     <w:p>
       <w:pPr>
@@ -1014,27 +1026,7 @@
                 <w:sz w:val="28"/>
                 <w:szCs w:val="32"/>
               </w:rPr>
-              <w:t>6.3.</w:t>
-            </w:r>
-            <w:r>
-              <w:rPr>
-                <w:rFonts w:cs="Arial"/>
-                <w:b/>
-                <w:color w:val="000000"/>
-                <w:sz w:val="28"/>
-                <w:szCs w:val="32"/>
-              </w:rPr>
-              <w:t>6</w:t>
-            </w:r>
-            <w:r>
-              <w:rPr>
-                <w:rFonts w:cs="Arial"/>
-                <w:b/>
-                <w:color w:val="000000"/>
-                <w:sz w:val="28"/>
-                <w:szCs w:val="32"/>
-              </w:rPr>
-              <w:t xml:space="preserve"> </w:t>
+              <w:t xml:space="preserve">6.3.6 </w:t>
             </w:r>
             <w:r>
               <w:rPr>
@@ -1084,17 +1076,7 @@
                 <w:sz w:val="28"/>
                 <w:szCs w:val="32"/>
               </w:rPr>
-              <w:t xml:space="preserve"> </w:t>
-            </w:r>
-            <w:r>
-              <w:rPr>
-                <w:rFonts w:cs="Arial"/>
-                <w:b/>
-                <w:color w:val="000000"/>
-                <w:sz w:val="28"/>
-                <w:szCs w:val="32"/>
-              </w:rPr>
-              <w:t>9</w:t>
+              <w:t xml:space="preserve"> 9</w:t>
             </w:r>
           </w:p>
           <w:p>
@@ -1152,17 +1134,7 @@
                 <w:sz w:val="28"/>
                 <w:szCs w:val="32"/>
               </w:rPr>
-              <w:t>1</w:t>
-            </w:r>
-            <w:r>
-              <w:rPr>
-                <w:rFonts w:cs="Arial"/>
-                <w:b/>
-                <w:color w:val="000000"/>
-                <w:sz w:val="28"/>
-                <w:szCs w:val="32"/>
-              </w:rPr>
-              <w:t>9</w:t>
+              <w:t>19</w:t>
             </w:r>
           </w:p>
         </w:tc>
@@ -1454,10 +1426,3249 @@
               <w:autoSpaceDE w:val="0"/>
               <w:autoSpaceDN w:val="0"/>
               <w:adjustRightInd w:val="0"/>
+              <w:spacing w:before="0" w:line="240" w:lineRule="auto"/>
+              <w:rPr>
+                <w:rFonts w:ascii="BRH Malayalam Extra" w:hAnsi="BRH Malayalam Extra" w:cs="BRH Malayalam Extra"/>
+                <w:color w:val="000000"/>
+                <w:sz w:val="40"/>
+                <w:szCs w:val="40"/>
+                <w:lang w:val="it-IT"/>
+              </w:rPr>
+            </w:pPr>
+            <w:r>
+              <w:rPr>
+                <w:rFonts w:ascii="BRH Malayalam Extra" w:hAnsi="BRH Malayalam Extra" w:cs="BRH Malayalam Extra"/>
+                <w:color w:val="000000"/>
+                <w:sz w:val="40"/>
+                <w:szCs w:val="40"/>
+                <w:lang w:val="it-IT"/>
+              </w:rPr>
+              <w:t>p</w:t>
+            </w:r>
+            <w:r>
+              <w:rPr>
+                <w:rFonts w:ascii="BRH Malayalam Extra" w:hAnsi="BRH Malayalam Extra" w:cs="BRH Malayalam Extra"/>
+                <w:color w:val="000000"/>
+                <w:sz w:val="33"/>
+                <w:szCs w:val="40"/>
+                <w:lang w:val="it-IT"/>
+              </w:rPr>
+              <w:t>–</w:t>
+            </w:r>
+            <w:r>
+              <w:rPr>
+                <w:rFonts w:ascii="BRH Malayalam Extra" w:hAnsi="BRH Malayalam Extra" w:cs="BRH Malayalam Extra"/>
+                <w:color w:val="000000"/>
+                <w:sz w:val="40"/>
+                <w:szCs w:val="40"/>
+                <w:lang w:val="it-IT"/>
+              </w:rPr>
+              <w:t>¥e</w:t>
+            </w:r>
+            <w:r>
+              <w:rPr>
+                <w:rFonts w:ascii="BRH Malayalam Extra" w:hAnsi="BRH Malayalam Extra" w:cs="BRH Malayalam Extra"/>
+                <w:color w:val="000000"/>
+                <w:sz w:val="33"/>
+                <w:szCs w:val="40"/>
+                <w:lang w:val="it-IT"/>
+              </w:rPr>
+              <w:t>–</w:t>
+            </w:r>
+            <w:r>
+              <w:rPr>
+                <w:rFonts w:ascii="BRH Malayalam Extra" w:hAnsi="BRH Malayalam Extra" w:cs="BRH Malayalam Extra"/>
+                <w:color w:val="000000"/>
+                <w:sz w:val="40"/>
+                <w:szCs w:val="40"/>
+                <w:lang w:val="it-IT"/>
+              </w:rPr>
+              <w:t>b§ bõx</w:t>
+            </w:r>
+            <w:r>
+              <w:rPr>
+                <w:rFonts w:ascii="BRH Malayalam Extra" w:hAnsi="BRH Malayalam Extra" w:cs="BRH Malayalam Extra"/>
+                <w:color w:val="000000"/>
+                <w:sz w:val="33"/>
+                <w:szCs w:val="40"/>
+                <w:lang w:val="it-IT"/>
+              </w:rPr>
+              <w:t>–</w:t>
+            </w:r>
+            <w:r>
+              <w:rPr>
+                <w:rFonts w:ascii="BRH Malayalam Extra" w:hAnsi="BRH Malayalam Extra" w:cs="BRH Malayalam Extra"/>
+                <w:color w:val="000000"/>
+                <w:sz w:val="40"/>
+                <w:szCs w:val="40"/>
+                <w:lang w:val="it-IT"/>
+              </w:rPr>
+              <w:t>px</w:t>
+            </w:r>
+            <w:r>
+              <w:rPr>
+                <w:rFonts w:ascii="BRH Malayalam Extra" w:hAnsi="BRH Malayalam Extra" w:cs="BRH Malayalam Extra"/>
+                <w:color w:val="000000"/>
+                <w:sz w:val="33"/>
+                <w:szCs w:val="40"/>
+                <w:lang w:val="it-IT"/>
+              </w:rPr>
+              <w:t>–</w:t>
+            </w:r>
+            <w:r>
+              <w:rPr>
+                <w:rFonts w:ascii="BRH Malayalam Extra" w:hAnsi="BRH Malayalam Extra" w:cs="BRH Malayalam Extra"/>
+                <w:color w:val="000000"/>
+                <w:sz w:val="40"/>
+                <w:szCs w:val="40"/>
+                <w:lang w:val="it-IT"/>
+              </w:rPr>
+              <w:t>e£</w:t>
+            </w:r>
+            <w:r>
+              <w:rPr>
+                <w:rFonts w:ascii="BRH Malayalam Extra" w:hAnsi="BRH Malayalam Extra" w:cs="BRH Malayalam Extra"/>
+                <w:color w:val="000000"/>
+                <w:sz w:val="33"/>
+                <w:szCs w:val="40"/>
+                <w:lang w:val="it-IT"/>
+              </w:rPr>
+              <w:t>–</w:t>
+            </w:r>
+            <w:r>
+              <w:rPr>
+                <w:rFonts w:ascii="BRH Malayalam Extra" w:hAnsi="BRH Malayalam Extra" w:cs="BRH Malayalam Extra"/>
+                <w:color w:val="000000"/>
+                <w:sz w:val="40"/>
+                <w:szCs w:val="40"/>
+                <w:lang w:val="it-IT"/>
+              </w:rPr>
+              <w:t>ay</w:t>
+            </w:r>
+            <w:r>
+              <w:rPr>
+                <w:rFonts w:ascii="BRH Malayalam Extra" w:hAnsi="BRH Malayalam Extra" w:cs="BRH Malayalam Extra"/>
+                <w:color w:val="000000"/>
+                <w:sz w:val="33"/>
+                <w:szCs w:val="40"/>
+                <w:lang w:val="it-IT"/>
+              </w:rPr>
+              <w:t>–</w:t>
+            </w:r>
+            <w:r>
+              <w:rPr>
+                <w:rFonts w:ascii="BRH Malayalam Extra" w:hAnsi="BRH Malayalam Extra" w:cs="BRH Malayalam Extra"/>
+                <w:color w:val="000000"/>
+                <w:sz w:val="40"/>
+                <w:szCs w:val="40"/>
+                <w:lang w:val="it-IT"/>
+              </w:rPr>
+              <w:t xml:space="preserve">põ˜I | </w:t>
+            </w:r>
+          </w:p>
+          <w:p>
+            <w:pPr>
+              <w:widowControl w:val="0"/>
+              <w:autoSpaceDE w:val="0"/>
+              <w:autoSpaceDN w:val="0"/>
+              <w:adjustRightInd w:val="0"/>
+              <w:spacing w:before="0" w:line="240" w:lineRule="auto"/>
+              <w:rPr>
+                <w:rFonts w:ascii="BRH Malayalam Extra" w:hAnsi="BRH Malayalam Extra" w:cs="BRH Malayalam Extra"/>
+                <w:color w:val="000000"/>
+                <w:sz w:val="40"/>
+                <w:szCs w:val="40"/>
+                <w:lang w:val="it-IT"/>
+              </w:rPr>
+            </w:pPr>
+            <w:r>
+              <w:rPr>
+                <w:rFonts w:ascii="BRH Malayalam Extra" w:hAnsi="BRH Malayalam Extra" w:cs="BRH Malayalam Extra"/>
+                <w:color w:val="000000"/>
+                <w:sz w:val="40"/>
+                <w:szCs w:val="40"/>
+                <w:lang w:val="it-IT"/>
+              </w:rPr>
+              <w:t>bõx</w:t>
+            </w:r>
+            <w:r>
+              <w:rPr>
+                <w:rFonts w:ascii="BRH Malayalam Extra" w:hAnsi="BRH Malayalam Extra" w:cs="BRH Malayalam Extra"/>
+                <w:color w:val="000000"/>
+                <w:sz w:val="33"/>
+                <w:szCs w:val="40"/>
+                <w:lang w:val="it-IT"/>
+              </w:rPr>
+              <w:t>–</w:t>
+            </w:r>
+            <w:r>
+              <w:rPr>
+                <w:rFonts w:ascii="BRH Malayalam Extra" w:hAnsi="BRH Malayalam Extra" w:cs="BRH Malayalam Extra"/>
+                <w:color w:val="000000"/>
+                <w:sz w:val="40"/>
+                <w:szCs w:val="40"/>
+                <w:lang w:val="it-IT"/>
+              </w:rPr>
+              <w:t>px</w:t>
+            </w:r>
+            <w:r>
+              <w:rPr>
+                <w:rFonts w:ascii="BRH Malayalam Extra" w:hAnsi="BRH Malayalam Extra" w:cs="BRH Malayalam Extra"/>
+                <w:color w:val="000000"/>
+                <w:sz w:val="33"/>
+                <w:szCs w:val="40"/>
+                <w:lang w:val="it-IT"/>
+              </w:rPr>
+              <w:t>–</w:t>
+            </w:r>
+            <w:r>
+              <w:rPr>
+                <w:rFonts w:ascii="BRH Malayalam Extra" w:hAnsi="BRH Malayalam Extra" w:cs="BRH Malayalam Extra"/>
+                <w:color w:val="000000"/>
+                <w:sz w:val="40"/>
+                <w:szCs w:val="40"/>
+                <w:lang w:val="it-IT"/>
+              </w:rPr>
+              <w:t>e£</w:t>
+            </w:r>
+            <w:r>
+              <w:rPr>
+                <w:rFonts w:ascii="BRH Malayalam Extra" w:hAnsi="BRH Malayalam Extra" w:cs="BRH Malayalam Extra"/>
+                <w:color w:val="000000"/>
+                <w:sz w:val="33"/>
+                <w:szCs w:val="40"/>
+                <w:lang w:val="it-IT"/>
+              </w:rPr>
+              <w:t>–</w:t>
+            </w:r>
+            <w:r>
+              <w:rPr>
+                <w:rFonts w:ascii="BRH Malayalam Extra" w:hAnsi="BRH Malayalam Extra" w:cs="BRH Malayalam Extra"/>
+                <w:color w:val="000000"/>
+                <w:sz w:val="40"/>
+                <w:szCs w:val="40"/>
+                <w:lang w:val="it-IT"/>
+              </w:rPr>
+              <w:t>ay</w:t>
+            </w:r>
+            <w:r>
+              <w:rPr>
+                <w:rFonts w:ascii="BRH Malayalam Extra" w:hAnsi="BRH Malayalam Extra" w:cs="BRH Malayalam Extra"/>
+                <w:color w:val="000000"/>
+                <w:sz w:val="33"/>
+                <w:szCs w:val="40"/>
+                <w:lang w:val="it-IT"/>
+              </w:rPr>
+              <w:t>–</w:t>
+            </w:r>
+            <w:r>
+              <w:rPr>
+                <w:rFonts w:ascii="BRH Malayalam Extra" w:hAnsi="BRH Malayalam Extra" w:cs="BRH Malayalam Extra"/>
+                <w:color w:val="000000"/>
+                <w:sz w:val="40"/>
+                <w:szCs w:val="40"/>
+                <w:lang w:val="it-IT"/>
+              </w:rPr>
+              <w:t>põ</w:t>
+            </w:r>
+            <w:r>
+              <w:rPr>
+                <w:rFonts w:ascii="BRH Malayalam Extra" w:hAnsi="BRH Malayalam Extra" w:cs="BRH Malayalam Extra"/>
+                <w:color w:val="000000"/>
+                <w:sz w:val="40"/>
+                <w:szCs w:val="40"/>
+                <w:highlight w:val="green"/>
+                <w:lang w:val="it-IT"/>
+              </w:rPr>
+              <w:t>—¥iK—K</w:t>
+            </w:r>
+            <w:r>
+              <w:rPr>
+                <w:rFonts w:ascii="BRH Malayalam Extra" w:hAnsi="BRH Malayalam Extra" w:cs="BRH Malayalam Extra"/>
+                <w:color w:val="000000"/>
+                <w:sz w:val="40"/>
+                <w:szCs w:val="40"/>
+                <w:lang w:val="it-IT"/>
+              </w:rPr>
+              <w:t>exmI |</w:t>
+            </w:r>
+          </w:p>
+        </w:tc>
+      </w:tr>
+      <w:tr>
+        <w:trPr>
+          <w:trHeight w:val="1091"/>
+        </w:trPr>
+        <w:tc>
+          <w:tcPr>
+            <w:tcW w:w="4048" w:type="dxa"/>
+          </w:tcPr>
+          <w:p>
+            <w:pPr>
+              <w:widowControl w:val="0"/>
+              <w:tabs>
+                <w:tab w:val="left" w:pos="993"/>
+              </w:tabs>
+              <w:autoSpaceDE w:val="0"/>
+              <w:autoSpaceDN w:val="0"/>
+              <w:adjustRightInd w:val="0"/>
+              <w:spacing w:before="0" w:line="240" w:lineRule="auto"/>
+              <w:ind w:right="297"/>
+              <w:rPr>
+                <w:rFonts w:cs="Arial"/>
+                <w:b/>
+                <w:sz w:val="28"/>
+                <w:szCs w:val="32"/>
+              </w:rPr>
+            </w:pPr>
+            <w:r>
+              <w:rPr>
+                <w:rFonts w:cs="Arial"/>
+                <w:b/>
+                <w:sz w:val="28"/>
+                <w:szCs w:val="32"/>
+              </w:rPr>
+              <w:t>T.S.2.6.4.1 – Kramam</w:t>
+            </w:r>
+          </w:p>
+          <w:p>
+            <w:pPr>
+              <w:widowControl w:val="0"/>
+              <w:tabs>
+                <w:tab w:val="left" w:pos="993"/>
+              </w:tabs>
+              <w:autoSpaceDE w:val="0"/>
+              <w:autoSpaceDN w:val="0"/>
+              <w:adjustRightInd w:val="0"/>
+              <w:spacing w:before="0" w:line="240" w:lineRule="auto"/>
+              <w:ind w:right="297"/>
+              <w:rPr>
+                <w:rFonts w:cs="Arial"/>
+                <w:b/>
+                <w:sz w:val="28"/>
+                <w:szCs w:val="32"/>
+              </w:rPr>
+            </w:pPr>
+            <w:r>
+              <w:rPr>
+                <w:rFonts w:cs="Arial"/>
+                <w:b/>
+                <w:sz w:val="28"/>
+                <w:szCs w:val="32"/>
+              </w:rPr>
+              <w:t>Krama Vaakyam No.- 41</w:t>
+            </w:r>
+          </w:p>
+          <w:p>
+            <w:pPr>
+              <w:widowControl w:val="0"/>
+              <w:tabs>
+                <w:tab w:val="left" w:pos="993"/>
+              </w:tabs>
+              <w:autoSpaceDE w:val="0"/>
+              <w:autoSpaceDN w:val="0"/>
+              <w:adjustRightInd w:val="0"/>
+              <w:spacing w:before="0" w:line="240" w:lineRule="auto"/>
+              <w:ind w:right="297"/>
+              <w:rPr>
+                <w:rFonts w:cs="Arial"/>
+                <w:b/>
+                <w:color w:val="EE0000"/>
+                <w:sz w:val="28"/>
+                <w:szCs w:val="32"/>
+              </w:rPr>
+            </w:pPr>
+            <w:r>
+              <w:rPr>
+                <w:rFonts w:cs="Arial"/>
+                <w:b/>
+                <w:sz w:val="28"/>
+                <w:szCs w:val="32"/>
+              </w:rPr>
+              <w:t>Panchaati No</w:t>
+            </w:r>
+            <w:r>
+              <w:rPr>
+                <w:rFonts w:cs="Arial"/>
+                <w:b/>
+                <w:szCs w:val="32"/>
+              </w:rPr>
+              <w:t xml:space="preserve">. - </w:t>
+            </w:r>
+            <w:r>
+              <w:rPr>
+                <w:rFonts w:cs="Arial"/>
+                <w:b/>
+                <w:sz w:val="28"/>
+                <w:szCs w:val="28"/>
+              </w:rPr>
+              <w:t>20</w:t>
+            </w:r>
+          </w:p>
+        </w:tc>
+        <w:tc>
+          <w:tcPr>
+            <w:tcW w:w="5386" w:type="dxa"/>
+          </w:tcPr>
+          <w:p>
+            <w:pPr>
+              <w:widowControl w:val="0"/>
+              <w:autoSpaceDE w:val="0"/>
+              <w:autoSpaceDN w:val="0"/>
+              <w:adjustRightInd w:val="0"/>
+              <w:spacing w:before="0" w:line="240" w:lineRule="auto"/>
+              <w:rPr>
+                <w:rFonts w:ascii="BRH Malayalam Extra" w:hAnsi="BRH Malayalam Extra" w:cs="BRH Malayalam Extra"/>
+                <w:color w:val="000000"/>
+                <w:sz w:val="40"/>
+                <w:szCs w:val="40"/>
+              </w:rPr>
+            </w:pPr>
+            <w:r>
+              <w:rPr>
+                <w:rFonts w:ascii="BRH Malayalam Extra" w:hAnsi="BRH Malayalam Extra" w:cs="BRH Malayalam Extra"/>
+                <w:color w:val="000000"/>
+                <w:sz w:val="40"/>
+                <w:szCs w:val="40"/>
+              </w:rPr>
+              <w:t>qõ</w:t>
+            </w:r>
+            <w:r>
+              <w:rPr>
+                <w:rFonts w:ascii="BRH Malayalam Extra" w:hAnsi="BRH Malayalam Extra" w:cs="BRH Malayalam Extra"/>
+                <w:color w:val="000000"/>
+                <w:sz w:val="33"/>
+                <w:szCs w:val="40"/>
+              </w:rPr>
+              <w:t>–</w:t>
+            </w:r>
+            <w:r>
+              <w:rPr>
+                <w:rFonts w:ascii="BRH Malayalam Extra" w:hAnsi="BRH Malayalam Extra" w:cs="BRH Malayalam Extra"/>
+                <w:color w:val="000000"/>
+                <w:sz w:val="40"/>
+                <w:szCs w:val="40"/>
+              </w:rPr>
+              <w:t>Zy</w:t>
+            </w:r>
+            <w:r>
+              <w:rPr>
+                <w:rFonts w:ascii="BRH Malayalam Extra" w:hAnsi="BRH Malayalam Extra" w:cs="BRH Malayalam Extra"/>
+                <w:color w:val="000000"/>
+                <w:sz w:val="33"/>
+                <w:szCs w:val="40"/>
+              </w:rPr>
+              <w:t>–</w:t>
+            </w:r>
+            <w:r>
+              <w:rPr>
+                <w:rFonts w:ascii="BRH Malayalam Extra" w:hAnsi="BRH Malayalam Extra" w:cs="BRH Malayalam Extra"/>
+                <w:color w:val="000000"/>
+                <w:sz w:val="40"/>
+                <w:szCs w:val="40"/>
+              </w:rPr>
+              <w:t xml:space="preserve"> öhxZ£—põxj | </w:t>
+            </w:r>
+          </w:p>
+          <w:p>
+            <w:pPr>
+              <w:widowControl w:val="0"/>
+              <w:autoSpaceDE w:val="0"/>
+              <w:autoSpaceDN w:val="0"/>
+              <w:adjustRightInd w:val="0"/>
+              <w:spacing w:before="0" w:line="240" w:lineRule="auto"/>
+              <w:rPr>
+                <w:rFonts w:ascii="BRH Devanagari Extra" w:hAnsi="BRH Devanagari Extra" w:cs="BRH Devanagari Extra"/>
+                <w:color w:val="EE0000"/>
+                <w:sz w:val="40"/>
+                <w:szCs w:val="40"/>
+              </w:rPr>
+            </w:pPr>
+            <w:r>
+              <w:rPr>
+                <w:rFonts w:ascii="BRH Malayalam Extra" w:hAnsi="BRH Malayalam Extra" w:cs="BRH Malayalam Extra"/>
+                <w:color w:val="000000"/>
+                <w:sz w:val="40"/>
+                <w:szCs w:val="40"/>
+                <w:highlight w:val="yellow"/>
+              </w:rPr>
+              <w:t>hx</w:t>
+            </w:r>
+            <w:r>
+              <w:rPr>
+                <w:rFonts w:ascii="BRH Malayalam Extra" w:hAnsi="BRH Malayalam Extra" w:cs="BRH Malayalam Extra"/>
+                <w:color w:val="000000"/>
+                <w:sz w:val="40"/>
+                <w:szCs w:val="40"/>
+              </w:rPr>
+              <w:t>—Z£põxj öetky</w:t>
+            </w:r>
+            <w:r>
+              <w:rPr>
+                <w:rFonts w:ascii="BRH Malayalam Extra" w:hAnsi="BRH Malayalam Extra" w:cs="BRH Malayalam Extra"/>
+                <w:color w:val="000000"/>
+                <w:sz w:val="33"/>
+                <w:szCs w:val="40"/>
+              </w:rPr>
+              <w:t>–</w:t>
+            </w:r>
+            <w:r>
+              <w:rPr>
+                <w:rFonts w:ascii="BRH Malayalam Extra" w:hAnsi="BRH Malayalam Extra" w:cs="BRH Malayalam Extra"/>
+                <w:color w:val="000000"/>
+                <w:sz w:val="40"/>
+                <w:szCs w:val="40"/>
+              </w:rPr>
+              <w:t>rõË§ |</w:t>
+            </w:r>
+          </w:p>
+        </w:tc>
+        <w:tc>
+          <w:tcPr>
+            <w:tcW w:w="5220" w:type="dxa"/>
+          </w:tcPr>
+          <w:p>
+            <w:pPr>
+              <w:widowControl w:val="0"/>
+              <w:autoSpaceDE w:val="0"/>
+              <w:autoSpaceDN w:val="0"/>
+              <w:adjustRightInd w:val="0"/>
+              <w:spacing w:before="0" w:line="240" w:lineRule="auto"/>
+              <w:rPr>
+                <w:rFonts w:ascii="BRH Malayalam Extra" w:hAnsi="BRH Malayalam Extra" w:cs="BRH Malayalam Extra"/>
+                <w:color w:val="000000"/>
+                <w:sz w:val="40"/>
+                <w:szCs w:val="40"/>
+              </w:rPr>
+            </w:pPr>
+            <w:r>
+              <w:rPr>
+                <w:rFonts w:ascii="BRH Malayalam Extra" w:hAnsi="BRH Malayalam Extra" w:cs="BRH Malayalam Extra"/>
+                <w:color w:val="000000"/>
+                <w:sz w:val="40"/>
+                <w:szCs w:val="40"/>
+              </w:rPr>
+              <w:t>qõ</w:t>
+            </w:r>
+            <w:r>
+              <w:rPr>
+                <w:rFonts w:ascii="BRH Malayalam Extra" w:hAnsi="BRH Malayalam Extra" w:cs="BRH Malayalam Extra"/>
+                <w:color w:val="000000"/>
+                <w:sz w:val="33"/>
+                <w:szCs w:val="40"/>
+              </w:rPr>
+              <w:t>–</w:t>
+            </w:r>
+            <w:r>
+              <w:rPr>
+                <w:rFonts w:ascii="BRH Malayalam Extra" w:hAnsi="BRH Malayalam Extra" w:cs="BRH Malayalam Extra"/>
+                <w:color w:val="000000"/>
+                <w:sz w:val="40"/>
+                <w:szCs w:val="40"/>
+              </w:rPr>
+              <w:t>Zy</w:t>
+            </w:r>
+            <w:r>
+              <w:rPr>
+                <w:rFonts w:ascii="BRH Malayalam Extra" w:hAnsi="BRH Malayalam Extra" w:cs="BRH Malayalam Extra"/>
+                <w:color w:val="000000"/>
+                <w:sz w:val="33"/>
+                <w:szCs w:val="40"/>
+              </w:rPr>
+              <w:t>–</w:t>
+            </w:r>
+            <w:r>
+              <w:rPr>
+                <w:rFonts w:ascii="BRH Malayalam Extra" w:hAnsi="BRH Malayalam Extra" w:cs="BRH Malayalam Extra"/>
+                <w:color w:val="000000"/>
+                <w:sz w:val="40"/>
+                <w:szCs w:val="40"/>
+              </w:rPr>
+              <w:t xml:space="preserve"> öhxZ£—põxj | </w:t>
+            </w:r>
+          </w:p>
+          <w:p>
+            <w:pPr>
+              <w:widowControl w:val="0"/>
+              <w:autoSpaceDE w:val="0"/>
+              <w:autoSpaceDN w:val="0"/>
+              <w:adjustRightInd w:val="0"/>
+              <w:spacing w:before="0" w:line="240" w:lineRule="auto"/>
+              <w:rPr>
+                <w:rFonts w:ascii="BRH Devanagari Extra" w:hAnsi="BRH Devanagari Extra" w:cs="BRH Devanagari Extra"/>
+                <w:color w:val="EE0000"/>
+                <w:sz w:val="40"/>
+                <w:szCs w:val="40"/>
+              </w:rPr>
+            </w:pPr>
+            <w:r>
+              <w:rPr>
+                <w:rFonts w:ascii="BRH Malayalam Extra" w:hAnsi="BRH Malayalam Extra" w:cs="BRH Malayalam Extra"/>
+                <w:color w:val="000000"/>
+                <w:sz w:val="40"/>
+                <w:szCs w:val="40"/>
+              </w:rPr>
+              <w:t>hx</w:t>
+            </w:r>
+            <w:r>
+              <w:rPr>
+                <w:rFonts w:ascii="BRH Malayalam Extra" w:hAnsi="BRH Malayalam Extra" w:cs="BRH Malayalam Extra"/>
+                <w:color w:val="000000"/>
+                <w:sz w:val="40"/>
+                <w:szCs w:val="40"/>
+                <w:highlight w:val="green"/>
+              </w:rPr>
+              <w:t>Z£</w:t>
+            </w:r>
+            <w:r>
+              <w:rPr>
+                <w:rFonts w:ascii="BRH Malayalam Extra" w:hAnsi="BRH Malayalam Extra" w:cs="BRH Malayalam Extra"/>
+                <w:color w:val="000000"/>
+                <w:sz w:val="40"/>
+                <w:szCs w:val="40"/>
+              </w:rPr>
+              <w:t>—põxj öetky</w:t>
+            </w:r>
+            <w:r>
+              <w:rPr>
+                <w:rFonts w:ascii="BRH Malayalam Extra" w:hAnsi="BRH Malayalam Extra" w:cs="BRH Malayalam Extra"/>
+                <w:color w:val="000000"/>
+                <w:sz w:val="33"/>
+                <w:szCs w:val="40"/>
+              </w:rPr>
+              <w:t>–</w:t>
+            </w:r>
+            <w:r>
+              <w:rPr>
+                <w:rFonts w:ascii="BRH Malayalam Extra" w:hAnsi="BRH Malayalam Extra" w:cs="BRH Malayalam Extra"/>
+                <w:color w:val="000000"/>
+                <w:sz w:val="40"/>
+                <w:szCs w:val="40"/>
+              </w:rPr>
+              <w:t>rõË§ |</w:t>
+            </w:r>
+          </w:p>
+        </w:tc>
+      </w:tr>
+      <w:tr>
+        <w:trPr>
+          <w:trHeight w:val="1091"/>
+        </w:trPr>
+        <w:tc>
+          <w:tcPr>
+            <w:tcW w:w="4048" w:type="dxa"/>
+          </w:tcPr>
+          <w:p>
+            <w:pPr>
+              <w:widowControl w:val="0"/>
+              <w:tabs>
+                <w:tab w:val="left" w:pos="993"/>
+              </w:tabs>
+              <w:autoSpaceDE w:val="0"/>
+              <w:autoSpaceDN w:val="0"/>
+              <w:adjustRightInd w:val="0"/>
+              <w:spacing w:before="0" w:line="240" w:lineRule="auto"/>
+              <w:ind w:right="297"/>
+              <w:rPr>
+                <w:rFonts w:cs="Arial"/>
+                <w:b/>
+                <w:sz w:val="28"/>
+                <w:szCs w:val="32"/>
+              </w:rPr>
+            </w:pPr>
+            <w:r>
+              <w:rPr>
+                <w:rFonts w:cs="Arial"/>
+                <w:b/>
+                <w:sz w:val="28"/>
+                <w:szCs w:val="32"/>
+              </w:rPr>
+              <w:t>T.S.2.6.4.2 – Kramam</w:t>
+            </w:r>
+          </w:p>
+          <w:p>
+            <w:pPr>
+              <w:widowControl w:val="0"/>
+              <w:tabs>
+                <w:tab w:val="left" w:pos="993"/>
+              </w:tabs>
+              <w:autoSpaceDE w:val="0"/>
+              <w:autoSpaceDN w:val="0"/>
+              <w:adjustRightInd w:val="0"/>
+              <w:spacing w:before="0" w:line="240" w:lineRule="auto"/>
+              <w:ind w:right="297"/>
+              <w:rPr>
+                <w:rFonts w:cs="Arial"/>
+                <w:b/>
+                <w:sz w:val="28"/>
+                <w:szCs w:val="32"/>
+              </w:rPr>
+            </w:pPr>
+            <w:r>
+              <w:rPr>
+                <w:rFonts w:cs="Arial"/>
+                <w:b/>
+                <w:sz w:val="28"/>
+                <w:szCs w:val="32"/>
+              </w:rPr>
+              <w:t>Krama Vaakyam No.- 42</w:t>
+            </w:r>
+          </w:p>
+          <w:p>
+            <w:pPr>
+              <w:widowControl w:val="0"/>
+              <w:tabs>
+                <w:tab w:val="left" w:pos="993"/>
+              </w:tabs>
+              <w:autoSpaceDE w:val="0"/>
+              <w:autoSpaceDN w:val="0"/>
+              <w:adjustRightInd w:val="0"/>
+              <w:spacing w:before="0" w:line="240" w:lineRule="auto"/>
+              <w:ind w:right="297"/>
+              <w:rPr>
+                <w:rFonts w:cs="Arial"/>
+                <w:b/>
+                <w:sz w:val="28"/>
+                <w:szCs w:val="32"/>
+              </w:rPr>
+            </w:pPr>
+            <w:r>
+              <w:rPr>
+                <w:rFonts w:cs="Arial"/>
+                <w:b/>
+                <w:sz w:val="28"/>
+                <w:szCs w:val="32"/>
+              </w:rPr>
+              <w:t>Panchaati No</w:t>
+            </w:r>
+            <w:r>
+              <w:rPr>
+                <w:rFonts w:cs="Arial"/>
+                <w:b/>
+                <w:szCs w:val="32"/>
+              </w:rPr>
+              <w:t xml:space="preserve">. - </w:t>
+            </w:r>
+            <w:r>
+              <w:rPr>
+                <w:rFonts w:cs="Arial"/>
+                <w:b/>
+                <w:sz w:val="28"/>
+                <w:szCs w:val="28"/>
+              </w:rPr>
+              <w:t>21</w:t>
+            </w:r>
+          </w:p>
+        </w:tc>
+        <w:tc>
+          <w:tcPr>
+            <w:tcW w:w="5386" w:type="dxa"/>
+          </w:tcPr>
+          <w:p>
+            <w:pPr>
+              <w:widowControl w:val="0"/>
+              <w:autoSpaceDE w:val="0"/>
+              <w:autoSpaceDN w:val="0"/>
+              <w:adjustRightInd w:val="0"/>
               <w:spacing w:line="252" w:lineRule="auto"/>
               <w:rPr>
                 <w:rFonts w:ascii="BRH Malayalam Extra" w:hAnsi="BRH Malayalam Extra" w:cs="BRH Malayalam Extra"/>
-                <w:color w:val="000000"/>
+                <w:sz w:val="40"/>
+                <w:szCs w:val="40"/>
+              </w:rPr>
+            </w:pPr>
+            <w:r>
+              <w:rPr>
+                <w:rFonts w:ascii="BRH Malayalam Extra" w:hAnsi="BRH Malayalam Extra" w:cs="BRH Malayalam Extra"/>
+                <w:sz w:val="40"/>
+                <w:szCs w:val="40"/>
+              </w:rPr>
+              <w:t>Qy</w:t>
+            </w:r>
+            <w:r>
+              <w:rPr>
+                <w:rFonts w:ascii="BRH Malayalam Extra" w:hAnsi="BRH Malayalam Extra" w:cs="BRH Malayalam Extra"/>
+                <w:sz w:val="33"/>
+                <w:szCs w:val="40"/>
+              </w:rPr>
+              <w:t>–</w:t>
+            </w:r>
+            <w:r>
+              <w:rPr>
+                <w:rFonts w:ascii="BRH Malayalam Extra" w:hAnsi="BRH Malayalam Extra" w:cs="BRH Malayalam Extra"/>
+                <w:sz w:val="40"/>
+                <w:szCs w:val="40"/>
+              </w:rPr>
+              <w:t>d</w:t>
+            </w:r>
+            <w:r>
+              <w:rPr>
+                <w:rFonts w:ascii="BRH Malayalam Extra" w:hAnsi="BRH Malayalam Extra" w:cs="BRH Malayalam Extra"/>
+                <w:sz w:val="33"/>
+                <w:szCs w:val="40"/>
+              </w:rPr>
+              <w:t>–</w:t>
+            </w:r>
+            <w:r>
+              <w:rPr>
+                <w:rFonts w:ascii="BRH Malayalam Extra" w:hAnsi="BRH Malayalam Extra" w:cs="BRH Malayalam Extra"/>
+                <w:sz w:val="40"/>
+                <w:szCs w:val="40"/>
+              </w:rPr>
+              <w:t>Ày</w:t>
+            </w:r>
+            <w:r>
+              <w:rPr>
+                <w:rFonts w:ascii="BRH Malayalam Extra" w:hAnsi="BRH Malayalam Extra" w:cs="BRH Malayalam Extra"/>
+                <w:sz w:val="33"/>
+                <w:szCs w:val="40"/>
+              </w:rPr>
+              <w:t>–</w:t>
+            </w:r>
+            <w:r>
+              <w:rPr>
+                <w:rFonts w:ascii="BRH Malayalam Extra" w:hAnsi="BRH Malayalam Extra" w:cs="BRH Malayalam Extra"/>
+                <w:sz w:val="40"/>
+                <w:szCs w:val="40"/>
+              </w:rPr>
+              <w:t xml:space="preserve"> </w:t>
+            </w:r>
+            <w:r>
+              <w:rPr>
+                <w:rFonts w:ascii="BRH Malayalam Extra" w:hAnsi="BRH Malayalam Extra" w:cs="BRH Malayalam Extra"/>
+                <w:sz w:val="40"/>
+                <w:szCs w:val="40"/>
+                <w:highlight w:val="yellow"/>
+              </w:rPr>
+              <w:t>h</w:t>
+            </w:r>
+            <w:r>
+              <w:rPr>
+                <w:rFonts w:ascii="BRH Malayalam Extra" w:hAnsi="BRH Malayalam Extra" w:cs="BRH Malayalam Extra"/>
+                <w:sz w:val="40"/>
+                <w:szCs w:val="40"/>
+              </w:rPr>
+              <w:t xml:space="preserve">xZ£—põsõ | </w:t>
+            </w:r>
+          </w:p>
+          <w:p>
+            <w:pPr>
+              <w:widowControl w:val="0"/>
+              <w:autoSpaceDE w:val="0"/>
+              <w:autoSpaceDN w:val="0"/>
+              <w:adjustRightInd w:val="0"/>
+              <w:spacing w:before="0" w:line="240" w:lineRule="auto"/>
+              <w:rPr>
+                <w:rFonts w:ascii="BRH Devanagari Extra" w:hAnsi="BRH Devanagari Extra" w:cs="BRH Devanagari Extra"/>
+                <w:sz w:val="40"/>
+                <w:szCs w:val="40"/>
+              </w:rPr>
+            </w:pPr>
+            <w:r>
+              <w:rPr>
+                <w:rFonts w:ascii="BRH Malayalam Extra" w:hAnsi="BRH Malayalam Extra" w:cs="BRH Malayalam Extra"/>
+                <w:sz w:val="40"/>
+                <w:szCs w:val="40"/>
+              </w:rPr>
+              <w:t>öhxZ£—põ¤¤sõ</w:t>
+            </w:r>
+            <w:r>
+              <w:rPr>
+                <w:rFonts w:ascii="BRH Malayalam Extra" w:hAnsi="BRH Malayalam Extra" w:cs="BRH Malayalam Extra"/>
+                <w:sz w:val="33"/>
+                <w:szCs w:val="40"/>
+              </w:rPr>
+              <w:t>–</w:t>
+            </w:r>
+            <w:r>
+              <w:rPr>
+                <w:rFonts w:ascii="BRH Malayalam Extra" w:hAnsi="BRH Malayalam Extra" w:cs="BRH Malayalam Extra"/>
+                <w:sz w:val="40"/>
+                <w:szCs w:val="40"/>
+              </w:rPr>
+              <w:t>p |</w:t>
+            </w:r>
+          </w:p>
+        </w:tc>
+        <w:tc>
+          <w:tcPr>
+            <w:tcW w:w="5220" w:type="dxa"/>
+          </w:tcPr>
+          <w:p>
+            <w:pPr>
+              <w:widowControl w:val="0"/>
+              <w:autoSpaceDE w:val="0"/>
+              <w:autoSpaceDN w:val="0"/>
+              <w:adjustRightInd w:val="0"/>
+              <w:spacing w:line="252" w:lineRule="auto"/>
+              <w:rPr>
+                <w:rFonts w:ascii="BRH Malayalam Extra" w:hAnsi="BRH Malayalam Extra" w:cs="BRH Malayalam Extra"/>
+                <w:sz w:val="40"/>
+                <w:szCs w:val="40"/>
+              </w:rPr>
+            </w:pPr>
+            <w:r>
+              <w:rPr>
+                <w:rFonts w:ascii="BRH Malayalam Extra" w:hAnsi="BRH Malayalam Extra" w:cs="BRH Malayalam Extra"/>
+                <w:sz w:val="40"/>
+                <w:szCs w:val="40"/>
+              </w:rPr>
+              <w:t>Qy</w:t>
+            </w:r>
+            <w:r>
+              <w:rPr>
+                <w:rFonts w:ascii="BRH Malayalam Extra" w:hAnsi="BRH Malayalam Extra" w:cs="BRH Malayalam Extra"/>
+                <w:sz w:val="33"/>
+                <w:szCs w:val="40"/>
+              </w:rPr>
+              <w:t>–</w:t>
+            </w:r>
+            <w:r>
+              <w:rPr>
+                <w:rFonts w:ascii="BRH Malayalam Extra" w:hAnsi="BRH Malayalam Extra" w:cs="BRH Malayalam Extra"/>
+                <w:sz w:val="40"/>
+                <w:szCs w:val="40"/>
+              </w:rPr>
+              <w:t>d</w:t>
+            </w:r>
+            <w:r>
+              <w:rPr>
+                <w:rFonts w:ascii="BRH Malayalam Extra" w:hAnsi="BRH Malayalam Extra" w:cs="BRH Malayalam Extra"/>
+                <w:sz w:val="33"/>
+                <w:szCs w:val="40"/>
+              </w:rPr>
+              <w:t>–</w:t>
+            </w:r>
+            <w:r>
+              <w:rPr>
+                <w:rFonts w:ascii="BRH Malayalam Extra" w:hAnsi="BRH Malayalam Extra" w:cs="BRH Malayalam Extra"/>
+                <w:sz w:val="40"/>
+                <w:szCs w:val="40"/>
+              </w:rPr>
+              <w:t>Ày</w:t>
+            </w:r>
+            <w:r>
+              <w:rPr>
+                <w:rFonts w:ascii="BRH Malayalam Extra" w:hAnsi="BRH Malayalam Extra" w:cs="BRH Malayalam Extra"/>
+                <w:sz w:val="33"/>
+                <w:szCs w:val="40"/>
+              </w:rPr>
+              <w:t>–</w:t>
+            </w:r>
+            <w:r>
+              <w:rPr>
+                <w:rFonts w:ascii="BRH Malayalam Extra" w:hAnsi="BRH Malayalam Extra" w:cs="BRH Malayalam Extra"/>
+                <w:sz w:val="40"/>
+                <w:szCs w:val="40"/>
+              </w:rPr>
+              <w:t xml:space="preserve"> </w:t>
+            </w:r>
+            <w:r>
+              <w:rPr>
+                <w:rFonts w:ascii="BRH Malayalam Extra" w:hAnsi="BRH Malayalam Extra" w:cs="BRH Malayalam Extra"/>
+                <w:sz w:val="40"/>
+                <w:szCs w:val="40"/>
+                <w:highlight w:val="green"/>
+              </w:rPr>
+              <w:t>ö</w:t>
+            </w:r>
+            <w:r>
+              <w:rPr>
+                <w:rFonts w:ascii="BRH Malayalam Extra" w:hAnsi="BRH Malayalam Extra" w:cs="BRH Malayalam Extra"/>
+                <w:sz w:val="40"/>
+                <w:szCs w:val="40"/>
+              </w:rPr>
+              <w:t xml:space="preserve">hxZ£—põsõ | </w:t>
+            </w:r>
+          </w:p>
+          <w:p>
+            <w:pPr>
+              <w:widowControl w:val="0"/>
+              <w:autoSpaceDE w:val="0"/>
+              <w:autoSpaceDN w:val="0"/>
+              <w:adjustRightInd w:val="0"/>
+              <w:spacing w:before="0" w:line="240" w:lineRule="auto"/>
+              <w:rPr>
+                <w:rFonts w:ascii="BRH Devanagari Extra" w:hAnsi="BRH Devanagari Extra" w:cs="BRH Devanagari Extra"/>
+                <w:sz w:val="40"/>
+                <w:szCs w:val="40"/>
+              </w:rPr>
+            </w:pPr>
+            <w:r>
+              <w:rPr>
+                <w:rFonts w:ascii="BRH Malayalam Extra" w:hAnsi="BRH Malayalam Extra" w:cs="BRH Malayalam Extra"/>
+                <w:sz w:val="40"/>
+                <w:szCs w:val="40"/>
+              </w:rPr>
+              <w:t>öhxZ£—põ¤¤sõ</w:t>
+            </w:r>
+            <w:r>
+              <w:rPr>
+                <w:rFonts w:ascii="BRH Malayalam Extra" w:hAnsi="BRH Malayalam Extra" w:cs="BRH Malayalam Extra"/>
+                <w:sz w:val="33"/>
+                <w:szCs w:val="40"/>
+              </w:rPr>
+              <w:t>–</w:t>
+            </w:r>
+            <w:r>
+              <w:rPr>
+                <w:rFonts w:ascii="BRH Malayalam Extra" w:hAnsi="BRH Malayalam Extra" w:cs="BRH Malayalam Extra"/>
+                <w:sz w:val="40"/>
+                <w:szCs w:val="40"/>
+              </w:rPr>
+              <w:t xml:space="preserve">p | </w:t>
+            </w:r>
+            <w:r>
+              <w:rPr>
+                <w:rFonts w:ascii="BRH Devanagari Extra" w:hAnsi="BRH Devanagari Extra" w:cs="BRH Devanagari Extra"/>
+                <w:sz w:val="40"/>
+                <w:szCs w:val="40"/>
+              </w:rPr>
+              <w:t>|</w:t>
+            </w:r>
+          </w:p>
+        </w:tc>
+      </w:tr>
+      <w:tr>
+        <w:trPr>
+          <w:trHeight w:val="1552"/>
+        </w:trPr>
+        <w:tc>
+          <w:tcPr>
+            <w:tcW w:w="4048" w:type="dxa"/>
+          </w:tcPr>
+          <w:p>
+            <w:pPr>
+              <w:widowControl w:val="0"/>
+              <w:tabs>
+                <w:tab w:val="left" w:pos="993"/>
+              </w:tabs>
+              <w:autoSpaceDE w:val="0"/>
+              <w:autoSpaceDN w:val="0"/>
+              <w:adjustRightInd w:val="0"/>
+              <w:spacing w:before="0" w:line="240" w:lineRule="auto"/>
+              <w:ind w:right="297"/>
+              <w:rPr>
+                <w:rFonts w:cs="Arial"/>
+                <w:b/>
+                <w:color w:val="000000"/>
+                <w:sz w:val="28"/>
+                <w:szCs w:val="32"/>
+              </w:rPr>
+            </w:pPr>
+            <w:r>
+              <w:rPr>
+                <w:rFonts w:cs="Arial"/>
+                <w:b/>
+                <w:color w:val="000000"/>
+                <w:sz w:val="28"/>
+                <w:szCs w:val="32"/>
+              </w:rPr>
+              <w:lastRenderedPageBreak/>
+              <w:t>T.S.2.</w:t>
+            </w:r>
+            <w:r>
+              <w:rPr>
+                <w:rFonts w:cs="Arial"/>
+                <w:b/>
+                <w:color w:val="000000"/>
+                <w:sz w:val="28"/>
+                <w:szCs w:val="32"/>
+              </w:rPr>
+              <w:t xml:space="preserve">6.9.1 </w:t>
+            </w:r>
+            <w:r>
+              <w:rPr>
+                <w:rFonts w:cs="Arial"/>
+                <w:b/>
+                <w:color w:val="000000"/>
+                <w:sz w:val="28"/>
+                <w:szCs w:val="32"/>
+              </w:rPr>
+              <w:t>– Kramam</w:t>
+            </w:r>
+          </w:p>
+          <w:p>
+            <w:pPr>
+              <w:widowControl w:val="0"/>
+              <w:tabs>
+                <w:tab w:val="left" w:pos="993"/>
+              </w:tabs>
+              <w:autoSpaceDE w:val="0"/>
+              <w:autoSpaceDN w:val="0"/>
+              <w:adjustRightInd w:val="0"/>
+              <w:spacing w:before="0" w:line="240" w:lineRule="auto"/>
+              <w:ind w:right="297"/>
+              <w:rPr>
+                <w:rFonts w:cs="Arial"/>
+                <w:b/>
+                <w:color w:val="000000"/>
+                <w:sz w:val="28"/>
+                <w:szCs w:val="32"/>
+                <w:lang w:val="en-IN"/>
+              </w:rPr>
+            </w:pPr>
+            <w:r>
+              <w:rPr>
+                <w:rFonts w:cs="Arial"/>
+                <w:b/>
+                <w:color w:val="000000"/>
+                <w:sz w:val="28"/>
+                <w:szCs w:val="32"/>
+                <w:lang w:val="en-IN"/>
+              </w:rPr>
+              <w:t>Krama Vaakyam No.- 46</w:t>
+            </w:r>
+          </w:p>
+          <w:p>
+            <w:pPr>
+              <w:widowControl w:val="0"/>
+              <w:tabs>
+                <w:tab w:val="left" w:pos="993"/>
+              </w:tabs>
+              <w:autoSpaceDE w:val="0"/>
+              <w:autoSpaceDN w:val="0"/>
+              <w:adjustRightInd w:val="0"/>
+              <w:spacing w:before="0" w:line="240" w:lineRule="auto"/>
+              <w:ind w:right="297"/>
+              <w:rPr>
+                <w:rFonts w:cs="Arial"/>
+                <w:b/>
+                <w:color w:val="000000"/>
+                <w:sz w:val="28"/>
+                <w:szCs w:val="32"/>
+                <w:lang w:val="it-IT"/>
+              </w:rPr>
+            </w:pPr>
+            <w:r>
+              <w:rPr>
+                <w:rFonts w:cs="Arial"/>
+                <w:b/>
+                <w:color w:val="000000"/>
+                <w:sz w:val="28"/>
+                <w:szCs w:val="32"/>
+                <w:lang w:val="it-IT"/>
+              </w:rPr>
+              <w:t>Panchaati No</w:t>
+            </w:r>
+            <w:r>
+              <w:rPr>
+                <w:rFonts w:cs="Arial"/>
+                <w:b/>
+                <w:color w:val="000000"/>
+                <w:szCs w:val="32"/>
+                <w:lang w:val="it-IT"/>
+              </w:rPr>
+              <w:t xml:space="preserve">. - </w:t>
+            </w:r>
+            <w:r>
+              <w:rPr>
+                <w:rFonts w:cs="Arial"/>
+                <w:b/>
+                <w:color w:val="000000"/>
+                <w:sz w:val="28"/>
+                <w:szCs w:val="32"/>
+                <w:lang w:val="it-IT"/>
+              </w:rPr>
+              <w:t>4</w:t>
+            </w:r>
+            <w:r>
+              <w:rPr>
+                <w:rFonts w:cs="Arial"/>
+                <w:b/>
+                <w:color w:val="000000"/>
+                <w:sz w:val="28"/>
+                <w:szCs w:val="32"/>
+                <w:lang w:val="it-IT"/>
+              </w:rPr>
+              <w:t>9</w:t>
+            </w:r>
+          </w:p>
+        </w:tc>
+        <w:tc>
+          <w:tcPr>
+            <w:tcW w:w="5386" w:type="dxa"/>
+          </w:tcPr>
+          <w:p>
+            <w:pPr>
+              <w:widowControl w:val="0"/>
+              <w:autoSpaceDE w:val="0"/>
+              <w:autoSpaceDN w:val="0"/>
+              <w:adjustRightInd w:val="0"/>
+              <w:spacing w:before="0" w:line="240" w:lineRule="auto"/>
+              <w:rPr>
+                <w:rFonts w:ascii="BRH Malayalam Extra" w:hAnsi="BRH Malayalam Extra" w:cs="BRH Malayalam Extra"/>
+                <w:color w:val="000000"/>
+                <w:sz w:val="40"/>
+                <w:szCs w:val="40"/>
+                <w:lang w:val="it-IT"/>
+              </w:rPr>
+            </w:pPr>
+            <w:r>
+              <w:rPr>
+                <w:rFonts w:ascii="BRH Malayalam Extra" w:hAnsi="BRH Malayalam Extra" w:cs="BRH Malayalam Extra"/>
+                <w:color w:val="000000"/>
+                <w:sz w:val="40"/>
+                <w:szCs w:val="40"/>
+                <w:lang w:val="it-IT"/>
+              </w:rPr>
+              <w:t>PZ¡—rðxbJ e</w:t>
+            </w:r>
+            <w:r>
+              <w:rPr>
+                <w:rFonts w:ascii="BRH Malayalam Extra" w:hAnsi="BRH Malayalam Extra" w:cs="BRH Malayalam Extra"/>
+                <w:color w:val="000000"/>
+                <w:sz w:val="33"/>
+                <w:szCs w:val="40"/>
+                <w:lang w:val="it-IT"/>
+              </w:rPr>
+              <w:t>–</w:t>
+            </w:r>
+            <w:r>
+              <w:rPr>
+                <w:rFonts w:ascii="BRH Malayalam Extra" w:hAnsi="BRH Malayalam Extra" w:cs="BRH Malayalam Extra"/>
+                <w:color w:val="000000"/>
+                <w:sz w:val="40"/>
+                <w:szCs w:val="40"/>
+                <w:lang w:val="it-IT"/>
+              </w:rPr>
+              <w:t xml:space="preserve">qp—J | </w:t>
+            </w:r>
+          </w:p>
+          <w:p>
+            <w:pPr>
+              <w:widowControl w:val="0"/>
+              <w:autoSpaceDE w:val="0"/>
+              <w:autoSpaceDN w:val="0"/>
+              <w:adjustRightInd w:val="0"/>
+              <w:spacing w:before="0" w:line="240" w:lineRule="auto"/>
+              <w:rPr>
+                <w:rFonts w:ascii="BRH Malayalam Extra" w:hAnsi="BRH Malayalam Extra" w:cs="BRH Malayalam Extra"/>
+                <w:color w:val="000000"/>
+                <w:sz w:val="40"/>
+                <w:szCs w:val="40"/>
+                <w:lang w:val="it-IT"/>
+              </w:rPr>
+            </w:pPr>
+            <w:r>
+              <w:rPr>
+                <w:rFonts w:ascii="BRH Malayalam Extra" w:hAnsi="BRH Malayalam Extra" w:cs="BRH Malayalam Extra"/>
+                <w:color w:val="000000"/>
+                <w:sz w:val="40"/>
+                <w:szCs w:val="40"/>
+                <w:lang w:val="it-IT"/>
+              </w:rPr>
+              <w:t>PZ¡—</w:t>
+            </w:r>
+            <w:r>
+              <w:rPr>
+                <w:rFonts w:ascii="BRH Malayalam Extra" w:hAnsi="BRH Malayalam Extra" w:cs="BRH Malayalam Extra"/>
+                <w:color w:val="000000"/>
+                <w:sz w:val="40"/>
+                <w:szCs w:val="40"/>
+                <w:highlight w:val="yellow"/>
+                <w:lang w:val="it-IT"/>
+              </w:rPr>
+              <w:t>r</w:t>
+            </w:r>
+            <w:r>
+              <w:rPr>
+                <w:rFonts w:ascii="BRH Malayalam Extra" w:hAnsi="BRH Malayalam Extra" w:cs="BRH Malayalam Extra"/>
+                <w:color w:val="000000"/>
+                <w:sz w:val="40"/>
+                <w:szCs w:val="40"/>
+                <w:lang w:val="it-IT"/>
+              </w:rPr>
+              <w:t>æxb</w:t>
+            </w:r>
+            <w:r>
+              <w:rPr>
+                <w:rFonts w:ascii="BRH Malayalam Extra" w:hAnsi="BRH Malayalam Extra" w:cs="BRH Malayalam Extra"/>
+                <w:color w:val="000000"/>
+                <w:sz w:val="33"/>
+                <w:szCs w:val="40"/>
+                <w:lang w:val="it-IT"/>
+              </w:rPr>
+              <w:t>–</w:t>
+            </w:r>
+            <w:r>
+              <w:rPr>
+                <w:rFonts w:ascii="BRH Malayalam Extra" w:hAnsi="BRH Malayalam Extra" w:cs="BRH Malayalam Extra"/>
+                <w:color w:val="000000"/>
+                <w:sz w:val="40"/>
+                <w:szCs w:val="40"/>
+                <w:lang w:val="it-IT"/>
+              </w:rPr>
+              <w:t xml:space="preserve"> CZy</w:t>
+            </w:r>
+            <w:r>
+              <w:rPr>
+                <w:rFonts w:ascii="BRH Malayalam Extra" w:hAnsi="BRH Malayalam Extra" w:cs="BRH Malayalam Extra"/>
+                <w:color w:val="000000"/>
+                <w:sz w:val="33"/>
+                <w:szCs w:val="40"/>
+                <w:lang w:val="it-IT"/>
+              </w:rPr>
+              <w:t>–</w:t>
+            </w:r>
+            <w:r>
+              <w:rPr>
+                <w:rFonts w:ascii="BRH Malayalam Extra" w:hAnsi="BRH Malayalam Extra" w:cs="BRH Malayalam Extra"/>
+                <w:color w:val="000000"/>
+                <w:sz w:val="40"/>
+                <w:szCs w:val="40"/>
+                <w:lang w:val="it-IT"/>
+              </w:rPr>
+              <w:t xml:space="preserve"> PZ¡—J - ex</w:t>
+            </w:r>
+            <w:r>
+              <w:rPr>
+                <w:rFonts w:ascii="BRH Malayalam Extra" w:hAnsi="BRH Malayalam Extra" w:cs="BRH Malayalam Extra"/>
+                <w:color w:val="000000"/>
+                <w:sz w:val="33"/>
+                <w:szCs w:val="40"/>
+                <w:lang w:val="it-IT"/>
+              </w:rPr>
+              <w:t>–</w:t>
+            </w:r>
+            <w:r>
+              <w:rPr>
+                <w:rFonts w:ascii="BRH Malayalam Extra" w:hAnsi="BRH Malayalam Extra" w:cs="BRH Malayalam Extra"/>
+                <w:color w:val="000000"/>
+                <w:sz w:val="40"/>
+                <w:szCs w:val="40"/>
+                <w:lang w:val="it-IT"/>
+              </w:rPr>
+              <w:t>b</w:t>
+            </w:r>
+            <w:r>
+              <w:rPr>
+                <w:rFonts w:ascii="BRH Malayalam Extra" w:hAnsi="BRH Malayalam Extra" w:cs="BRH Malayalam Extra"/>
+                <w:color w:val="000000"/>
+                <w:sz w:val="33"/>
+                <w:szCs w:val="40"/>
+                <w:lang w:val="it-IT"/>
+              </w:rPr>
+              <w:t>–</w:t>
+            </w:r>
+            <w:r>
+              <w:rPr>
+                <w:rFonts w:ascii="BRH Malayalam Extra" w:hAnsi="BRH Malayalam Extra" w:cs="BRH Malayalam Extra"/>
+                <w:color w:val="000000"/>
+                <w:sz w:val="40"/>
+                <w:szCs w:val="40"/>
+                <w:lang w:val="it-IT"/>
+              </w:rPr>
+              <w:t>J |</w:t>
+            </w:r>
+          </w:p>
+        </w:tc>
+        <w:tc>
+          <w:tcPr>
+            <w:tcW w:w="5220" w:type="dxa"/>
+          </w:tcPr>
+          <w:p>
+            <w:pPr>
+              <w:widowControl w:val="0"/>
+              <w:autoSpaceDE w:val="0"/>
+              <w:autoSpaceDN w:val="0"/>
+              <w:adjustRightInd w:val="0"/>
+              <w:spacing w:before="0" w:line="240" w:lineRule="auto"/>
+              <w:rPr>
+                <w:rFonts w:ascii="BRH Malayalam Extra" w:hAnsi="BRH Malayalam Extra" w:cs="BRH Malayalam Extra"/>
+                <w:color w:val="000000"/>
+                <w:sz w:val="40"/>
+                <w:szCs w:val="40"/>
+                <w:lang w:val="it-IT"/>
+              </w:rPr>
+            </w:pPr>
+            <w:r>
+              <w:rPr>
+                <w:rFonts w:ascii="BRH Malayalam Extra" w:hAnsi="BRH Malayalam Extra" w:cs="BRH Malayalam Extra"/>
+                <w:color w:val="000000"/>
+                <w:sz w:val="40"/>
+                <w:szCs w:val="40"/>
+                <w:lang w:val="it-IT"/>
+              </w:rPr>
+              <w:t>PZ¡—rðxbJ e</w:t>
+            </w:r>
+            <w:r>
+              <w:rPr>
+                <w:rFonts w:ascii="BRH Malayalam Extra" w:hAnsi="BRH Malayalam Extra" w:cs="BRH Malayalam Extra"/>
+                <w:color w:val="000000"/>
+                <w:sz w:val="33"/>
+                <w:szCs w:val="40"/>
+                <w:lang w:val="it-IT"/>
+              </w:rPr>
+              <w:t>–</w:t>
+            </w:r>
+            <w:r>
+              <w:rPr>
+                <w:rFonts w:ascii="BRH Malayalam Extra" w:hAnsi="BRH Malayalam Extra" w:cs="BRH Malayalam Extra"/>
+                <w:color w:val="000000"/>
+                <w:sz w:val="40"/>
+                <w:szCs w:val="40"/>
+                <w:lang w:val="it-IT"/>
+              </w:rPr>
+              <w:t xml:space="preserve">qp—J | </w:t>
+            </w:r>
+          </w:p>
+          <w:p>
+            <w:pPr>
+              <w:widowControl w:val="0"/>
+              <w:autoSpaceDE w:val="0"/>
+              <w:autoSpaceDN w:val="0"/>
+              <w:adjustRightInd w:val="0"/>
+              <w:spacing w:before="0" w:line="240" w:lineRule="auto"/>
+              <w:rPr>
+                <w:rFonts w:ascii="BRH Malayalam Extra" w:hAnsi="BRH Malayalam Extra" w:cs="BRH Malayalam Extra"/>
+                <w:color w:val="000000"/>
+                <w:sz w:val="40"/>
+                <w:szCs w:val="40"/>
+                <w:lang w:val="it-IT"/>
+              </w:rPr>
+            </w:pPr>
+            <w:r>
+              <w:rPr>
+                <w:rFonts w:ascii="BRH Malayalam Extra" w:hAnsi="BRH Malayalam Extra" w:cs="BRH Malayalam Extra"/>
+                <w:color w:val="000000"/>
+                <w:sz w:val="40"/>
+                <w:szCs w:val="40"/>
+                <w:lang w:val="it-IT"/>
+              </w:rPr>
+              <w:t>PZ¡—</w:t>
+            </w:r>
+            <w:r>
+              <w:rPr>
+                <w:rFonts w:ascii="BRH Malayalam Extra" w:hAnsi="BRH Malayalam Extra" w:cs="BRH Malayalam Extra"/>
+                <w:color w:val="000000"/>
+                <w:sz w:val="40"/>
+                <w:szCs w:val="40"/>
+                <w:highlight w:val="green"/>
+                <w:lang w:val="it-IT"/>
+              </w:rPr>
+              <w:t>r</w:t>
+            </w:r>
+            <w:r>
+              <w:rPr>
+                <w:rFonts w:ascii="BRH Malayalam Extra" w:hAnsi="BRH Malayalam Extra" w:cs="BRH Malayalam Extra"/>
+                <w:color w:val="000000"/>
+                <w:sz w:val="40"/>
+                <w:szCs w:val="40"/>
+                <w:lang w:val="it-IT"/>
+              </w:rPr>
+              <w:t>ðxb</w:t>
+            </w:r>
+            <w:r>
+              <w:rPr>
+                <w:rFonts w:ascii="BRH Malayalam Extra" w:hAnsi="BRH Malayalam Extra" w:cs="BRH Malayalam Extra"/>
+                <w:color w:val="000000"/>
+                <w:sz w:val="33"/>
+                <w:szCs w:val="40"/>
+                <w:lang w:val="it-IT"/>
+              </w:rPr>
+              <w:t>–</w:t>
+            </w:r>
+            <w:r>
+              <w:rPr>
+                <w:rFonts w:ascii="BRH Malayalam Extra" w:hAnsi="BRH Malayalam Extra" w:cs="BRH Malayalam Extra"/>
+                <w:color w:val="000000"/>
+                <w:sz w:val="40"/>
+                <w:szCs w:val="40"/>
+                <w:lang w:val="it-IT"/>
+              </w:rPr>
+              <w:t xml:space="preserve"> CZy</w:t>
+            </w:r>
+            <w:r>
+              <w:rPr>
+                <w:rFonts w:ascii="BRH Malayalam Extra" w:hAnsi="BRH Malayalam Extra" w:cs="BRH Malayalam Extra"/>
+                <w:color w:val="000000"/>
+                <w:sz w:val="33"/>
+                <w:szCs w:val="40"/>
+                <w:lang w:val="it-IT"/>
+              </w:rPr>
+              <w:t>–</w:t>
+            </w:r>
+            <w:r>
+              <w:rPr>
+                <w:rFonts w:ascii="BRH Malayalam Extra" w:hAnsi="BRH Malayalam Extra" w:cs="BRH Malayalam Extra"/>
+                <w:color w:val="000000"/>
+                <w:sz w:val="40"/>
+                <w:szCs w:val="40"/>
+                <w:lang w:val="it-IT"/>
+              </w:rPr>
+              <w:t xml:space="preserve"> PZ¡—J - ex</w:t>
+            </w:r>
+            <w:r>
+              <w:rPr>
+                <w:rFonts w:ascii="BRH Malayalam Extra" w:hAnsi="BRH Malayalam Extra" w:cs="BRH Malayalam Extra"/>
+                <w:color w:val="000000"/>
+                <w:sz w:val="33"/>
+                <w:szCs w:val="40"/>
+                <w:lang w:val="it-IT"/>
+              </w:rPr>
+              <w:t>–</w:t>
+            </w:r>
+            <w:r>
+              <w:rPr>
+                <w:rFonts w:ascii="BRH Malayalam Extra" w:hAnsi="BRH Malayalam Extra" w:cs="BRH Malayalam Extra"/>
+                <w:color w:val="000000"/>
+                <w:sz w:val="40"/>
+                <w:szCs w:val="40"/>
+                <w:lang w:val="it-IT"/>
+              </w:rPr>
+              <w:t>b</w:t>
+            </w:r>
+            <w:r>
+              <w:rPr>
+                <w:rFonts w:ascii="BRH Malayalam Extra" w:hAnsi="BRH Malayalam Extra" w:cs="BRH Malayalam Extra"/>
+                <w:color w:val="000000"/>
+                <w:sz w:val="33"/>
+                <w:szCs w:val="40"/>
+                <w:lang w:val="it-IT"/>
+              </w:rPr>
+              <w:t>–</w:t>
+            </w:r>
+            <w:r>
+              <w:rPr>
+                <w:rFonts w:ascii="BRH Malayalam Extra" w:hAnsi="BRH Malayalam Extra" w:cs="BRH Malayalam Extra"/>
+                <w:color w:val="000000"/>
+                <w:sz w:val="40"/>
+                <w:szCs w:val="40"/>
+                <w:lang w:val="it-IT"/>
+              </w:rPr>
+              <w:t>J |</w:t>
+            </w:r>
+          </w:p>
+        </w:tc>
+      </w:tr>
+      <w:tr>
+        <w:trPr>
+          <w:trHeight w:val="1091"/>
+        </w:trPr>
+        <w:tc>
+          <w:tcPr>
+            <w:tcW w:w="4048" w:type="dxa"/>
+          </w:tcPr>
+          <w:p>
+            <w:pPr>
+              <w:widowControl w:val="0"/>
+              <w:tabs>
+                <w:tab w:val="left" w:pos="993"/>
+              </w:tabs>
+              <w:autoSpaceDE w:val="0"/>
+              <w:autoSpaceDN w:val="0"/>
+              <w:adjustRightInd w:val="0"/>
+              <w:spacing w:before="0" w:line="240" w:lineRule="auto"/>
+              <w:ind w:right="297"/>
+              <w:rPr>
+                <w:rFonts w:cs="Arial"/>
+                <w:b/>
+                <w:sz w:val="28"/>
+                <w:szCs w:val="32"/>
+              </w:rPr>
+            </w:pPr>
+            <w:r>
+              <w:rPr>
+                <w:rFonts w:cs="Arial"/>
+                <w:b/>
+                <w:sz w:val="28"/>
+                <w:szCs w:val="32"/>
+              </w:rPr>
+              <w:t>T.S.2.6.9.7 – Kramam</w:t>
+            </w:r>
+          </w:p>
+          <w:p>
+            <w:pPr>
+              <w:widowControl w:val="0"/>
+              <w:tabs>
+                <w:tab w:val="left" w:pos="993"/>
+              </w:tabs>
+              <w:autoSpaceDE w:val="0"/>
+              <w:autoSpaceDN w:val="0"/>
+              <w:adjustRightInd w:val="0"/>
+              <w:spacing w:before="0" w:line="240" w:lineRule="auto"/>
+              <w:ind w:right="297"/>
+              <w:rPr>
+                <w:rFonts w:cs="Arial"/>
+                <w:b/>
+                <w:sz w:val="28"/>
+                <w:szCs w:val="32"/>
+              </w:rPr>
+            </w:pPr>
+            <w:r>
+              <w:rPr>
+                <w:rFonts w:cs="Arial"/>
+                <w:b/>
+                <w:sz w:val="28"/>
+                <w:szCs w:val="32"/>
+              </w:rPr>
+              <w:t>Krama Vaakyam No.- 2</w:t>
+            </w:r>
+          </w:p>
+          <w:p>
+            <w:pPr>
+              <w:widowControl w:val="0"/>
+              <w:tabs>
+                <w:tab w:val="left" w:pos="993"/>
+              </w:tabs>
+              <w:autoSpaceDE w:val="0"/>
+              <w:autoSpaceDN w:val="0"/>
+              <w:adjustRightInd w:val="0"/>
+              <w:spacing w:before="0" w:line="240" w:lineRule="auto"/>
+              <w:ind w:right="297"/>
+              <w:rPr>
+                <w:rFonts w:cs="Arial"/>
+                <w:b/>
+                <w:sz w:val="28"/>
+                <w:szCs w:val="32"/>
+              </w:rPr>
+            </w:pPr>
+            <w:r>
+              <w:rPr>
+                <w:rFonts w:cs="Arial"/>
+                <w:b/>
+                <w:sz w:val="28"/>
+                <w:szCs w:val="32"/>
+              </w:rPr>
+              <w:t>Panchaati No</w:t>
+            </w:r>
+            <w:r>
+              <w:rPr>
+                <w:rFonts w:cs="Arial"/>
+                <w:b/>
+                <w:szCs w:val="32"/>
+              </w:rPr>
+              <w:t xml:space="preserve">. - </w:t>
+            </w:r>
+            <w:r>
+              <w:rPr>
+                <w:rFonts w:cs="Arial"/>
+                <w:b/>
+                <w:sz w:val="28"/>
+                <w:szCs w:val="28"/>
+              </w:rPr>
+              <w:t>49</w:t>
+            </w:r>
+          </w:p>
+        </w:tc>
+        <w:tc>
+          <w:tcPr>
+            <w:tcW w:w="5386" w:type="dxa"/>
+          </w:tcPr>
+          <w:p>
+            <w:pPr>
+              <w:widowControl w:val="0"/>
+              <w:autoSpaceDE w:val="0"/>
+              <w:autoSpaceDN w:val="0"/>
+              <w:adjustRightInd w:val="0"/>
+              <w:spacing w:before="0" w:line="240" w:lineRule="auto"/>
+              <w:rPr>
+                <w:rFonts w:ascii="BRH Malayalam Extra" w:hAnsi="BRH Malayalam Extra" w:cs="BRH Malayalam Extra"/>
+                <w:sz w:val="40"/>
+                <w:szCs w:val="40"/>
+                <w:lang w:val="en-IN"/>
+              </w:rPr>
+            </w:pPr>
+            <w:r>
+              <w:rPr>
+                <w:rFonts w:ascii="BRH Malayalam Extra" w:hAnsi="BRH Malayalam Extra" w:cs="BRH Malayalam Extra"/>
+                <w:sz w:val="40"/>
+                <w:szCs w:val="40"/>
+                <w:lang w:val="en-IN"/>
+              </w:rPr>
+              <w:t>Zx A—kzk</w:t>
+            </w:r>
+            <w:r>
+              <w:rPr>
+                <w:rFonts w:ascii="BRH Malayalam Extra" w:hAnsi="BRH Malayalam Extra" w:cs="BRH Malayalam Extra"/>
+                <w:sz w:val="40"/>
+                <w:szCs w:val="40"/>
+                <w:highlight w:val="yellow"/>
+                <w:lang w:val="en-IN"/>
+              </w:rPr>
+              <w:t>cx</w:t>
+            </w:r>
+            <w:r>
+              <w:rPr>
+                <w:rFonts w:ascii="BRH Malayalam Extra" w:hAnsi="BRH Malayalam Extra" w:cs="BRH Malayalam Extra"/>
+                <w:sz w:val="33"/>
+                <w:szCs w:val="40"/>
+                <w:lang w:val="en-IN"/>
+              </w:rPr>
+              <w:t>–</w:t>
+            </w:r>
+            <w:r>
+              <w:rPr>
+                <w:rFonts w:ascii="BRH Malayalam Extra" w:hAnsi="BRH Malayalam Extra" w:cs="BRH Malayalam Extra"/>
+                <w:sz w:val="40"/>
+                <w:szCs w:val="40"/>
+                <w:lang w:val="en-IN"/>
+              </w:rPr>
+              <w:t xml:space="preserve">i | </w:t>
+            </w:r>
+          </w:p>
+          <w:p>
+            <w:pPr>
+              <w:widowControl w:val="0"/>
+              <w:autoSpaceDE w:val="0"/>
+              <w:autoSpaceDN w:val="0"/>
+              <w:adjustRightInd w:val="0"/>
+              <w:spacing w:before="0" w:line="240" w:lineRule="auto"/>
+              <w:rPr>
+                <w:rFonts w:ascii="BRH Devanagari Extra" w:hAnsi="BRH Devanagari Extra" w:cs="BRH Devanagari Extra"/>
+                <w:sz w:val="40"/>
+                <w:szCs w:val="40"/>
+                <w:lang w:val="en-IN"/>
+              </w:rPr>
+            </w:pPr>
+            <w:r>
+              <w:rPr>
+                <w:rFonts w:ascii="BRH Malayalam Extra" w:hAnsi="BRH Malayalam Extra" w:cs="BRH Malayalam Extra"/>
+                <w:sz w:val="40"/>
+                <w:szCs w:val="40"/>
+                <w:lang w:val="en-IN"/>
+              </w:rPr>
+              <w:t>A</w:t>
+            </w:r>
+            <w:r>
+              <w:rPr>
+                <w:rFonts w:ascii="BRH Malayalam Extra" w:hAnsi="BRH Malayalam Extra" w:cs="BRH Malayalam Extra"/>
+                <w:sz w:val="33"/>
+                <w:szCs w:val="40"/>
+                <w:lang w:val="en-IN"/>
+              </w:rPr>
+              <w:t>–</w:t>
+            </w:r>
+            <w:r>
+              <w:rPr>
+                <w:rFonts w:ascii="BRH Malayalam Extra" w:hAnsi="BRH Malayalam Extra" w:cs="BRH Malayalam Extra"/>
+                <w:sz w:val="40"/>
+                <w:szCs w:val="40"/>
+                <w:lang w:val="en-IN"/>
+              </w:rPr>
+              <w:t>kz</w:t>
+            </w:r>
+            <w:r>
+              <w:rPr>
+                <w:rFonts w:ascii="BRH Malayalam Extra" w:hAnsi="BRH Malayalam Extra" w:cs="BRH Malayalam Extra"/>
+                <w:sz w:val="33"/>
+                <w:szCs w:val="40"/>
+                <w:lang w:val="en-IN"/>
+              </w:rPr>
+              <w:t>–</w:t>
+            </w:r>
+            <w:r>
+              <w:rPr>
+                <w:rFonts w:ascii="BRH Malayalam Extra" w:hAnsi="BRH Malayalam Extra" w:cs="BRH Malayalam Extra"/>
+                <w:sz w:val="40"/>
+                <w:szCs w:val="40"/>
+                <w:lang w:val="en-IN"/>
+              </w:rPr>
+              <w:t>k</w:t>
+            </w:r>
+            <w:r>
+              <w:rPr>
+                <w:rFonts w:ascii="BRH Malayalam Extra" w:hAnsi="BRH Malayalam Extra" w:cs="BRH Malayalam Extra"/>
+                <w:sz w:val="33"/>
+                <w:szCs w:val="40"/>
+                <w:lang w:val="en-IN"/>
+              </w:rPr>
+              <w:t>–</w:t>
+            </w:r>
+            <w:r>
+              <w:rPr>
+                <w:rFonts w:ascii="BRH Malayalam Extra" w:hAnsi="BRH Malayalam Extra" w:cs="BRH Malayalam Extra"/>
+                <w:sz w:val="40"/>
+                <w:szCs w:val="40"/>
+                <w:lang w:val="en-IN"/>
+              </w:rPr>
+              <w:t>cx</w:t>
+            </w:r>
+            <w:r>
+              <w:rPr>
+                <w:rFonts w:ascii="BRH Malayalam Extra" w:hAnsi="BRH Malayalam Extra" w:cs="BRH Malayalam Extra"/>
+                <w:sz w:val="33"/>
+                <w:szCs w:val="40"/>
+                <w:lang w:val="en-IN"/>
+              </w:rPr>
+              <w:t>–</w:t>
+            </w:r>
+            <w:r>
+              <w:rPr>
+                <w:rFonts w:ascii="BRH Malayalam Extra" w:hAnsi="BRH Malayalam Extra" w:cs="BRH Malayalam Extra"/>
+                <w:sz w:val="40"/>
+                <w:szCs w:val="40"/>
+                <w:lang w:val="en-IN"/>
+              </w:rPr>
+              <w:t>¥iZy— |</w:t>
+            </w:r>
+          </w:p>
+        </w:tc>
+        <w:tc>
+          <w:tcPr>
+            <w:tcW w:w="5220" w:type="dxa"/>
+          </w:tcPr>
+          <w:p>
+            <w:pPr>
+              <w:widowControl w:val="0"/>
+              <w:autoSpaceDE w:val="0"/>
+              <w:autoSpaceDN w:val="0"/>
+              <w:adjustRightInd w:val="0"/>
+              <w:spacing w:before="0" w:line="240" w:lineRule="auto"/>
+              <w:rPr>
+                <w:rFonts w:ascii="BRH Malayalam Extra" w:hAnsi="BRH Malayalam Extra" w:cs="BRH Malayalam Extra"/>
+                <w:sz w:val="40"/>
+                <w:szCs w:val="40"/>
+                <w:lang w:val="en-IN"/>
+              </w:rPr>
+            </w:pPr>
+            <w:r>
+              <w:rPr>
+                <w:rFonts w:ascii="BRH Malayalam Extra" w:hAnsi="BRH Malayalam Extra" w:cs="BRH Malayalam Extra"/>
+                <w:sz w:val="40"/>
+                <w:szCs w:val="40"/>
+                <w:lang w:val="en-IN"/>
+              </w:rPr>
+              <w:t>Zx A—kzk</w:t>
+            </w:r>
+            <w:r>
+              <w:rPr>
+                <w:rFonts w:ascii="BRH Malayalam Extra" w:hAnsi="BRH Malayalam Extra" w:cs="BRH Malayalam Extra"/>
+                <w:sz w:val="40"/>
+                <w:szCs w:val="40"/>
+                <w:highlight w:val="green"/>
+                <w:lang w:val="en-IN"/>
+              </w:rPr>
+              <w:t>cx</w:t>
+            </w:r>
+            <w:r>
+              <w:rPr>
+                <w:rFonts w:ascii="BRH Malayalam Extra" w:hAnsi="BRH Malayalam Extra" w:cs="BRH Malayalam Extra"/>
+                <w:sz w:val="40"/>
+                <w:szCs w:val="40"/>
+                <w:lang w:val="en-IN"/>
+              </w:rPr>
+              <w:t xml:space="preserve">i | </w:t>
+            </w:r>
+          </w:p>
+          <w:p>
+            <w:pPr>
+              <w:widowControl w:val="0"/>
+              <w:autoSpaceDE w:val="0"/>
+              <w:autoSpaceDN w:val="0"/>
+              <w:adjustRightInd w:val="0"/>
+              <w:spacing w:before="0" w:line="240" w:lineRule="auto"/>
+              <w:rPr>
+                <w:rFonts w:ascii="BRH Devanagari Extra" w:hAnsi="BRH Devanagari Extra" w:cs="BRH Devanagari Extra"/>
+                <w:sz w:val="40"/>
+                <w:szCs w:val="40"/>
+                <w:lang w:val="en-IN"/>
+              </w:rPr>
+            </w:pPr>
+            <w:r>
+              <w:rPr>
+                <w:rFonts w:ascii="BRH Malayalam Extra" w:hAnsi="BRH Malayalam Extra" w:cs="BRH Malayalam Extra"/>
+                <w:sz w:val="40"/>
+                <w:szCs w:val="40"/>
+                <w:lang w:val="en-IN"/>
+              </w:rPr>
+              <w:t>A</w:t>
+            </w:r>
+            <w:r>
+              <w:rPr>
+                <w:rFonts w:ascii="BRH Malayalam Extra" w:hAnsi="BRH Malayalam Extra" w:cs="BRH Malayalam Extra"/>
+                <w:sz w:val="33"/>
+                <w:szCs w:val="40"/>
+                <w:lang w:val="en-IN"/>
+              </w:rPr>
+              <w:t>–</w:t>
+            </w:r>
+            <w:r>
+              <w:rPr>
+                <w:rFonts w:ascii="BRH Malayalam Extra" w:hAnsi="BRH Malayalam Extra" w:cs="BRH Malayalam Extra"/>
+                <w:sz w:val="40"/>
+                <w:szCs w:val="40"/>
+                <w:lang w:val="en-IN"/>
+              </w:rPr>
+              <w:t>kz</w:t>
+            </w:r>
+            <w:r>
+              <w:rPr>
+                <w:rFonts w:ascii="BRH Malayalam Extra" w:hAnsi="BRH Malayalam Extra" w:cs="BRH Malayalam Extra"/>
+                <w:sz w:val="33"/>
+                <w:szCs w:val="40"/>
+                <w:lang w:val="en-IN"/>
+              </w:rPr>
+              <w:t>–</w:t>
+            </w:r>
+            <w:r>
+              <w:rPr>
+                <w:rFonts w:ascii="BRH Malayalam Extra" w:hAnsi="BRH Malayalam Extra" w:cs="BRH Malayalam Extra"/>
+                <w:sz w:val="40"/>
+                <w:szCs w:val="40"/>
+                <w:lang w:val="en-IN"/>
+              </w:rPr>
+              <w:t>k</w:t>
+            </w:r>
+            <w:r>
+              <w:rPr>
+                <w:rFonts w:ascii="BRH Malayalam Extra" w:hAnsi="BRH Malayalam Extra" w:cs="BRH Malayalam Extra"/>
+                <w:sz w:val="33"/>
+                <w:szCs w:val="40"/>
+                <w:lang w:val="en-IN"/>
+              </w:rPr>
+              <w:t>–</w:t>
+            </w:r>
+            <w:r>
+              <w:rPr>
+                <w:rFonts w:ascii="BRH Malayalam Extra" w:hAnsi="BRH Malayalam Extra" w:cs="BRH Malayalam Extra"/>
+                <w:sz w:val="40"/>
+                <w:szCs w:val="40"/>
+                <w:lang w:val="en-IN"/>
+              </w:rPr>
+              <w:t>cx</w:t>
+            </w:r>
+            <w:r>
+              <w:rPr>
+                <w:rFonts w:ascii="BRH Malayalam Extra" w:hAnsi="BRH Malayalam Extra" w:cs="BRH Malayalam Extra"/>
+                <w:sz w:val="33"/>
+                <w:szCs w:val="40"/>
+                <w:lang w:val="en-IN"/>
+              </w:rPr>
+              <w:t>–</w:t>
+            </w:r>
+            <w:r>
+              <w:rPr>
+                <w:rFonts w:ascii="BRH Malayalam Extra" w:hAnsi="BRH Malayalam Extra" w:cs="BRH Malayalam Extra"/>
+                <w:sz w:val="40"/>
+                <w:szCs w:val="40"/>
+                <w:lang w:val="en-IN"/>
+              </w:rPr>
+              <w:t>¥iZy— |</w:t>
+            </w:r>
+          </w:p>
+        </w:tc>
+      </w:tr>
+      <w:tr>
+        <w:trPr>
+          <w:trHeight w:val="1833"/>
+        </w:trPr>
+        <w:tc>
+          <w:tcPr>
+            <w:tcW w:w="4048" w:type="dxa"/>
+          </w:tcPr>
+          <w:p>
+            <w:pPr>
+              <w:widowControl w:val="0"/>
+              <w:tabs>
+                <w:tab w:val="left" w:pos="993"/>
+              </w:tabs>
+              <w:autoSpaceDE w:val="0"/>
+              <w:autoSpaceDN w:val="0"/>
+              <w:adjustRightInd w:val="0"/>
+              <w:spacing w:before="0" w:line="240" w:lineRule="auto"/>
+              <w:ind w:right="297"/>
+              <w:rPr>
+                <w:rFonts w:cs="Arial"/>
+                <w:b/>
+                <w:sz w:val="28"/>
+                <w:szCs w:val="32"/>
+              </w:rPr>
+            </w:pPr>
+            <w:r>
+              <w:rPr>
+                <w:rFonts w:cs="Arial"/>
+                <w:b/>
+                <w:sz w:val="28"/>
+                <w:szCs w:val="32"/>
+              </w:rPr>
+              <w:t>T.S.2.6.</w:t>
+            </w:r>
+            <w:r>
+              <w:rPr>
+                <w:rFonts w:cs="Arial"/>
+                <w:b/>
+                <w:sz w:val="28"/>
+                <w:szCs w:val="32"/>
+              </w:rPr>
+              <w:t>10.1</w:t>
+            </w:r>
+            <w:r>
+              <w:rPr>
+                <w:rFonts w:cs="Arial"/>
+                <w:b/>
+                <w:sz w:val="28"/>
+                <w:szCs w:val="32"/>
+              </w:rPr>
+              <w:t xml:space="preserve"> – Kramam</w:t>
+            </w:r>
+          </w:p>
+          <w:p>
+            <w:pPr>
+              <w:widowControl w:val="0"/>
+              <w:tabs>
+                <w:tab w:val="left" w:pos="993"/>
+              </w:tabs>
+              <w:autoSpaceDE w:val="0"/>
+              <w:autoSpaceDN w:val="0"/>
+              <w:adjustRightInd w:val="0"/>
+              <w:spacing w:before="0" w:line="240" w:lineRule="auto"/>
+              <w:ind w:right="297"/>
+              <w:rPr>
+                <w:rFonts w:cs="Arial"/>
+                <w:b/>
+                <w:sz w:val="28"/>
+                <w:szCs w:val="32"/>
+                <w:lang w:val="it-IT"/>
+              </w:rPr>
+            </w:pPr>
+            <w:r>
+              <w:rPr>
+                <w:rFonts w:cs="Arial"/>
+                <w:b/>
+                <w:sz w:val="28"/>
+                <w:szCs w:val="32"/>
+                <w:lang w:val="it-IT"/>
+              </w:rPr>
+              <w:t xml:space="preserve">Krama Vaakyam No.- </w:t>
+            </w:r>
+            <w:r>
+              <w:rPr>
+                <w:rFonts w:cs="Arial"/>
+                <w:b/>
+                <w:sz w:val="28"/>
+                <w:szCs w:val="32"/>
+                <w:lang w:val="it-IT"/>
+              </w:rPr>
+              <w:t>40</w:t>
+            </w:r>
+          </w:p>
+          <w:p>
+            <w:pPr>
+              <w:widowControl w:val="0"/>
+              <w:tabs>
+                <w:tab w:val="left" w:pos="993"/>
+              </w:tabs>
+              <w:autoSpaceDE w:val="0"/>
+              <w:autoSpaceDN w:val="0"/>
+              <w:adjustRightInd w:val="0"/>
+              <w:spacing w:before="0" w:line="240" w:lineRule="auto"/>
+              <w:ind w:right="297"/>
+              <w:rPr>
+                <w:rFonts w:cs="Arial"/>
+                <w:b/>
+                <w:sz w:val="28"/>
+                <w:szCs w:val="32"/>
+                <w:lang w:val="it-IT"/>
+              </w:rPr>
+            </w:pPr>
+            <w:r>
+              <w:rPr>
+                <w:rFonts w:cs="Arial"/>
+                <w:b/>
+                <w:sz w:val="28"/>
+                <w:szCs w:val="32"/>
+                <w:lang w:val="it-IT"/>
+              </w:rPr>
+              <w:t>Panchaati No</w:t>
+            </w:r>
+            <w:r>
+              <w:rPr>
+                <w:rFonts w:cs="Arial"/>
+                <w:b/>
+                <w:szCs w:val="32"/>
+                <w:lang w:val="it-IT"/>
+              </w:rPr>
+              <w:t>. -</w:t>
+            </w:r>
+            <w:r>
+              <w:rPr>
+                <w:rFonts w:cs="Arial"/>
+                <w:b/>
+                <w:sz w:val="28"/>
+                <w:szCs w:val="28"/>
+                <w:lang w:val="it-IT"/>
+              </w:rPr>
+              <w:t xml:space="preserve"> </w:t>
+            </w:r>
+            <w:r>
+              <w:rPr>
+                <w:rFonts w:cs="Arial"/>
+                <w:b/>
+                <w:sz w:val="28"/>
+                <w:szCs w:val="28"/>
+                <w:lang w:val="it-IT"/>
+              </w:rPr>
+              <w:t>5</w:t>
+            </w:r>
+            <w:r>
+              <w:rPr>
+                <w:rFonts w:cs="Arial"/>
+                <w:b/>
+                <w:sz w:val="28"/>
+                <w:szCs w:val="28"/>
+                <w:lang w:val="it-IT"/>
+              </w:rPr>
+              <w:t>7</w:t>
+            </w:r>
+          </w:p>
+        </w:tc>
+        <w:tc>
+          <w:tcPr>
+            <w:tcW w:w="5386" w:type="dxa"/>
+          </w:tcPr>
+          <w:p>
+            <w:pPr>
+              <w:widowControl w:val="0"/>
+              <w:autoSpaceDE w:val="0"/>
+              <w:autoSpaceDN w:val="0"/>
+              <w:adjustRightInd w:val="0"/>
+              <w:spacing w:before="0" w:line="240" w:lineRule="auto"/>
+              <w:rPr>
+                <w:rFonts w:ascii="BRH Malayalam Extra" w:hAnsi="BRH Malayalam Extra" w:cs="BRH Malayalam Extra"/>
+                <w:color w:val="000000"/>
+                <w:sz w:val="40"/>
+                <w:szCs w:val="40"/>
+              </w:rPr>
+            </w:pPr>
+            <w:r>
+              <w:rPr>
+                <w:rFonts w:ascii="BRH Malayalam Extra" w:hAnsi="BRH Malayalam Extra" w:cs="BRH Malayalam Extra"/>
+                <w:color w:val="000000"/>
+                <w:sz w:val="40"/>
+                <w:szCs w:val="40"/>
+              </w:rPr>
+              <w:t xml:space="preserve">jbögx˜Ö¥Yx°J | </w:t>
+            </w:r>
+          </w:p>
+          <w:p>
+            <w:pPr>
+              <w:widowControl w:val="0"/>
+              <w:autoSpaceDE w:val="0"/>
+              <w:autoSpaceDN w:val="0"/>
+              <w:adjustRightInd w:val="0"/>
+              <w:spacing w:before="0" w:line="240" w:lineRule="auto"/>
+              <w:rPr>
+                <w:rFonts w:ascii="BRH Malayalam Extra" w:hAnsi="BRH Malayalam Extra" w:cs="BRH Malayalam Extra"/>
+                <w:color w:val="000000"/>
+                <w:sz w:val="40"/>
+                <w:szCs w:val="40"/>
+              </w:rPr>
+            </w:pPr>
+            <w:r>
+              <w:rPr>
+                <w:rFonts w:ascii="BRH Malayalam Extra" w:hAnsi="BRH Malayalam Extra" w:cs="BRH Malayalam Extra"/>
+                <w:color w:val="000000"/>
+                <w:sz w:val="40"/>
+                <w:szCs w:val="40"/>
+              </w:rPr>
+              <w:t>Aö</w:t>
+            </w:r>
+            <w:r>
+              <w:rPr>
+                <w:rFonts w:ascii="BRH Malayalam Extra" w:hAnsi="BRH Malayalam Extra" w:cs="BRH Malayalam Extra"/>
+                <w:color w:val="000000"/>
+                <w:sz w:val="40"/>
+                <w:szCs w:val="40"/>
+                <w:highlight w:val="yellow"/>
+              </w:rPr>
+              <w:t>gx˜¥Y</w:t>
+            </w:r>
+            <w:r>
+              <w:rPr>
+                <w:rFonts w:ascii="BRH Malayalam Extra" w:hAnsi="BRH Malayalam Extra" w:cs="BRH Malayalam Extra"/>
+                <w:color w:val="000000"/>
+                <w:sz w:val="40"/>
+                <w:szCs w:val="40"/>
+              </w:rPr>
+              <w:t>x</w:t>
+            </w:r>
+            <w:r>
+              <w:rPr>
+                <w:rFonts w:ascii="BRH Malayalam Extra" w:hAnsi="BRH Malayalam Extra" w:cs="BRH Malayalam Extra"/>
+                <w:color w:val="000000"/>
+                <w:sz w:val="33"/>
+                <w:szCs w:val="40"/>
+              </w:rPr>
+              <w:t>–</w:t>
+            </w:r>
+            <w:r>
+              <w:rPr>
+                <w:rFonts w:ascii="BRH Malayalam Extra" w:hAnsi="BRH Malayalam Extra" w:cs="BRH Malayalam Extra"/>
+                <w:color w:val="000000"/>
+                <w:sz w:val="40"/>
+                <w:szCs w:val="40"/>
+              </w:rPr>
+              <w:t xml:space="preserve">¥°x </w:t>
+            </w:r>
+          </w:p>
+          <w:p>
+            <w:pPr>
+              <w:widowControl w:val="0"/>
+              <w:autoSpaceDE w:val="0"/>
+              <w:autoSpaceDN w:val="0"/>
+              <w:adjustRightInd w:val="0"/>
+              <w:spacing w:before="0" w:line="240" w:lineRule="auto"/>
+              <w:rPr>
+                <w:rFonts w:ascii="BRH Malayalam Extra" w:hAnsi="BRH Malayalam Extra" w:cs="BRH Malayalam Extra"/>
+                <w:sz w:val="40"/>
+                <w:szCs w:val="40"/>
+              </w:rPr>
+            </w:pPr>
+            <w:r>
+              <w:rPr>
+                <w:rFonts w:ascii="BRH Malayalam Extra" w:hAnsi="BRH Malayalam Extra" w:cs="BRH Malayalam Extra"/>
+                <w:color w:val="000000"/>
+                <w:sz w:val="40"/>
+                <w:szCs w:val="40"/>
+              </w:rPr>
+              <w:t>„öq—ÅcxdJ |</w:t>
+            </w:r>
+          </w:p>
+        </w:tc>
+        <w:tc>
+          <w:tcPr>
+            <w:tcW w:w="5220" w:type="dxa"/>
+          </w:tcPr>
+          <w:p>
+            <w:pPr>
+              <w:widowControl w:val="0"/>
+              <w:autoSpaceDE w:val="0"/>
+              <w:autoSpaceDN w:val="0"/>
+              <w:adjustRightInd w:val="0"/>
+              <w:spacing w:before="0" w:line="240" w:lineRule="auto"/>
+              <w:rPr>
+                <w:rFonts w:ascii="BRH Malayalam Extra" w:hAnsi="BRH Malayalam Extra" w:cs="BRH Malayalam Extra"/>
+                <w:color w:val="000000"/>
+                <w:sz w:val="40"/>
+                <w:szCs w:val="40"/>
+              </w:rPr>
+            </w:pPr>
+            <w:r>
+              <w:rPr>
+                <w:rFonts w:ascii="BRH Malayalam Extra" w:hAnsi="BRH Malayalam Extra" w:cs="BRH Malayalam Extra"/>
+                <w:color w:val="000000"/>
+                <w:sz w:val="40"/>
+                <w:szCs w:val="40"/>
+              </w:rPr>
+              <w:t xml:space="preserve">jbögx˜Ö¥Yx°J | </w:t>
+            </w:r>
+          </w:p>
+          <w:p>
+            <w:pPr>
+              <w:widowControl w:val="0"/>
+              <w:autoSpaceDE w:val="0"/>
+              <w:autoSpaceDN w:val="0"/>
+              <w:adjustRightInd w:val="0"/>
+              <w:spacing w:before="0" w:line="240" w:lineRule="auto"/>
+              <w:rPr>
+                <w:rFonts w:ascii="BRH Malayalam Extra" w:hAnsi="BRH Malayalam Extra" w:cs="BRH Malayalam Extra"/>
+                <w:color w:val="000000"/>
+                <w:sz w:val="40"/>
+                <w:szCs w:val="40"/>
+              </w:rPr>
+            </w:pPr>
+            <w:r>
+              <w:rPr>
+                <w:rFonts w:ascii="BRH Malayalam Extra" w:hAnsi="BRH Malayalam Extra" w:cs="BRH Malayalam Extra"/>
+                <w:color w:val="000000"/>
+                <w:sz w:val="40"/>
+                <w:szCs w:val="40"/>
+              </w:rPr>
+              <w:t>Aögx˜</w:t>
+            </w:r>
+            <w:r>
+              <w:rPr>
+                <w:rFonts w:ascii="BRH Malayalam Extra" w:hAnsi="BRH Malayalam Extra" w:cs="BRH Malayalam Extra"/>
+                <w:color w:val="000000"/>
+                <w:sz w:val="40"/>
+                <w:szCs w:val="40"/>
+                <w:highlight w:val="green"/>
+              </w:rPr>
+              <w:t>Ö</w:t>
+            </w:r>
+            <w:r>
+              <w:rPr>
+                <w:rFonts w:ascii="BRH Malayalam Extra" w:hAnsi="BRH Malayalam Extra" w:cs="BRH Malayalam Extra"/>
+                <w:color w:val="000000"/>
+                <w:sz w:val="40"/>
+                <w:szCs w:val="40"/>
+              </w:rPr>
+              <w:t>¥Yx</w:t>
+            </w:r>
+            <w:r>
+              <w:rPr>
+                <w:rFonts w:ascii="BRH Malayalam Extra" w:hAnsi="BRH Malayalam Extra" w:cs="BRH Malayalam Extra"/>
+                <w:color w:val="000000"/>
+                <w:sz w:val="33"/>
+                <w:szCs w:val="40"/>
+              </w:rPr>
+              <w:t>–</w:t>
+            </w:r>
+            <w:r>
+              <w:rPr>
+                <w:rFonts w:ascii="BRH Malayalam Extra" w:hAnsi="BRH Malayalam Extra" w:cs="BRH Malayalam Extra"/>
+                <w:color w:val="000000"/>
+                <w:sz w:val="40"/>
+                <w:szCs w:val="40"/>
+              </w:rPr>
+              <w:t>¥°x</w:t>
+            </w:r>
+          </w:p>
+          <w:p>
+            <w:pPr>
+              <w:widowControl w:val="0"/>
+              <w:autoSpaceDE w:val="0"/>
+              <w:autoSpaceDN w:val="0"/>
+              <w:adjustRightInd w:val="0"/>
+              <w:spacing w:before="0" w:line="240" w:lineRule="auto"/>
+              <w:rPr>
+                <w:rFonts w:ascii="BRH Malayalam Extra" w:hAnsi="BRH Malayalam Extra" w:cs="BRH Malayalam Extra"/>
+                <w:color w:val="000000"/>
+                <w:sz w:val="40"/>
+                <w:szCs w:val="40"/>
+              </w:rPr>
+            </w:pPr>
+            <w:r>
+              <w:rPr>
+                <w:rFonts w:ascii="BRH Malayalam Extra" w:hAnsi="BRH Malayalam Extra" w:cs="BRH Malayalam Extra"/>
+                <w:color w:val="000000"/>
+                <w:sz w:val="40"/>
+                <w:szCs w:val="40"/>
+              </w:rPr>
+              <w:t xml:space="preserve">„öq—ÅcxdJ | </w:t>
+            </w:r>
+          </w:p>
+        </w:tc>
+      </w:tr>
+      <w:tr>
+        <w:trPr>
+          <w:trHeight w:val="1091"/>
+        </w:trPr>
+        <w:tc>
+          <w:tcPr>
+            <w:tcW w:w="4048" w:type="dxa"/>
+          </w:tcPr>
+          <w:p>
+            <w:pPr>
+              <w:widowControl w:val="0"/>
+              <w:tabs>
+                <w:tab w:val="left" w:pos="993"/>
+              </w:tabs>
+              <w:autoSpaceDE w:val="0"/>
+              <w:autoSpaceDN w:val="0"/>
+              <w:adjustRightInd w:val="0"/>
+              <w:spacing w:before="0" w:line="240" w:lineRule="auto"/>
+              <w:ind w:right="297"/>
+              <w:rPr>
+                <w:rFonts w:cs="Arial"/>
+                <w:b/>
+                <w:sz w:val="28"/>
+                <w:szCs w:val="32"/>
+              </w:rPr>
+            </w:pPr>
+            <w:r>
+              <w:rPr>
+                <w:rFonts w:cs="Arial"/>
+                <w:b/>
+                <w:sz w:val="28"/>
+                <w:szCs w:val="32"/>
+              </w:rPr>
+              <w:t>T.S.2.6.11.2 – Kramam</w:t>
+            </w:r>
+          </w:p>
+          <w:p>
+            <w:pPr>
+              <w:widowControl w:val="0"/>
+              <w:tabs>
+                <w:tab w:val="left" w:pos="993"/>
+              </w:tabs>
+              <w:autoSpaceDE w:val="0"/>
+              <w:autoSpaceDN w:val="0"/>
+              <w:adjustRightInd w:val="0"/>
+              <w:spacing w:before="0" w:line="240" w:lineRule="auto"/>
+              <w:ind w:right="297"/>
+              <w:rPr>
+                <w:rFonts w:cs="Arial"/>
+                <w:b/>
+                <w:sz w:val="28"/>
+                <w:szCs w:val="32"/>
+              </w:rPr>
+            </w:pPr>
+            <w:r>
+              <w:rPr>
+                <w:rFonts w:cs="Arial"/>
+                <w:b/>
+                <w:sz w:val="28"/>
+                <w:szCs w:val="32"/>
+              </w:rPr>
+              <w:t>Krama Vaakyam No.- 14</w:t>
+            </w:r>
+          </w:p>
+          <w:p>
+            <w:pPr>
+              <w:widowControl w:val="0"/>
+              <w:tabs>
+                <w:tab w:val="left" w:pos="993"/>
+              </w:tabs>
+              <w:autoSpaceDE w:val="0"/>
+              <w:autoSpaceDN w:val="0"/>
+              <w:adjustRightInd w:val="0"/>
+              <w:spacing w:before="0" w:line="240" w:lineRule="auto"/>
+              <w:ind w:right="297"/>
+              <w:rPr>
+                <w:rFonts w:cs="Arial"/>
+                <w:b/>
+                <w:sz w:val="28"/>
+                <w:szCs w:val="32"/>
+              </w:rPr>
+            </w:pPr>
+            <w:r>
+              <w:rPr>
+                <w:rFonts w:cs="Arial"/>
+                <w:b/>
+                <w:sz w:val="28"/>
+                <w:szCs w:val="32"/>
+              </w:rPr>
+              <w:t>Panchaati No</w:t>
+            </w:r>
+            <w:r>
+              <w:rPr>
+                <w:rFonts w:cs="Arial"/>
+                <w:b/>
+                <w:szCs w:val="32"/>
+              </w:rPr>
+              <w:t>. -</w:t>
+            </w:r>
+            <w:r>
+              <w:rPr>
+                <w:rFonts w:cs="Arial"/>
+                <w:b/>
+                <w:sz w:val="28"/>
+                <w:szCs w:val="28"/>
+              </w:rPr>
+              <w:t xml:space="preserve"> 62</w:t>
+            </w:r>
+          </w:p>
+        </w:tc>
+        <w:tc>
+          <w:tcPr>
+            <w:tcW w:w="5386" w:type="dxa"/>
+          </w:tcPr>
+          <w:p>
+            <w:pPr>
+              <w:widowControl w:val="0"/>
+              <w:autoSpaceDE w:val="0"/>
+              <w:autoSpaceDN w:val="0"/>
+              <w:adjustRightInd w:val="0"/>
+              <w:spacing w:before="0" w:line="240" w:lineRule="auto"/>
+              <w:rPr>
+                <w:rFonts w:ascii="BRH Devanagari Extra" w:hAnsi="BRH Devanagari Extra" w:cs="BRH Devanagari Extra"/>
+                <w:sz w:val="40"/>
+                <w:szCs w:val="40"/>
+              </w:rPr>
+            </w:pPr>
+            <w:r>
+              <w:rPr>
+                <w:rFonts w:ascii="BRH Malayalam Extra" w:hAnsi="BRH Malayalam Extra" w:cs="BRH Malayalam Extra"/>
+                <w:sz w:val="40"/>
+                <w:szCs w:val="40"/>
+                <w:lang w:val="it-IT"/>
+              </w:rPr>
+              <w:t>Ki¡— | D</w:t>
+            </w:r>
+            <w:r>
+              <w:rPr>
+                <w:rFonts w:ascii="BRH Malayalam Extra" w:hAnsi="BRH Malayalam Extra" w:cs="BRH Malayalam Extra"/>
+                <w:sz w:val="33"/>
+                <w:szCs w:val="40"/>
+                <w:lang w:val="it-IT"/>
+              </w:rPr>
+              <w:t>–</w:t>
+            </w:r>
+            <w:r>
+              <w:rPr>
+                <w:rFonts w:ascii="BRH Malayalam Extra" w:hAnsi="BRH Malayalam Extra" w:cs="BRH Malayalam Extra"/>
+                <w:sz w:val="40"/>
+                <w:szCs w:val="40"/>
+                <w:lang w:val="it-IT"/>
+              </w:rPr>
+              <w:t xml:space="preserve"> </w:t>
+            </w:r>
+            <w:r>
+              <w:rPr>
+                <w:rFonts w:ascii="BRH Malayalam Extra" w:hAnsi="BRH Malayalam Extra" w:cs="BRH Malayalam Extra"/>
+                <w:sz w:val="40"/>
+                <w:szCs w:val="40"/>
+                <w:highlight w:val="yellow"/>
+                <w:lang w:val="it-IT"/>
+              </w:rPr>
+              <w:t>s</w:t>
+            </w:r>
+            <w:r>
+              <w:rPr>
+                <w:rFonts w:ascii="BRH Malayalam Extra" w:hAnsi="BRH Malayalam Extra" w:cs="BRH Malayalam Extra"/>
+                <w:sz w:val="40"/>
+                <w:szCs w:val="40"/>
+                <w:lang w:val="it-IT"/>
+              </w:rPr>
+              <w:t>ûy</w:t>
+            </w:r>
+            <w:r>
+              <w:rPr>
+                <w:rFonts w:ascii="BRH Malayalam Extra" w:hAnsi="BRH Malayalam Extra" w:cs="BRH Malayalam Extra"/>
+                <w:sz w:val="33"/>
+                <w:szCs w:val="40"/>
+                <w:lang w:val="it-IT"/>
+              </w:rPr>
+              <w:t>–</w:t>
+            </w:r>
+            <w:r>
+              <w:rPr>
+                <w:rFonts w:ascii="BRH Malayalam Extra" w:hAnsi="BRH Malayalam Extra" w:cs="BRH Malayalam Extra"/>
+                <w:sz w:val="40"/>
+                <w:szCs w:val="40"/>
+                <w:lang w:val="it-IT"/>
+              </w:rPr>
+              <w:t>Z§</w:t>
+            </w:r>
+            <w:r>
+              <w:rPr>
+                <w:rFonts w:ascii="BRH Malayalam Extra" w:hAnsi="BRH Malayalam Extra" w:cs="BRH Malayalam Extra"/>
+                <w:sz w:val="33"/>
+                <w:szCs w:val="40"/>
+                <w:lang w:val="it-IT"/>
+              </w:rPr>
+              <w:t>–</w:t>
+            </w:r>
+            <w:r>
+              <w:rPr>
+                <w:rFonts w:ascii="BRH Malayalam Extra" w:hAnsi="BRH Malayalam Extra" w:cs="BRH Malayalam Extra"/>
+                <w:sz w:val="40"/>
+                <w:szCs w:val="40"/>
+                <w:lang w:val="it-IT"/>
+              </w:rPr>
+              <w:t xml:space="preserve"> |</w:t>
+            </w:r>
+          </w:p>
+        </w:tc>
+        <w:tc>
+          <w:tcPr>
+            <w:tcW w:w="5220" w:type="dxa"/>
+          </w:tcPr>
+          <w:p>
+            <w:pPr>
+              <w:widowControl w:val="0"/>
+              <w:autoSpaceDE w:val="0"/>
+              <w:autoSpaceDN w:val="0"/>
+              <w:adjustRightInd w:val="0"/>
+              <w:spacing w:before="0" w:line="240" w:lineRule="auto"/>
+              <w:rPr>
+                <w:rFonts w:ascii="BRH Devanagari Extra" w:hAnsi="BRH Devanagari Extra" w:cs="BRH Devanagari Extra"/>
+                <w:b/>
+                <w:bCs/>
+                <w:sz w:val="40"/>
+                <w:szCs w:val="40"/>
+              </w:rPr>
+            </w:pPr>
+            <w:r>
+              <w:rPr>
+                <w:rFonts w:ascii="BRH Malayalam Extra" w:hAnsi="BRH Malayalam Extra" w:cs="BRH Malayalam Extra"/>
+                <w:color w:val="000000"/>
+                <w:sz w:val="40"/>
+                <w:szCs w:val="40"/>
+                <w:lang w:val="it-IT"/>
+              </w:rPr>
+              <w:t>Ki¡— | D</w:t>
+            </w:r>
+            <w:r>
+              <w:rPr>
+                <w:rFonts w:ascii="BRH Malayalam Extra" w:hAnsi="BRH Malayalam Extra" w:cs="BRH Malayalam Extra"/>
+                <w:color w:val="000000"/>
+                <w:sz w:val="33"/>
+                <w:szCs w:val="40"/>
+                <w:lang w:val="it-IT"/>
+              </w:rPr>
+              <w:t>–</w:t>
+            </w:r>
+            <w:r>
+              <w:rPr>
+                <w:rFonts w:ascii="BRH Malayalam Extra" w:hAnsi="BRH Malayalam Extra" w:cs="BRH Malayalam Extra"/>
+                <w:color w:val="000000"/>
+                <w:sz w:val="40"/>
+                <w:szCs w:val="40"/>
+                <w:lang w:val="it-IT"/>
+              </w:rPr>
+              <w:t xml:space="preserve"> </w:t>
+            </w:r>
+            <w:r>
+              <w:rPr>
+                <w:rFonts w:ascii="BRH Malayalam Extra" w:hAnsi="BRH Malayalam Extra" w:cs="BRH Malayalam Extra"/>
+                <w:color w:val="000000"/>
+                <w:sz w:val="40"/>
+                <w:szCs w:val="40"/>
+                <w:highlight w:val="green"/>
+                <w:lang w:val="it-IT"/>
+              </w:rPr>
+              <w:t>rûy</w:t>
+            </w:r>
+            <w:r>
+              <w:rPr>
+                <w:rFonts w:ascii="BRH Malayalam Extra" w:hAnsi="BRH Malayalam Extra" w:cs="BRH Malayalam Extra"/>
+                <w:color w:val="000000"/>
+                <w:sz w:val="33"/>
+                <w:szCs w:val="40"/>
+                <w:lang w:val="it-IT"/>
+              </w:rPr>
+              <w:t>–</w:t>
+            </w:r>
+            <w:r>
+              <w:rPr>
+                <w:rFonts w:ascii="BRH Malayalam Extra" w:hAnsi="BRH Malayalam Extra" w:cs="BRH Malayalam Extra"/>
+                <w:color w:val="000000"/>
+                <w:sz w:val="40"/>
+                <w:szCs w:val="40"/>
+                <w:lang w:val="it-IT"/>
+              </w:rPr>
+              <w:t>Z§</w:t>
+            </w:r>
+            <w:r>
+              <w:rPr>
+                <w:rFonts w:ascii="BRH Malayalam Extra" w:hAnsi="BRH Malayalam Extra" w:cs="BRH Malayalam Extra"/>
+                <w:color w:val="000000"/>
+                <w:sz w:val="33"/>
+                <w:szCs w:val="40"/>
+                <w:lang w:val="it-IT"/>
+              </w:rPr>
+              <w:t>–</w:t>
+            </w:r>
+            <w:r>
+              <w:rPr>
+                <w:rFonts w:ascii="BRH Malayalam Extra" w:hAnsi="BRH Malayalam Extra" w:cs="BRH Malayalam Extra"/>
+                <w:color w:val="000000"/>
+                <w:sz w:val="40"/>
+                <w:szCs w:val="40"/>
+                <w:lang w:val="it-IT"/>
+              </w:rPr>
+              <w:t xml:space="preserve"> |</w:t>
+            </w:r>
+          </w:p>
+        </w:tc>
+      </w:tr>
+      <w:tr>
+        <w:trPr>
+          <w:trHeight w:val="1438"/>
+        </w:trPr>
+        <w:tc>
+          <w:tcPr>
+            <w:tcW w:w="4048" w:type="dxa"/>
+          </w:tcPr>
+          <w:p>
+            <w:pPr>
+              <w:widowControl w:val="0"/>
+              <w:tabs>
+                <w:tab w:val="left" w:pos="993"/>
+              </w:tabs>
+              <w:autoSpaceDE w:val="0"/>
+              <w:autoSpaceDN w:val="0"/>
+              <w:adjustRightInd w:val="0"/>
+              <w:spacing w:before="0" w:line="240" w:lineRule="auto"/>
+              <w:ind w:right="297"/>
+              <w:rPr>
+                <w:rFonts w:cs="Arial"/>
+                <w:b/>
+                <w:sz w:val="28"/>
+                <w:szCs w:val="32"/>
+              </w:rPr>
+            </w:pPr>
+            <w:r>
+              <w:rPr>
+                <w:rFonts w:cs="Arial"/>
+                <w:b/>
+                <w:sz w:val="28"/>
+                <w:szCs w:val="32"/>
+              </w:rPr>
+              <w:t>T.S.2.6.11.2 – Kramam</w:t>
+            </w:r>
+          </w:p>
+          <w:p>
+            <w:pPr>
+              <w:widowControl w:val="0"/>
+              <w:tabs>
+                <w:tab w:val="left" w:pos="993"/>
+              </w:tabs>
+              <w:autoSpaceDE w:val="0"/>
+              <w:autoSpaceDN w:val="0"/>
+              <w:adjustRightInd w:val="0"/>
+              <w:spacing w:before="0" w:line="240" w:lineRule="auto"/>
+              <w:ind w:right="297"/>
+              <w:rPr>
+                <w:rFonts w:cs="Arial"/>
+                <w:b/>
+                <w:sz w:val="28"/>
+                <w:szCs w:val="32"/>
+              </w:rPr>
+            </w:pPr>
+            <w:r>
+              <w:rPr>
+                <w:rFonts w:cs="Arial"/>
+                <w:b/>
+                <w:sz w:val="28"/>
+                <w:szCs w:val="32"/>
+              </w:rPr>
+              <w:t>Krama Vaakyam No.- 18</w:t>
+            </w:r>
+          </w:p>
+          <w:p>
+            <w:pPr>
+              <w:widowControl w:val="0"/>
+              <w:tabs>
+                <w:tab w:val="left" w:pos="993"/>
+              </w:tabs>
+              <w:autoSpaceDE w:val="0"/>
+              <w:autoSpaceDN w:val="0"/>
+              <w:adjustRightInd w:val="0"/>
+              <w:spacing w:before="0" w:line="240" w:lineRule="auto"/>
+              <w:ind w:right="297"/>
+              <w:rPr>
+                <w:rFonts w:cs="Arial"/>
+                <w:b/>
+                <w:color w:val="EE0000"/>
+                <w:sz w:val="28"/>
+                <w:szCs w:val="32"/>
+              </w:rPr>
+            </w:pPr>
+            <w:r>
+              <w:rPr>
+                <w:rFonts w:cs="Arial"/>
+                <w:b/>
+                <w:sz w:val="28"/>
+                <w:szCs w:val="32"/>
+              </w:rPr>
+              <w:t>Panchaati No</w:t>
+            </w:r>
+            <w:r>
+              <w:rPr>
+                <w:rFonts w:cs="Arial"/>
+                <w:b/>
+                <w:szCs w:val="32"/>
+              </w:rPr>
+              <w:t>. -</w:t>
+            </w:r>
+            <w:r>
+              <w:rPr>
+                <w:rFonts w:cs="Arial"/>
+                <w:b/>
+                <w:sz w:val="28"/>
+                <w:szCs w:val="36"/>
+              </w:rPr>
+              <w:t xml:space="preserve"> 62</w:t>
+            </w:r>
+          </w:p>
+        </w:tc>
+        <w:tc>
+          <w:tcPr>
+            <w:tcW w:w="5386" w:type="dxa"/>
+          </w:tcPr>
+          <w:p>
+            <w:pPr>
+              <w:widowControl w:val="0"/>
+              <w:autoSpaceDE w:val="0"/>
+              <w:autoSpaceDN w:val="0"/>
+              <w:adjustRightInd w:val="0"/>
+              <w:spacing w:before="0" w:line="240" w:lineRule="auto"/>
+              <w:rPr>
+                <w:rFonts w:ascii="BRH Malayalam Extra" w:hAnsi="BRH Malayalam Extra" w:cs="BRH Malayalam Extra"/>
+                <w:color w:val="000000"/>
+                <w:sz w:val="40"/>
+                <w:szCs w:val="40"/>
+              </w:rPr>
+            </w:pPr>
+            <w:r>
+              <w:rPr>
+                <w:rFonts w:ascii="BRH Malayalam Extra" w:hAnsi="BRH Malayalam Extra" w:cs="BRH Malayalam Extra"/>
+                <w:color w:val="000000"/>
+                <w:sz w:val="40"/>
+                <w:szCs w:val="40"/>
+              </w:rPr>
+              <w:t>¥sd—jx</w:t>
+            </w:r>
+            <w:r>
+              <w:rPr>
+                <w:rFonts w:ascii="BRH Malayalam Extra" w:hAnsi="BRH Malayalam Extra" w:cs="BRH Malayalam Extra"/>
+                <w:color w:val="000000"/>
+                <w:sz w:val="33"/>
+                <w:szCs w:val="40"/>
+              </w:rPr>
+              <w:t>–</w:t>
+            </w:r>
+            <w:r>
+              <w:rPr>
+                <w:rFonts w:ascii="BRH Malayalam Extra" w:hAnsi="BRH Malayalam Extra" w:cs="BRH Malayalam Extra"/>
+                <w:color w:val="000000"/>
+                <w:sz w:val="40"/>
+                <w:szCs w:val="40"/>
+              </w:rPr>
+              <w:t xml:space="preserve">„¥²J | </w:t>
+            </w:r>
+          </w:p>
+          <w:p>
+            <w:pPr>
+              <w:widowControl w:val="0"/>
+              <w:autoSpaceDE w:val="0"/>
+              <w:autoSpaceDN w:val="0"/>
+              <w:adjustRightInd w:val="0"/>
+              <w:spacing w:before="0" w:line="240" w:lineRule="auto"/>
+              <w:rPr>
+                <w:rFonts w:ascii="BRH Devanagari Extra" w:hAnsi="BRH Devanagari Extra" w:cs="BRH Devanagari Extra"/>
+                <w:color w:val="EE0000"/>
+                <w:sz w:val="40"/>
+                <w:szCs w:val="40"/>
+              </w:rPr>
+            </w:pPr>
+            <w:r>
+              <w:rPr>
+                <w:rFonts w:ascii="BRH Malayalam Extra" w:hAnsi="BRH Malayalam Extra" w:cs="BRH Malayalam Extra"/>
+                <w:color w:val="000000"/>
+                <w:sz w:val="40"/>
+                <w:szCs w:val="40"/>
+              </w:rPr>
+              <w:t>A</w:t>
+            </w:r>
+            <w:r>
+              <w:rPr>
+                <w:rFonts w:ascii="BRH Malayalam Extra" w:hAnsi="BRH Malayalam Extra" w:cs="BRH Malayalam Extra"/>
+                <w:color w:val="000000"/>
+                <w:sz w:val="33"/>
+                <w:szCs w:val="40"/>
+              </w:rPr>
+              <w:t>–</w:t>
+            </w:r>
+            <w:r>
+              <w:rPr>
+                <w:rFonts w:ascii="BRH Malayalam Extra" w:hAnsi="BRH Malayalam Extra" w:cs="BRH Malayalam Extra"/>
+                <w:color w:val="000000"/>
+                <w:sz w:val="40"/>
+                <w:szCs w:val="40"/>
+              </w:rPr>
+              <w:t>¥²</w:t>
+            </w:r>
+            <w:r>
+              <w:rPr>
+                <w:rFonts w:ascii="BRH Malayalam Extra" w:hAnsi="BRH Malayalam Extra" w:cs="BRH Malayalam Extra"/>
+                <w:color w:val="000000"/>
+                <w:sz w:val="40"/>
+                <w:szCs w:val="40"/>
+                <w:highlight w:val="yellow"/>
+              </w:rPr>
+              <w:t>ª A</w:t>
+            </w:r>
+            <w:r>
+              <w:rPr>
+                <w:rFonts w:ascii="BRH Malayalam Extra" w:hAnsi="BRH Malayalam Extra" w:cs="BRH Malayalam Extra"/>
+                <w:color w:val="000000"/>
+                <w:sz w:val="40"/>
+                <w:szCs w:val="40"/>
+              </w:rPr>
+              <w:t>ex—KP±sJ |</w:t>
+            </w:r>
+          </w:p>
+        </w:tc>
+        <w:tc>
+          <w:tcPr>
+            <w:tcW w:w="5220" w:type="dxa"/>
+          </w:tcPr>
+          <w:p>
+            <w:pPr>
+              <w:widowControl w:val="0"/>
+              <w:autoSpaceDE w:val="0"/>
+              <w:autoSpaceDN w:val="0"/>
+              <w:adjustRightInd w:val="0"/>
+              <w:spacing w:before="0" w:line="240" w:lineRule="auto"/>
+              <w:rPr>
+                <w:rFonts w:ascii="BRH Malayalam Extra" w:hAnsi="BRH Malayalam Extra" w:cs="BRH Malayalam Extra"/>
+                <w:color w:val="000000"/>
+                <w:sz w:val="40"/>
+                <w:szCs w:val="40"/>
+                <w:lang w:val="en-IN"/>
+              </w:rPr>
+            </w:pPr>
+            <w:r>
+              <w:rPr>
+                <w:rFonts w:ascii="BRH Malayalam Extra" w:hAnsi="BRH Malayalam Extra" w:cs="BRH Malayalam Extra"/>
+                <w:color w:val="000000"/>
+                <w:sz w:val="40"/>
+                <w:szCs w:val="40"/>
+                <w:lang w:val="en-IN"/>
+              </w:rPr>
+              <w:t>¥sd—jx</w:t>
+            </w:r>
+            <w:r>
+              <w:rPr>
+                <w:rFonts w:ascii="BRH Malayalam Extra" w:hAnsi="BRH Malayalam Extra" w:cs="BRH Malayalam Extra"/>
+                <w:color w:val="000000"/>
+                <w:sz w:val="33"/>
+                <w:szCs w:val="40"/>
+                <w:lang w:val="en-IN"/>
+              </w:rPr>
+              <w:t>–</w:t>
+            </w:r>
+            <w:r>
+              <w:rPr>
+                <w:rFonts w:ascii="BRH Malayalam Extra" w:hAnsi="BRH Malayalam Extra" w:cs="BRH Malayalam Extra"/>
+                <w:color w:val="000000"/>
+                <w:sz w:val="40"/>
+                <w:szCs w:val="40"/>
+                <w:lang w:val="en-IN"/>
+              </w:rPr>
+              <w:t xml:space="preserve">„¥²J | </w:t>
+            </w:r>
+          </w:p>
+          <w:p>
+            <w:pPr>
+              <w:widowControl w:val="0"/>
+              <w:autoSpaceDE w:val="0"/>
+              <w:autoSpaceDN w:val="0"/>
+              <w:adjustRightInd w:val="0"/>
+              <w:spacing w:before="0" w:line="240" w:lineRule="auto"/>
+              <w:rPr>
+                <w:rFonts w:ascii="BRH Devanagari Extra" w:hAnsi="BRH Devanagari Extra" w:cs="BRH Devanagari Extra"/>
+                <w:color w:val="EE0000"/>
+                <w:sz w:val="40"/>
+                <w:szCs w:val="40"/>
+                <w:lang w:val="en-IN"/>
+              </w:rPr>
+            </w:pPr>
+            <w:r>
+              <w:rPr>
+                <w:rFonts w:ascii="BRH Malayalam Extra" w:hAnsi="BRH Malayalam Extra" w:cs="BRH Malayalam Extra"/>
+                <w:color w:val="000000"/>
+                <w:sz w:val="40"/>
+                <w:szCs w:val="40"/>
+                <w:lang w:val="en-IN"/>
+              </w:rPr>
+              <w:t>A</w:t>
+            </w:r>
+            <w:r>
+              <w:rPr>
+                <w:rFonts w:ascii="BRH Malayalam Extra" w:hAnsi="BRH Malayalam Extra" w:cs="BRH Malayalam Extra"/>
+                <w:color w:val="000000"/>
+                <w:sz w:val="33"/>
+                <w:szCs w:val="40"/>
+                <w:lang w:val="en-IN"/>
+              </w:rPr>
+              <w:t>–</w:t>
+            </w:r>
+            <w:r>
+              <w:rPr>
+                <w:rFonts w:ascii="BRH Malayalam Extra" w:hAnsi="BRH Malayalam Extra" w:cs="BRH Malayalam Extra"/>
+                <w:color w:val="000000"/>
+                <w:sz w:val="40"/>
+                <w:szCs w:val="40"/>
+                <w:lang w:val="en-IN"/>
+              </w:rPr>
+              <w:t>¥²</w:t>
+            </w:r>
+            <w:r>
+              <w:rPr>
+                <w:rFonts w:ascii="BRH Malayalam Extra" w:hAnsi="BRH Malayalam Extra" w:cs="BRH Malayalam Extra"/>
+                <w:color w:val="000000"/>
+                <w:sz w:val="33"/>
+                <w:szCs w:val="40"/>
+                <w:lang w:val="en-IN"/>
+              </w:rPr>
+              <w:t>–</w:t>
+            </w:r>
+            <w:r>
+              <w:rPr>
+                <w:rFonts w:ascii="BRH Malayalam Extra" w:hAnsi="BRH Malayalam Extra" w:cs="BRH Malayalam Extra"/>
+                <w:color w:val="000000"/>
+                <w:sz w:val="40"/>
+                <w:szCs w:val="40"/>
+                <w:highlight w:val="green"/>
+                <w:lang w:val="en-IN"/>
+              </w:rPr>
+              <w:t>k</w:t>
+            </w:r>
+            <w:r>
+              <w:rPr>
+                <w:rFonts w:ascii="BRH Malayalam Extra" w:hAnsi="BRH Malayalam Extra" w:cs="BRH Malayalam Extra"/>
+                <w:color w:val="000000"/>
+                <w:sz w:val="40"/>
+                <w:szCs w:val="40"/>
+                <w:lang w:val="en-IN"/>
+              </w:rPr>
+              <w:t>ex—KP±sJ |</w:t>
+            </w:r>
+          </w:p>
+        </w:tc>
+      </w:tr>
+      <w:tr>
+        <w:trPr>
+          <w:trHeight w:val="1091"/>
+        </w:trPr>
+        <w:tc>
+          <w:tcPr>
+            <w:tcW w:w="4048" w:type="dxa"/>
+          </w:tcPr>
+          <w:p>
+            <w:pPr>
+              <w:widowControl w:val="0"/>
+              <w:tabs>
+                <w:tab w:val="left" w:pos="993"/>
+              </w:tabs>
+              <w:autoSpaceDE w:val="0"/>
+              <w:autoSpaceDN w:val="0"/>
+              <w:adjustRightInd w:val="0"/>
+              <w:spacing w:before="0" w:line="240" w:lineRule="auto"/>
+              <w:ind w:right="297"/>
+              <w:rPr>
+                <w:rFonts w:cs="Arial"/>
+                <w:b/>
+                <w:sz w:val="28"/>
+                <w:szCs w:val="32"/>
+              </w:rPr>
+            </w:pPr>
+            <w:r>
+              <w:rPr>
+                <w:rFonts w:cs="Arial"/>
+                <w:b/>
+                <w:sz w:val="28"/>
+                <w:szCs w:val="32"/>
+              </w:rPr>
+              <w:t>T.S.2.6.</w:t>
+            </w:r>
+            <w:r>
+              <w:rPr>
+                <w:rFonts w:cs="Arial"/>
+                <w:b/>
+                <w:sz w:val="28"/>
+                <w:szCs w:val="32"/>
+              </w:rPr>
+              <w:t>12</w:t>
+            </w:r>
+            <w:r>
+              <w:rPr>
+                <w:rFonts w:cs="Arial"/>
+                <w:b/>
+                <w:sz w:val="28"/>
+                <w:szCs w:val="32"/>
+              </w:rPr>
+              <w:t>.</w:t>
+            </w:r>
+            <w:r>
+              <w:rPr>
+                <w:rFonts w:cs="Arial"/>
+                <w:b/>
+                <w:sz w:val="28"/>
+                <w:szCs w:val="32"/>
+              </w:rPr>
+              <w:t>1</w:t>
+            </w:r>
+            <w:r>
+              <w:rPr>
+                <w:rFonts w:cs="Arial"/>
+                <w:b/>
+                <w:sz w:val="28"/>
+                <w:szCs w:val="32"/>
+              </w:rPr>
+              <w:t xml:space="preserve"> – Kramam</w:t>
+            </w:r>
+          </w:p>
+          <w:p>
+            <w:pPr>
+              <w:widowControl w:val="0"/>
+              <w:tabs>
+                <w:tab w:val="left" w:pos="993"/>
+              </w:tabs>
+              <w:autoSpaceDE w:val="0"/>
+              <w:autoSpaceDN w:val="0"/>
+              <w:adjustRightInd w:val="0"/>
+              <w:spacing w:before="0" w:line="240" w:lineRule="auto"/>
+              <w:ind w:right="297"/>
+              <w:rPr>
+                <w:rFonts w:cs="Arial"/>
+                <w:b/>
+                <w:sz w:val="28"/>
+                <w:szCs w:val="32"/>
+                <w:lang w:val="en-IN"/>
+              </w:rPr>
+            </w:pPr>
+            <w:r>
+              <w:rPr>
+                <w:rFonts w:cs="Arial"/>
+                <w:b/>
+                <w:sz w:val="28"/>
+                <w:szCs w:val="32"/>
+                <w:lang w:val="en-IN"/>
+              </w:rPr>
+              <w:t>Krama Vaakyam No.- 51</w:t>
+            </w:r>
+          </w:p>
+          <w:p>
+            <w:pPr>
+              <w:widowControl w:val="0"/>
+              <w:tabs>
+                <w:tab w:val="left" w:pos="993"/>
+              </w:tabs>
+              <w:autoSpaceDE w:val="0"/>
+              <w:autoSpaceDN w:val="0"/>
+              <w:adjustRightInd w:val="0"/>
+              <w:spacing w:before="0" w:line="240" w:lineRule="auto"/>
+              <w:ind w:right="297"/>
+              <w:rPr>
+                <w:rFonts w:cs="Arial"/>
+                <w:b/>
+                <w:color w:val="EE0000"/>
+                <w:sz w:val="28"/>
+                <w:szCs w:val="32"/>
+                <w:lang w:val="it-IT"/>
+              </w:rPr>
+            </w:pPr>
+            <w:r>
+              <w:rPr>
+                <w:rFonts w:cs="Arial"/>
+                <w:b/>
+                <w:sz w:val="28"/>
+                <w:szCs w:val="32"/>
+                <w:lang w:val="it-IT"/>
+              </w:rPr>
+              <w:t>Panchaati No</w:t>
+            </w:r>
+            <w:r>
+              <w:rPr>
+                <w:rFonts w:cs="Arial"/>
+                <w:b/>
+                <w:szCs w:val="32"/>
+                <w:lang w:val="it-IT"/>
+              </w:rPr>
+              <w:t>. -</w:t>
+            </w:r>
+            <w:r>
+              <w:rPr>
+                <w:rFonts w:cs="Arial"/>
+                <w:b/>
+                <w:sz w:val="28"/>
+                <w:szCs w:val="36"/>
+                <w:lang w:val="it-IT"/>
+              </w:rPr>
+              <w:t xml:space="preserve"> 6</w:t>
+            </w:r>
+            <w:r>
+              <w:rPr>
+                <w:rFonts w:cs="Arial"/>
+                <w:b/>
+                <w:sz w:val="28"/>
+                <w:szCs w:val="36"/>
+                <w:lang w:val="it-IT"/>
+              </w:rPr>
+              <w:t>5</w:t>
+            </w:r>
+          </w:p>
+        </w:tc>
+        <w:tc>
+          <w:tcPr>
+            <w:tcW w:w="5386" w:type="dxa"/>
+          </w:tcPr>
+          <w:p>
+            <w:pPr>
+              <w:widowControl w:val="0"/>
+              <w:autoSpaceDE w:val="0"/>
+              <w:autoSpaceDN w:val="0"/>
+              <w:adjustRightInd w:val="0"/>
+              <w:spacing w:before="0" w:line="240" w:lineRule="auto"/>
+              <w:ind w:right="-90"/>
+              <w:rPr>
+                <w:rFonts w:ascii="BRH Malayalam Extra" w:hAnsi="BRH Malayalam Extra" w:cs="BRH Malayalam Extra"/>
+                <w:color w:val="000000"/>
+                <w:sz w:val="40"/>
+                <w:szCs w:val="40"/>
+                <w:lang w:val="it-IT"/>
+              </w:rPr>
+            </w:pPr>
+            <w:r>
+              <w:rPr>
+                <w:rFonts w:ascii="BRH Malayalam Extra" w:hAnsi="BRH Malayalam Extra" w:cs="BRH Malayalam Extra"/>
+                <w:color w:val="000000"/>
+                <w:sz w:val="40"/>
+                <w:szCs w:val="40"/>
+                <w:lang w:val="it-IT"/>
+              </w:rPr>
+              <w:t>D¦</w:t>
+            </w:r>
+            <w:r>
+              <w:rPr>
+                <w:rFonts w:ascii="BRH Malayalam Extra" w:hAnsi="BRH Malayalam Extra" w:cs="BRH Malayalam Extra"/>
+                <w:color w:val="000000"/>
+                <w:sz w:val="33"/>
+                <w:szCs w:val="40"/>
+                <w:lang w:val="it-IT"/>
+              </w:rPr>
+              <w:t>–</w:t>
+            </w:r>
+            <w:r>
+              <w:rPr>
+                <w:rFonts w:ascii="BRH Malayalam Extra" w:hAnsi="BRH Malayalam Extra" w:cs="BRH Malayalam Extra"/>
+                <w:color w:val="000000"/>
+                <w:sz w:val="40"/>
+                <w:szCs w:val="40"/>
+                <w:lang w:val="it-IT"/>
+              </w:rPr>
+              <w:t>ªY¡</w:t>
+            </w:r>
+            <w:r>
+              <w:rPr>
+                <w:rFonts w:ascii="BRH Malayalam Extra" w:hAnsi="BRH Malayalam Extra" w:cs="BRH Malayalam Extra"/>
+                <w:color w:val="000000"/>
+                <w:sz w:val="33"/>
+                <w:szCs w:val="40"/>
+                <w:lang w:val="it-IT"/>
+              </w:rPr>
+              <w:t>–</w:t>
+            </w:r>
+            <w:r>
+              <w:rPr>
+                <w:rFonts w:ascii="BRH Malayalam Extra" w:hAnsi="BRH Malayalam Extra" w:cs="BRH Malayalam Extra"/>
+                <w:color w:val="000000"/>
+                <w:sz w:val="40"/>
+                <w:szCs w:val="40"/>
+                <w:lang w:val="it-IT"/>
+              </w:rPr>
+              <w:t xml:space="preserve"> pz</w:t>
+            </w:r>
+            <w:r>
+              <w:rPr>
+                <w:rFonts w:ascii="BRH Malayalam Extra" w:hAnsi="BRH Malayalam Extra" w:cs="BRH Malayalam Extra"/>
+                <w:color w:val="000000"/>
+                <w:sz w:val="33"/>
+                <w:szCs w:val="40"/>
+                <w:lang w:val="it-IT"/>
+              </w:rPr>
+              <w:t>–</w:t>
+            </w:r>
+            <w:r>
+              <w:rPr>
+                <w:rFonts w:ascii="BRH Malayalam Extra" w:hAnsi="BRH Malayalam Extra" w:cs="BRH Malayalam Extra"/>
+                <w:color w:val="000000"/>
+                <w:sz w:val="40"/>
+                <w:szCs w:val="40"/>
+                <w:lang w:val="it-IT"/>
+              </w:rPr>
+              <w:t xml:space="preserve">¥khy—J | </w:t>
+            </w:r>
+          </w:p>
+          <w:p>
+            <w:pPr>
+              <w:widowControl w:val="0"/>
+              <w:autoSpaceDE w:val="0"/>
+              <w:autoSpaceDN w:val="0"/>
+              <w:adjustRightInd w:val="0"/>
+              <w:spacing w:before="0" w:line="240" w:lineRule="auto"/>
+              <w:ind w:right="-90"/>
+              <w:rPr>
+                <w:rFonts w:ascii="BRH Devanagari Extra" w:hAnsi="BRH Devanagari Extra" w:cs="BRH Devanagari Extra"/>
+                <w:color w:val="EE0000"/>
                 <w:sz w:val="40"/>
                 <w:szCs w:val="40"/>
                 <w:lang w:val="it-IT"/>
@@ -1477,123 +4688,59 @@
               <w:rPr>
                 <w:rFonts w:ascii="BRH Malayalam Extra" w:hAnsi="BRH Malayalam Extra" w:cs="BRH Malayalam Extra"/>
                 <w:color w:val="000000"/>
-                <w:sz w:val="33"/>
-                <w:szCs w:val="40"/>
-                <w:lang w:val="it-IT"/>
-              </w:rPr>
-              <w:t>–</w:t>
-            </w:r>
-            <w:r>
-              <w:rPr>
-                <w:rFonts w:ascii="BRH Malayalam Extra" w:hAnsi="BRH Malayalam Extra" w:cs="BRH Malayalam Extra"/>
-                <w:color w:val="000000"/>
-                <w:sz w:val="40"/>
-                <w:szCs w:val="40"/>
-                <w:lang w:val="it-IT"/>
-              </w:rPr>
-              <w:t>¥e</w:t>
-            </w:r>
-            <w:r>
-              <w:rPr>
-                <w:rFonts w:ascii="BRH Malayalam Extra" w:hAnsi="BRH Malayalam Extra" w:cs="BRH Malayalam Extra"/>
-                <w:color w:val="000000"/>
-                <w:sz w:val="33"/>
-                <w:szCs w:val="40"/>
-                <w:lang w:val="it-IT"/>
-              </w:rPr>
-              <w:t>–</w:t>
-            </w:r>
-            <w:r>
-              <w:rPr>
-                <w:rFonts w:ascii="BRH Malayalam Extra" w:hAnsi="BRH Malayalam Extra" w:cs="BRH Malayalam Extra"/>
-                <w:color w:val="000000"/>
-                <w:sz w:val="40"/>
-                <w:szCs w:val="40"/>
-                <w:lang w:val="it-IT"/>
-              </w:rPr>
-              <w:t>b§ bõx</w:t>
-            </w:r>
-            <w:r>
-              <w:rPr>
-                <w:rFonts w:ascii="BRH Malayalam Extra" w:hAnsi="BRH Malayalam Extra" w:cs="BRH Malayalam Extra"/>
-                <w:color w:val="000000"/>
-                <w:sz w:val="33"/>
-                <w:szCs w:val="40"/>
-                <w:lang w:val="it-IT"/>
-              </w:rPr>
-              <w:t>–</w:t>
-            </w:r>
-            <w:r>
-              <w:rPr>
-                <w:rFonts w:ascii="BRH Malayalam Extra" w:hAnsi="BRH Malayalam Extra" w:cs="BRH Malayalam Extra"/>
-                <w:color w:val="000000"/>
-                <w:sz w:val="40"/>
-                <w:szCs w:val="40"/>
-                <w:lang w:val="it-IT"/>
-              </w:rPr>
-              <w:t>px</w:t>
-            </w:r>
-            <w:r>
-              <w:rPr>
-                <w:rFonts w:ascii="BRH Malayalam Extra" w:hAnsi="BRH Malayalam Extra" w:cs="BRH Malayalam Extra"/>
-                <w:color w:val="000000"/>
-                <w:sz w:val="33"/>
-                <w:szCs w:val="40"/>
-                <w:lang w:val="it-IT"/>
-              </w:rPr>
-              <w:t>–</w:t>
-            </w:r>
-            <w:r>
-              <w:rPr>
-                <w:rFonts w:ascii="BRH Malayalam Extra" w:hAnsi="BRH Malayalam Extra" w:cs="BRH Malayalam Extra"/>
-                <w:color w:val="000000"/>
-                <w:sz w:val="40"/>
-                <w:szCs w:val="40"/>
-                <w:lang w:val="it-IT"/>
-              </w:rPr>
-              <w:t>e£</w:t>
-            </w:r>
-            <w:r>
-              <w:rPr>
-                <w:rFonts w:ascii="BRH Malayalam Extra" w:hAnsi="BRH Malayalam Extra" w:cs="BRH Malayalam Extra"/>
-                <w:color w:val="000000"/>
-                <w:sz w:val="33"/>
-                <w:szCs w:val="40"/>
-                <w:lang w:val="it-IT"/>
-              </w:rPr>
-              <w:t>–</w:t>
-            </w:r>
-            <w:r>
-              <w:rPr>
-                <w:rFonts w:ascii="BRH Malayalam Extra" w:hAnsi="BRH Malayalam Extra" w:cs="BRH Malayalam Extra"/>
-                <w:color w:val="000000"/>
-                <w:sz w:val="40"/>
-                <w:szCs w:val="40"/>
-                <w:lang w:val="it-IT"/>
-              </w:rPr>
-              <w:t>ay</w:t>
-            </w:r>
-            <w:r>
-              <w:rPr>
-                <w:rFonts w:ascii="BRH Malayalam Extra" w:hAnsi="BRH Malayalam Extra" w:cs="BRH Malayalam Extra"/>
-                <w:color w:val="000000"/>
-                <w:sz w:val="33"/>
-                <w:szCs w:val="40"/>
-                <w:lang w:val="it-IT"/>
-              </w:rPr>
-              <w:t>–</w:t>
-            </w:r>
-            <w:r>
-              <w:rPr>
-                <w:rFonts w:ascii="BRH Malayalam Extra" w:hAnsi="BRH Malayalam Extra" w:cs="BRH Malayalam Extra"/>
-                <w:color w:val="000000"/>
-                <w:sz w:val="40"/>
-                <w:szCs w:val="40"/>
-                <w:lang w:val="it-IT"/>
-              </w:rPr>
-              <w:t xml:space="preserve">põ˜I | </w:t>
-            </w:r>
-          </w:p>
+                <w:sz w:val="40"/>
+                <w:szCs w:val="40"/>
+                <w:highlight w:val="yellow"/>
+                <w:lang w:val="it-IT"/>
+              </w:rPr>
+              <w:t>y</w:t>
+            </w:r>
+            <w:r>
+              <w:rPr>
+                <w:rFonts w:ascii="BRH Malayalam Extra" w:hAnsi="BRH Malayalam Extra" w:cs="BRH Malayalam Extra"/>
+                <w:color w:val="000000"/>
+                <w:sz w:val="33"/>
+                <w:szCs w:val="40"/>
+                <w:lang w:val="it-IT"/>
+              </w:rPr>
+              <w:t>–</w:t>
+            </w:r>
+            <w:r>
+              <w:rPr>
+                <w:rFonts w:ascii="BRH Malayalam Extra" w:hAnsi="BRH Malayalam Extra" w:cs="BRH Malayalam Extra"/>
+                <w:color w:val="000000"/>
+                <w:sz w:val="40"/>
+                <w:szCs w:val="40"/>
+                <w:lang w:val="it-IT"/>
+              </w:rPr>
+              <w:t>¥khy</w:t>
+            </w:r>
+            <w:r>
+              <w:rPr>
+                <w:rFonts w:ascii="BRH Malayalam Extra" w:hAnsi="BRH Malayalam Extra" w:cs="BRH Malayalam Extra"/>
+                <w:color w:val="000000"/>
+                <w:sz w:val="33"/>
+                <w:szCs w:val="40"/>
+                <w:lang w:val="it-IT"/>
+              </w:rPr>
+              <w:t>–</w:t>
+            </w:r>
+            <w:r>
+              <w:rPr>
+                <w:rFonts w:ascii="BRH Malayalam Extra" w:hAnsi="BRH Malayalam Extra" w:cs="BRH Malayalam Extra"/>
+                <w:color w:val="000000"/>
+                <w:sz w:val="40"/>
+                <w:szCs w:val="40"/>
+                <w:lang w:val="it-IT"/>
+              </w:rPr>
+              <w:t>k¤¤qû˜J |</w:t>
+            </w:r>
+          </w:p>
+        </w:tc>
+        <w:tc>
+          <w:tcPr>
+            <w:tcW w:w="5220" w:type="dxa"/>
+          </w:tcPr>
           <w:p>
             <w:pPr>
               <w:widowControl w:val="0"/>
@@ -1617,87 +4764,93 @@
                 <w:szCs w:val="40"/>
                 <w:lang w:val="it-IT"/>
               </w:rPr>
-              <w:t>bõx</w:t>
-            </w:r>
-            <w:r>
-              <w:rPr>
-                <w:rFonts w:ascii="BRH Malayalam Extra" w:hAnsi="BRH Malayalam Extra" w:cs="BRH Malayalam Extra"/>
-                <w:color w:val="000000"/>
-                <w:sz w:val="33"/>
-                <w:szCs w:val="40"/>
-                <w:lang w:val="it-IT"/>
-              </w:rPr>
-              <w:t>–</w:t>
-            </w:r>
-            <w:r>
-              <w:rPr>
-                <w:rFonts w:ascii="BRH Malayalam Extra" w:hAnsi="BRH Malayalam Extra" w:cs="BRH Malayalam Extra"/>
-                <w:color w:val="000000"/>
-                <w:sz w:val="40"/>
-                <w:szCs w:val="40"/>
-                <w:lang w:val="it-IT"/>
-              </w:rPr>
-              <w:t>px</w:t>
-            </w:r>
-            <w:r>
-              <w:rPr>
-                <w:rFonts w:ascii="BRH Malayalam Extra" w:hAnsi="BRH Malayalam Extra" w:cs="BRH Malayalam Extra"/>
-                <w:color w:val="000000"/>
-                <w:sz w:val="33"/>
-                <w:szCs w:val="40"/>
-                <w:lang w:val="it-IT"/>
-              </w:rPr>
-              <w:t>–</w:t>
-            </w:r>
-            <w:r>
-              <w:rPr>
-                <w:rFonts w:ascii="BRH Malayalam Extra" w:hAnsi="BRH Malayalam Extra" w:cs="BRH Malayalam Extra"/>
-                <w:color w:val="000000"/>
-                <w:sz w:val="40"/>
-                <w:szCs w:val="40"/>
-                <w:lang w:val="it-IT"/>
-              </w:rPr>
-              <w:t>e£</w:t>
-            </w:r>
-            <w:r>
-              <w:rPr>
-                <w:rFonts w:ascii="BRH Malayalam Extra" w:hAnsi="BRH Malayalam Extra" w:cs="BRH Malayalam Extra"/>
-                <w:color w:val="000000"/>
-                <w:sz w:val="33"/>
-                <w:szCs w:val="40"/>
-                <w:lang w:val="it-IT"/>
-              </w:rPr>
-              <w:t>–</w:t>
-            </w:r>
-            <w:r>
-              <w:rPr>
-                <w:rFonts w:ascii="BRH Malayalam Extra" w:hAnsi="BRH Malayalam Extra" w:cs="BRH Malayalam Extra"/>
-                <w:color w:val="000000"/>
-                <w:sz w:val="40"/>
-                <w:szCs w:val="40"/>
-                <w:lang w:val="it-IT"/>
-              </w:rPr>
-              <w:t>ay</w:t>
-            </w:r>
-            <w:r>
-              <w:rPr>
-                <w:rFonts w:ascii="BRH Malayalam Extra" w:hAnsi="BRH Malayalam Extra" w:cs="BRH Malayalam Extra"/>
-                <w:color w:val="000000"/>
-                <w:sz w:val="33"/>
-                <w:szCs w:val="40"/>
-                <w:lang w:val="it-IT"/>
-              </w:rPr>
-              <w:t>–</w:t>
-            </w:r>
-            <w:r>
-              <w:rPr>
-                <w:rFonts w:ascii="BRH Malayalam Extra" w:hAnsi="BRH Malayalam Extra" w:cs="BRH Malayalam Extra"/>
-                <w:color w:val="000000"/>
-                <w:sz w:val="40"/>
-                <w:szCs w:val="40"/>
-                <w:lang w:val="it-IT"/>
-              </w:rPr>
-              <w:t>põ</w:t>
+              <w:t>D¦</w:t>
+            </w:r>
+            <w:r>
+              <w:rPr>
+                <w:rFonts w:ascii="BRH Malayalam Extra" w:hAnsi="BRH Malayalam Extra" w:cs="BRH Malayalam Extra"/>
+                <w:color w:val="000000"/>
+                <w:sz w:val="33"/>
+                <w:szCs w:val="40"/>
+                <w:lang w:val="it-IT"/>
+              </w:rPr>
+              <w:t>–</w:t>
+            </w:r>
+            <w:r>
+              <w:rPr>
+                <w:rFonts w:ascii="BRH Malayalam Extra" w:hAnsi="BRH Malayalam Extra" w:cs="BRH Malayalam Extra"/>
+                <w:color w:val="000000"/>
+                <w:sz w:val="40"/>
+                <w:szCs w:val="40"/>
+                <w:lang w:val="it-IT"/>
+              </w:rPr>
+              <w:t>ªY¡</w:t>
+            </w:r>
+            <w:r>
+              <w:rPr>
+                <w:rFonts w:ascii="BRH Malayalam Extra" w:hAnsi="BRH Malayalam Extra" w:cs="BRH Malayalam Extra"/>
+                <w:color w:val="000000"/>
+                <w:sz w:val="33"/>
+                <w:szCs w:val="40"/>
+                <w:lang w:val="it-IT"/>
+              </w:rPr>
+              <w:t>–</w:t>
+            </w:r>
+            <w:r>
+              <w:rPr>
+                <w:rFonts w:ascii="BRH Malayalam Extra" w:hAnsi="BRH Malayalam Extra" w:cs="BRH Malayalam Extra"/>
+                <w:color w:val="000000"/>
+                <w:sz w:val="40"/>
+                <w:szCs w:val="40"/>
+                <w:lang w:val="it-IT"/>
+              </w:rPr>
+              <w:t xml:space="preserve"> pz</w:t>
+            </w:r>
+            <w:r>
+              <w:rPr>
+                <w:rFonts w:ascii="BRH Malayalam Extra" w:hAnsi="BRH Malayalam Extra" w:cs="BRH Malayalam Extra"/>
+                <w:color w:val="000000"/>
+                <w:sz w:val="33"/>
+                <w:szCs w:val="40"/>
+                <w:lang w:val="it-IT"/>
+              </w:rPr>
+              <w:t>–</w:t>
+            </w:r>
+            <w:r>
+              <w:rPr>
+                <w:rFonts w:ascii="BRH Malayalam Extra" w:hAnsi="BRH Malayalam Extra" w:cs="BRH Malayalam Extra"/>
+                <w:color w:val="000000"/>
+                <w:sz w:val="40"/>
+                <w:szCs w:val="40"/>
+                <w:lang w:val="it-IT"/>
+              </w:rPr>
+              <w:t xml:space="preserve">¥khy—J | </w:t>
+            </w:r>
+          </w:p>
+          <w:p>
+            <w:pPr>
+              <w:widowControl w:val="0"/>
+              <w:autoSpaceDE w:val="0"/>
+              <w:autoSpaceDN w:val="0"/>
+              <w:adjustRightInd w:val="0"/>
+              <w:spacing w:before="0" w:line="240" w:lineRule="auto"/>
+              <w:rPr>
+                <w:rFonts w:ascii="BRH Devanagari Extra" w:hAnsi="BRH Devanagari Extra" w:cs="BRH Devanagari Extra"/>
+                <w:color w:val="EE0000"/>
+                <w:sz w:val="40"/>
+                <w:szCs w:val="40"/>
+                <w:lang w:val="it-IT"/>
+              </w:rPr>
+            </w:pPr>
+            <w:r>
+              <w:rPr>
+                <w:rFonts w:ascii="BRH Malayalam Extra" w:hAnsi="BRH Malayalam Extra" w:cs="BRH Malayalam Extra"/>
+                <w:color w:val="000000"/>
+                <w:sz w:val="40"/>
+                <w:szCs w:val="40"/>
+                <w:lang w:val="it-IT"/>
+              </w:rPr>
+              <w:t>p</w:t>
             </w:r>
             <w:r>
               <w:rPr>
@@ -1708,17 +4861,588 @@
                 <w:highlight w:val="green"/>
                 <w:lang w:val="it-IT"/>
               </w:rPr>
-              <w:t>—¥iK—K</w:t>
-            </w:r>
-            <w:r>
-              <w:rPr>
-                <w:rFonts w:ascii="BRH Malayalam Extra" w:hAnsi="BRH Malayalam Extra" w:cs="BRH Malayalam Extra"/>
-                <w:color w:val="000000"/>
-                <w:sz w:val="40"/>
-                <w:szCs w:val="40"/>
-                <w:lang w:val="it-IT"/>
-              </w:rPr>
-              <w:t>exmI |</w:t>
+              <w:t>z</w:t>
+            </w:r>
+            <w:r>
+              <w:rPr>
+                <w:rFonts w:ascii="BRH Malayalam Extra" w:hAnsi="BRH Malayalam Extra" w:cs="BRH Malayalam Extra"/>
+                <w:color w:val="000000"/>
+                <w:sz w:val="33"/>
+                <w:szCs w:val="40"/>
+                <w:lang w:val="it-IT"/>
+              </w:rPr>
+              <w:t>–</w:t>
+            </w:r>
+            <w:r>
+              <w:rPr>
+                <w:rFonts w:ascii="BRH Malayalam Extra" w:hAnsi="BRH Malayalam Extra" w:cs="BRH Malayalam Extra"/>
+                <w:color w:val="000000"/>
+                <w:sz w:val="40"/>
+                <w:szCs w:val="40"/>
+                <w:lang w:val="it-IT"/>
+              </w:rPr>
+              <w:t>¥khy</w:t>
+            </w:r>
+            <w:r>
+              <w:rPr>
+                <w:rFonts w:ascii="BRH Malayalam Extra" w:hAnsi="BRH Malayalam Extra" w:cs="BRH Malayalam Extra"/>
+                <w:color w:val="000000"/>
+                <w:sz w:val="33"/>
+                <w:szCs w:val="40"/>
+                <w:lang w:val="it-IT"/>
+              </w:rPr>
+              <w:t>–</w:t>
+            </w:r>
+            <w:r>
+              <w:rPr>
+                <w:rFonts w:ascii="BRH Malayalam Extra" w:hAnsi="BRH Malayalam Extra" w:cs="BRH Malayalam Extra"/>
+                <w:color w:val="000000"/>
+                <w:sz w:val="40"/>
+                <w:szCs w:val="40"/>
+                <w:lang w:val="it-IT"/>
+              </w:rPr>
+              <w:t>k¤¤qû˜J |</w:t>
+            </w:r>
+          </w:p>
+        </w:tc>
+      </w:tr>
+      <w:tr>
+        <w:trPr>
+          <w:trHeight w:val="1552"/>
+        </w:trPr>
+        <w:tc>
+          <w:tcPr>
+            <w:tcW w:w="4048" w:type="dxa"/>
+          </w:tcPr>
+          <w:p>
+            <w:pPr>
+              <w:widowControl w:val="0"/>
+              <w:tabs>
+                <w:tab w:val="left" w:pos="993"/>
+              </w:tabs>
+              <w:autoSpaceDE w:val="0"/>
+              <w:autoSpaceDN w:val="0"/>
+              <w:adjustRightInd w:val="0"/>
+              <w:spacing w:before="0" w:line="240" w:lineRule="auto"/>
+              <w:ind w:right="297"/>
+              <w:rPr>
+                <w:rFonts w:cs="Arial"/>
+                <w:b/>
+                <w:sz w:val="28"/>
+                <w:szCs w:val="32"/>
+              </w:rPr>
+            </w:pPr>
+            <w:r>
+              <w:rPr>
+                <w:rFonts w:cs="Arial"/>
+                <w:b/>
+                <w:sz w:val="28"/>
+                <w:szCs w:val="32"/>
+              </w:rPr>
+              <w:lastRenderedPageBreak/>
+              <w:t>T.S.2.6.</w:t>
+            </w:r>
+            <w:r>
+              <w:rPr>
+                <w:rFonts w:cs="Arial"/>
+                <w:b/>
+                <w:sz w:val="28"/>
+                <w:szCs w:val="32"/>
+              </w:rPr>
+              <w:t>12</w:t>
+            </w:r>
+            <w:r>
+              <w:rPr>
+                <w:rFonts w:cs="Arial"/>
+                <w:b/>
+                <w:sz w:val="28"/>
+                <w:szCs w:val="32"/>
+              </w:rPr>
+              <w:t>.</w:t>
+            </w:r>
+            <w:r>
+              <w:rPr>
+                <w:rFonts w:cs="Arial"/>
+                <w:b/>
+                <w:sz w:val="28"/>
+                <w:szCs w:val="32"/>
+              </w:rPr>
+              <w:t>5</w:t>
+            </w:r>
+            <w:r>
+              <w:rPr>
+                <w:rFonts w:cs="Arial"/>
+                <w:b/>
+                <w:sz w:val="28"/>
+                <w:szCs w:val="32"/>
+              </w:rPr>
+              <w:t>– Kramam</w:t>
+            </w:r>
+          </w:p>
+          <w:p>
+            <w:pPr>
+              <w:widowControl w:val="0"/>
+              <w:tabs>
+                <w:tab w:val="left" w:pos="993"/>
+              </w:tabs>
+              <w:autoSpaceDE w:val="0"/>
+              <w:autoSpaceDN w:val="0"/>
+              <w:adjustRightInd w:val="0"/>
+              <w:spacing w:before="0" w:line="240" w:lineRule="auto"/>
+              <w:ind w:right="297"/>
+              <w:rPr>
+                <w:rFonts w:cs="Arial"/>
+                <w:b/>
+                <w:sz w:val="28"/>
+                <w:szCs w:val="32"/>
+                <w:lang w:val="it-IT"/>
+              </w:rPr>
+            </w:pPr>
+            <w:r>
+              <w:rPr>
+                <w:rFonts w:cs="Arial"/>
+                <w:b/>
+                <w:sz w:val="28"/>
+                <w:szCs w:val="32"/>
+                <w:lang w:val="it-IT"/>
+              </w:rPr>
+              <w:t xml:space="preserve">Krama Vaakyam No.- </w:t>
+            </w:r>
+            <w:r>
+              <w:rPr>
+                <w:rFonts w:cs="Arial"/>
+                <w:b/>
+                <w:sz w:val="28"/>
+                <w:szCs w:val="32"/>
+                <w:lang w:val="it-IT"/>
+              </w:rPr>
+              <w:t>13</w:t>
+            </w:r>
+          </w:p>
+          <w:p>
+            <w:pPr>
+              <w:widowControl w:val="0"/>
+              <w:tabs>
+                <w:tab w:val="left" w:pos="993"/>
+              </w:tabs>
+              <w:autoSpaceDE w:val="0"/>
+              <w:autoSpaceDN w:val="0"/>
+              <w:adjustRightInd w:val="0"/>
+              <w:spacing w:before="0" w:line="240" w:lineRule="auto"/>
+              <w:ind w:right="297"/>
+              <w:rPr>
+                <w:rFonts w:cs="Arial"/>
+                <w:b/>
+                <w:color w:val="000000"/>
+                <w:sz w:val="28"/>
+                <w:szCs w:val="32"/>
+                <w:lang w:val="it-IT"/>
+              </w:rPr>
+            </w:pPr>
+            <w:r>
+              <w:rPr>
+                <w:rFonts w:cs="Arial"/>
+                <w:b/>
+                <w:sz w:val="28"/>
+                <w:szCs w:val="32"/>
+                <w:lang w:val="it-IT"/>
+              </w:rPr>
+              <w:t>Panchaati No</w:t>
+            </w:r>
+            <w:r>
+              <w:rPr>
+                <w:rFonts w:cs="Arial"/>
+                <w:b/>
+                <w:szCs w:val="32"/>
+                <w:lang w:val="it-IT"/>
+              </w:rPr>
+              <w:t>. -</w:t>
+            </w:r>
+            <w:r>
+              <w:rPr>
+                <w:rFonts w:cs="Arial"/>
+                <w:b/>
+                <w:sz w:val="28"/>
+                <w:szCs w:val="36"/>
+                <w:lang w:val="it-IT"/>
+              </w:rPr>
+              <w:t xml:space="preserve"> 6</w:t>
+            </w:r>
+            <w:r>
+              <w:rPr>
+                <w:rFonts w:cs="Arial"/>
+                <w:b/>
+                <w:sz w:val="28"/>
+                <w:szCs w:val="36"/>
+                <w:lang w:val="it-IT"/>
+              </w:rPr>
+              <w:t>9</w:t>
+            </w:r>
+          </w:p>
+        </w:tc>
+        <w:tc>
+          <w:tcPr>
+            <w:tcW w:w="5386" w:type="dxa"/>
+          </w:tcPr>
+          <w:p>
+            <w:pPr>
+              <w:widowControl w:val="0"/>
+              <w:autoSpaceDE w:val="0"/>
+              <w:autoSpaceDN w:val="0"/>
+              <w:adjustRightInd w:val="0"/>
+              <w:spacing w:before="0" w:line="240" w:lineRule="auto"/>
+              <w:rPr>
+                <w:rFonts w:ascii="BRH Malayalam Extra" w:hAnsi="BRH Malayalam Extra" w:cs="BRH Malayalam Extra"/>
+                <w:color w:val="000000"/>
+                <w:sz w:val="40"/>
+                <w:szCs w:val="40"/>
+                <w:lang w:val="it-IT"/>
+              </w:rPr>
+            </w:pPr>
+            <w:r>
+              <w:rPr>
+                <w:rFonts w:ascii="BRH Malayalam Extra" w:hAnsi="BRH Malayalam Extra" w:cs="BRH Malayalam Extra"/>
+                <w:color w:val="000000"/>
+                <w:sz w:val="40"/>
+                <w:szCs w:val="40"/>
+                <w:lang w:val="it-IT"/>
+              </w:rPr>
+              <w:t>ey</w:t>
+            </w:r>
+            <w:r>
+              <w:rPr>
+                <w:rFonts w:ascii="BRH Malayalam Extra" w:hAnsi="BRH Malayalam Extra" w:cs="BRH Malayalam Extra"/>
+                <w:color w:val="000000"/>
+                <w:sz w:val="33"/>
+                <w:szCs w:val="40"/>
+                <w:lang w:val="it-IT"/>
+              </w:rPr>
+              <w:t>–</w:t>
+            </w:r>
+            <w:r>
+              <w:rPr>
+                <w:rFonts w:ascii="BRH Malayalam Extra" w:hAnsi="BRH Malayalam Extra" w:cs="BRH Malayalam Extra"/>
+                <w:color w:val="000000"/>
+                <w:sz w:val="40"/>
+                <w:szCs w:val="40"/>
+                <w:lang w:val="it-IT"/>
+              </w:rPr>
+              <w:t>Z£hõ</w:t>
+            </w:r>
+            <w:r>
+              <w:rPr>
+                <w:rFonts w:ascii="BRH Malayalam Extra" w:hAnsi="BRH Malayalam Extra" w:cs="BRH Malayalam Extra"/>
+                <w:color w:val="000000"/>
+                <w:sz w:val="33"/>
+                <w:szCs w:val="40"/>
+                <w:lang w:val="it-IT"/>
+              </w:rPr>
+              <w:t>–</w:t>
+            </w:r>
+            <w:r>
+              <w:rPr>
+                <w:rFonts w:ascii="BRH Malayalam Extra" w:hAnsi="BRH Malayalam Extra" w:cs="BRH Malayalam Extra"/>
+                <w:color w:val="000000"/>
+                <w:sz w:val="40"/>
+                <w:szCs w:val="40"/>
+                <w:lang w:val="it-IT"/>
+              </w:rPr>
+              <w:t xml:space="preserve"> B | </w:t>
+            </w:r>
+          </w:p>
+          <w:p>
+            <w:pPr>
+              <w:widowControl w:val="0"/>
+              <w:autoSpaceDE w:val="0"/>
+              <w:autoSpaceDN w:val="0"/>
+              <w:adjustRightInd w:val="0"/>
+              <w:spacing w:before="0" w:line="240" w:lineRule="auto"/>
+              <w:rPr>
+                <w:rFonts w:ascii="BRH Malayalam Extra" w:hAnsi="BRH Malayalam Extra" w:cs="BRH Malayalam Extra"/>
+                <w:color w:val="000000"/>
+                <w:sz w:val="40"/>
+                <w:szCs w:val="40"/>
+                <w:lang w:val="it-IT"/>
+              </w:rPr>
+            </w:pPr>
+            <w:r>
+              <w:rPr>
+                <w:rFonts w:ascii="BRH Malayalam Extra" w:hAnsi="BRH Malayalam Extra" w:cs="BRH Malayalam Extra"/>
+                <w:color w:val="000000"/>
+                <w:sz w:val="40"/>
+                <w:szCs w:val="40"/>
+                <w:lang w:val="it-IT"/>
+              </w:rPr>
+              <w:t>ey</w:t>
+            </w:r>
+            <w:r>
+              <w:rPr>
+                <w:rFonts w:ascii="BRH Malayalam Extra" w:hAnsi="BRH Malayalam Extra" w:cs="BRH Malayalam Extra"/>
+                <w:color w:val="000000"/>
+                <w:sz w:val="33"/>
+                <w:szCs w:val="40"/>
+                <w:lang w:val="it-IT"/>
+              </w:rPr>
+              <w:t>–</w:t>
+            </w:r>
+            <w:r>
+              <w:rPr>
+                <w:rFonts w:ascii="BRH Malayalam Extra" w:hAnsi="BRH Malayalam Extra" w:cs="BRH Malayalam Extra"/>
+                <w:color w:val="000000"/>
+                <w:sz w:val="40"/>
+                <w:szCs w:val="40"/>
+                <w:lang w:val="it-IT"/>
+              </w:rPr>
+              <w:t>Z£hõ</w:t>
+            </w:r>
+            <w:r>
+              <w:rPr>
+                <w:rFonts w:ascii="BRH Malayalam Extra" w:hAnsi="BRH Malayalam Extra" w:cs="BRH Malayalam Extra"/>
+                <w:color w:val="000000"/>
+                <w:sz w:val="33"/>
+                <w:szCs w:val="40"/>
+                <w:lang w:val="it-IT"/>
+              </w:rPr>
+              <w:t>–</w:t>
+            </w:r>
+            <w:r>
+              <w:rPr>
+                <w:rFonts w:ascii="BRH Malayalam Extra" w:hAnsi="BRH Malayalam Extra" w:cs="BRH Malayalam Extra"/>
+                <w:color w:val="000000"/>
+                <w:sz w:val="40"/>
+                <w:szCs w:val="40"/>
+                <w:lang w:val="it-IT"/>
+              </w:rPr>
+              <w:t xml:space="preserve"> CZy— ey</w:t>
+            </w:r>
+            <w:r>
+              <w:rPr>
+                <w:rFonts w:ascii="BRH Malayalam Extra" w:hAnsi="BRH Malayalam Extra" w:cs="BRH Malayalam Extra"/>
+                <w:color w:val="000000"/>
+                <w:sz w:val="33"/>
+                <w:szCs w:val="40"/>
+                <w:lang w:val="it-IT"/>
+              </w:rPr>
+              <w:t>–</w:t>
+            </w:r>
+            <w:r>
+              <w:rPr>
+                <w:rFonts w:ascii="BRH Malayalam Extra" w:hAnsi="BRH Malayalam Extra" w:cs="BRH Malayalam Extra"/>
+                <w:color w:val="000000"/>
+                <w:sz w:val="40"/>
+                <w:szCs w:val="40"/>
+                <w:lang w:val="it-IT"/>
+              </w:rPr>
+              <w:t xml:space="preserve">Z£ - </w:t>
+            </w:r>
+            <w:r>
+              <w:rPr>
+                <w:rFonts w:ascii="BRH Malayalam Extra" w:hAnsi="BRH Malayalam Extra" w:cs="BRH Malayalam Extra"/>
+                <w:color w:val="000000"/>
+                <w:sz w:val="40"/>
+                <w:szCs w:val="40"/>
+                <w:highlight w:val="yellow"/>
+                <w:lang w:val="it-IT"/>
+              </w:rPr>
+              <w:t>hõJ</w:t>
+            </w:r>
+            <w:r>
+              <w:rPr>
+                <w:rFonts w:ascii="BRH Malayalam Extra" w:hAnsi="BRH Malayalam Extra" w:cs="BRH Malayalam Extra"/>
+                <w:color w:val="000000"/>
+                <w:sz w:val="40"/>
+                <w:szCs w:val="40"/>
+                <w:lang w:val="it-IT"/>
+              </w:rPr>
+              <w:t xml:space="preserve"> |</w:t>
+            </w:r>
+          </w:p>
+        </w:tc>
+        <w:tc>
+          <w:tcPr>
+            <w:tcW w:w="5220" w:type="dxa"/>
+          </w:tcPr>
+          <w:p>
+            <w:pPr>
+              <w:widowControl w:val="0"/>
+              <w:autoSpaceDE w:val="0"/>
+              <w:autoSpaceDN w:val="0"/>
+              <w:adjustRightInd w:val="0"/>
+              <w:spacing w:before="0" w:line="240" w:lineRule="auto"/>
+              <w:rPr>
+                <w:rFonts w:ascii="BRH Malayalam Extra" w:hAnsi="BRH Malayalam Extra" w:cs="BRH Malayalam Extra"/>
+                <w:color w:val="000000"/>
+                <w:sz w:val="40"/>
+                <w:szCs w:val="40"/>
+                <w:lang w:val="it-IT"/>
+              </w:rPr>
+            </w:pPr>
+            <w:r>
+              <w:rPr>
+                <w:rFonts w:ascii="BRH Malayalam Extra" w:hAnsi="BRH Malayalam Extra" w:cs="BRH Malayalam Extra"/>
+                <w:color w:val="000000"/>
+                <w:sz w:val="40"/>
+                <w:szCs w:val="40"/>
+                <w:lang w:val="it-IT"/>
+              </w:rPr>
+              <w:t>ey</w:t>
+            </w:r>
+            <w:r>
+              <w:rPr>
+                <w:rFonts w:ascii="BRH Malayalam Extra" w:hAnsi="BRH Malayalam Extra" w:cs="BRH Malayalam Extra"/>
+                <w:color w:val="000000"/>
+                <w:sz w:val="33"/>
+                <w:szCs w:val="40"/>
+                <w:lang w:val="it-IT"/>
+              </w:rPr>
+              <w:t>–</w:t>
+            </w:r>
+            <w:r>
+              <w:rPr>
+                <w:rFonts w:ascii="BRH Malayalam Extra" w:hAnsi="BRH Malayalam Extra" w:cs="BRH Malayalam Extra"/>
+                <w:color w:val="000000"/>
+                <w:sz w:val="40"/>
+                <w:szCs w:val="40"/>
+                <w:lang w:val="it-IT"/>
+              </w:rPr>
+              <w:t>Z£hõ</w:t>
+            </w:r>
+            <w:r>
+              <w:rPr>
+                <w:rFonts w:ascii="BRH Malayalam Extra" w:hAnsi="BRH Malayalam Extra" w:cs="BRH Malayalam Extra"/>
+                <w:color w:val="000000"/>
+                <w:sz w:val="33"/>
+                <w:szCs w:val="40"/>
+                <w:lang w:val="it-IT"/>
+              </w:rPr>
+              <w:t>–</w:t>
+            </w:r>
+            <w:r>
+              <w:rPr>
+                <w:rFonts w:ascii="BRH Malayalam Extra" w:hAnsi="BRH Malayalam Extra" w:cs="BRH Malayalam Extra"/>
+                <w:color w:val="000000"/>
+                <w:sz w:val="40"/>
+                <w:szCs w:val="40"/>
+                <w:lang w:val="it-IT"/>
+              </w:rPr>
+              <w:t xml:space="preserve"> B | </w:t>
+            </w:r>
+          </w:p>
+          <w:p>
+            <w:pPr>
+              <w:widowControl w:val="0"/>
+              <w:autoSpaceDE w:val="0"/>
+              <w:autoSpaceDN w:val="0"/>
+              <w:adjustRightInd w:val="0"/>
+              <w:spacing w:before="0" w:line="240" w:lineRule="auto"/>
+              <w:rPr>
+                <w:rFonts w:ascii="BRH Malayalam Extra" w:hAnsi="BRH Malayalam Extra" w:cs="BRH Malayalam Extra"/>
+                <w:color w:val="000000"/>
+                <w:sz w:val="40"/>
+                <w:szCs w:val="40"/>
+                <w:lang w:val="it-IT"/>
+              </w:rPr>
+            </w:pPr>
+            <w:r>
+              <w:rPr>
+                <w:rFonts w:ascii="BRH Malayalam Extra" w:hAnsi="BRH Malayalam Extra" w:cs="BRH Malayalam Extra"/>
+                <w:color w:val="000000"/>
+                <w:sz w:val="40"/>
+                <w:szCs w:val="40"/>
+                <w:lang w:val="it-IT"/>
+              </w:rPr>
+              <w:t>ey</w:t>
+            </w:r>
+            <w:r>
+              <w:rPr>
+                <w:rFonts w:ascii="BRH Malayalam Extra" w:hAnsi="BRH Malayalam Extra" w:cs="BRH Malayalam Extra"/>
+                <w:color w:val="000000"/>
+                <w:sz w:val="33"/>
+                <w:szCs w:val="40"/>
+                <w:lang w:val="it-IT"/>
+              </w:rPr>
+              <w:t>–</w:t>
+            </w:r>
+            <w:r>
+              <w:rPr>
+                <w:rFonts w:ascii="BRH Malayalam Extra" w:hAnsi="BRH Malayalam Extra" w:cs="BRH Malayalam Extra"/>
+                <w:color w:val="000000"/>
+                <w:sz w:val="40"/>
+                <w:szCs w:val="40"/>
+                <w:lang w:val="it-IT"/>
+              </w:rPr>
+              <w:t>Z£hõ</w:t>
+            </w:r>
+            <w:r>
+              <w:rPr>
+                <w:rFonts w:ascii="BRH Malayalam Extra" w:hAnsi="BRH Malayalam Extra" w:cs="BRH Malayalam Extra"/>
+                <w:color w:val="000000"/>
+                <w:sz w:val="33"/>
+                <w:szCs w:val="40"/>
+                <w:lang w:val="it-IT"/>
+              </w:rPr>
+              <w:t>–</w:t>
+            </w:r>
+            <w:r>
+              <w:rPr>
+                <w:rFonts w:ascii="BRH Malayalam Extra" w:hAnsi="BRH Malayalam Extra" w:cs="BRH Malayalam Extra"/>
+                <w:color w:val="000000"/>
+                <w:sz w:val="40"/>
+                <w:szCs w:val="40"/>
+                <w:lang w:val="it-IT"/>
+              </w:rPr>
+              <w:t xml:space="preserve"> CZy— ey</w:t>
+            </w:r>
+            <w:r>
+              <w:rPr>
+                <w:rFonts w:ascii="BRH Malayalam Extra" w:hAnsi="BRH Malayalam Extra" w:cs="BRH Malayalam Extra"/>
+                <w:color w:val="000000"/>
+                <w:sz w:val="33"/>
+                <w:szCs w:val="40"/>
+                <w:lang w:val="it-IT"/>
+              </w:rPr>
+              <w:t>–</w:t>
+            </w:r>
+            <w:r>
+              <w:rPr>
+                <w:rFonts w:ascii="BRH Malayalam Extra" w:hAnsi="BRH Malayalam Extra" w:cs="BRH Malayalam Extra"/>
+                <w:color w:val="000000"/>
+                <w:sz w:val="40"/>
+                <w:szCs w:val="40"/>
+                <w:lang w:val="it-IT"/>
+              </w:rPr>
+              <w:t xml:space="preserve">Z£ - </w:t>
+            </w:r>
+            <w:r>
+              <w:rPr>
+                <w:rFonts w:ascii="BRH Malayalam Extra" w:hAnsi="BRH Malayalam Extra" w:cs="BRH Malayalam Extra"/>
+                <w:color w:val="000000"/>
+                <w:sz w:val="40"/>
+                <w:szCs w:val="40"/>
+                <w:highlight w:val="green"/>
+                <w:lang w:val="it-IT"/>
+              </w:rPr>
+              <w:t>hõ</w:t>
+            </w:r>
+            <w:r>
+              <w:rPr>
+                <w:rFonts w:ascii="BRH Malayalam Extra" w:hAnsi="BRH Malayalam Extra" w:cs="BRH Malayalam Extra"/>
+                <w:color w:val="000000"/>
+                <w:sz w:val="33"/>
+                <w:szCs w:val="40"/>
+                <w:lang w:val="it-IT"/>
+              </w:rPr>
+              <w:t>–</w:t>
+            </w:r>
+            <w:r>
+              <w:rPr>
+                <w:rFonts w:ascii="BRH Malayalam Extra" w:hAnsi="BRH Malayalam Extra" w:cs="BRH Malayalam Extra"/>
+                <w:color w:val="000000"/>
+                <w:sz w:val="40"/>
+                <w:szCs w:val="40"/>
+                <w:lang w:val="it-IT"/>
+              </w:rPr>
+              <w:t>J |</w:t>
             </w:r>
           </w:p>
         </w:tc>
@@ -1902,7 +5626,6 @@
                 <w:sz w:val="32"/>
                 <w:szCs w:val="32"/>
               </w:rPr>
-              <w:lastRenderedPageBreak/>
               <w:t>Section, Paragraph</w:t>
             </w:r>
           </w:p>
@@ -3273,6 +6996,7 @@
                 <w:sz w:val="28"/>
                 <w:szCs w:val="32"/>
               </w:rPr>
+              <w:lastRenderedPageBreak/>
               <w:t>T.S.2.</w:t>
             </w:r>
             <w:r>
@@ -3857,6 +7581,7 @@
               </w:rPr>
               <w:t xml:space="preserve">iõx¥sx— </w:t>
             </w:r>
+            <w:proofErr w:type="gramStart"/>
             <w:r>
               <w:rPr>
                 <w:rFonts w:ascii="BRH Malayalam Extra" w:hAnsi="BRH Malayalam Extra" w:cs="BRH Malayalam Extra"/>
@@ -3876,6 +7601,7 @@
               </w:rPr>
               <w:t>ty</w:t>
             </w:r>
+            <w:proofErr w:type="gramEnd"/>
             <w:r>
               <w:rPr>
                 <w:rFonts w:ascii="BRH Malayalam Extra" w:hAnsi="BRH Malayalam Extra" w:cs="BRH Malayalam Extra"/>
@@ -4534,7 +8260,6 @@
           <w:b/>
           <w:bCs/>
         </w:rPr>
-        <w:lastRenderedPageBreak/>
         <w:t>(ignore those which are already incorporated in your book’s version and date)</w:t>
       </w:r>
     </w:p>
@@ -5506,6 +9231,7 @@
           <w:b/>
           <w:bCs/>
         </w:rPr>
+        <w:lastRenderedPageBreak/>
         <w:t>(ignore those which are already incorporated in your book’s version and date)</w:t>
       </w:r>
     </w:p>
@@ -6661,7 +10387,6 @@
                 <w:sz w:val="40"/>
                 <w:szCs w:val="40"/>
               </w:rPr>
-              <w:lastRenderedPageBreak/>
               <w:t>sI - Óxeõ˜</w:t>
             </w:r>
             <w:r>
@@ -6709,7 +10434,6 @@
                 <w:sz w:val="40"/>
                 <w:szCs w:val="40"/>
               </w:rPr>
-              <w:lastRenderedPageBreak/>
               <w:t>j</w:t>
             </w:r>
             <w:r>
@@ -6966,7 +10690,6 @@
                 <w:sz w:val="40"/>
                 <w:szCs w:val="40"/>
               </w:rPr>
-              <w:lastRenderedPageBreak/>
               <w:t>sI - Óxeõ˜</w:t>
             </w:r>
             <w:r>
@@ -7022,7 +10745,6 @@
                 <w:sz w:val="28"/>
                 <w:szCs w:val="32"/>
               </w:rPr>
-              <w:lastRenderedPageBreak/>
               <w:t>T.S.2.</w:t>
             </w:r>
             <w:r>
@@ -7772,6 +11494,7 @@
               </w:rPr>
               <w:t>–</w:t>
             </w:r>
+            <w:proofErr w:type="gramStart"/>
             <w:r>
               <w:rPr>
                 <w:rFonts w:ascii="BRH Malayalam Extra" w:hAnsi="BRH Malayalam Extra" w:cs="BRH Malayalam Extra"/>
@@ -7799,6 +11522,7 @@
               </w:rPr>
               <w:t>–</w:t>
             </w:r>
+            <w:proofErr w:type="gramEnd"/>
             <w:r>
               <w:rPr>
                 <w:rFonts w:ascii="BRH Malayalam Extra" w:hAnsi="BRH Malayalam Extra" w:cs="BRH Malayalam Extra"/>
@@ -7921,6 +11645,7 @@
               </w:rPr>
               <w:t>–</w:t>
             </w:r>
+            <w:proofErr w:type="gramStart"/>
             <w:r>
               <w:rPr>
                 <w:rFonts w:ascii="BRH Malayalam Extra" w:hAnsi="BRH Malayalam Extra" w:cs="BRH Malayalam Extra"/>
@@ -7948,6 +11673,7 @@
               </w:rPr>
               <w:t>–</w:t>
             </w:r>
+            <w:proofErr w:type="gramEnd"/>
             <w:r>
               <w:rPr>
                 <w:rFonts w:ascii="BRH Malayalam Extra" w:hAnsi="BRH Malayalam Extra" w:cs="BRH Malayalam Extra"/>
@@ -8032,6 +11758,7 @@
                 <w:sz w:val="28"/>
                 <w:szCs w:val="32"/>
               </w:rPr>
+              <w:lastRenderedPageBreak/>
               <w:t>T</w:t>
             </w:r>
             <w:r>
@@ -9582,7 +13309,6 @@
                 <w:sz w:val="28"/>
                 <w:szCs w:val="32"/>
               </w:rPr>
-              <w:lastRenderedPageBreak/>
               <w:t>T</w:t>
             </w:r>
             <w:r>
@@ -10424,6 +14150,7 @@
                 <w:sz w:val="28"/>
                 <w:szCs w:val="32"/>
               </w:rPr>
+              <w:lastRenderedPageBreak/>
               <w:t>T</w:t>
             </w:r>
             <w:r>
@@ -11953,7 +15680,6 @@
                 <w:sz w:val="28"/>
                 <w:szCs w:val="32"/>
               </w:rPr>
-              <w:lastRenderedPageBreak/>
               <w:t>T</w:t>
             </w:r>
             <w:r>
@@ -13301,6 +17027,7 @@
                 <w:sz w:val="40"/>
                 <w:szCs w:val="40"/>
               </w:rPr>
+              <w:lastRenderedPageBreak/>
               <w:t>s¢</w:t>
             </w:r>
             <w:r>
@@ -13426,6 +17153,7 @@
                 <w:sz w:val="40"/>
                 <w:szCs w:val="40"/>
               </w:rPr>
+              <w:lastRenderedPageBreak/>
               <w:t xml:space="preserve">st—sJ </w:t>
             </w:r>
             <w:r>
@@ -13478,6 +17206,7 @@
                 <w:sz w:val="40"/>
                 <w:szCs w:val="40"/>
               </w:rPr>
+              <w:lastRenderedPageBreak/>
               <w:t>s¢</w:t>
             </w:r>
             <w:r>
@@ -13611,6 +17340,7 @@
                 <w:sz w:val="28"/>
                 <w:szCs w:val="32"/>
               </w:rPr>
+              <w:lastRenderedPageBreak/>
               <w:t>T</w:t>
             </w:r>
             <w:r>
@@ -14169,7 +17899,16 @@
           <w:bCs/>
           <w:sz w:val="32"/>
         </w:rPr>
-        <w:t>replaced with</w:t>
+        <w:t xml:space="preserve">replaced </w:t>
+      </w:r>
+      <w:proofErr w:type="gramStart"/>
+      <w:r>
+        <w:rPr>
+          <w:b/>
+          <w:bCs/>
+          <w:sz w:val="32"/>
+        </w:rPr>
+        <w:t>with</w:t>
       </w:r>
       <w:r>
         <w:rPr>
@@ -14189,7 +17928,29 @@
           <w:szCs w:val="40"/>
           <w:lang w:val="en-IN" w:eastAsia="en-IN"/>
         </w:rPr>
-        <w:t xml:space="preserve">"q§T"  </w:t>
+        <w:t>"</w:t>
+      </w:r>
+      <w:proofErr w:type="gramEnd"/>
+      <w:r>
+        <w:rPr>
+          <w:rFonts w:ascii="BRH Malayalam" w:hAnsi="BRH Malayalam" w:cs="BRH Malayalam"/>
+          <w:color w:val="000000"/>
+          <w:sz w:val="40"/>
+          <w:szCs w:val="40"/>
+          <w:lang w:val="en-IN" w:eastAsia="en-IN"/>
+        </w:rPr>
+        <w:t>q§T</w:t>
+      </w:r>
+      <w:proofErr w:type="gramStart"/>
+      <w:r>
+        <w:rPr>
+          <w:rFonts w:ascii="BRH Malayalam" w:hAnsi="BRH Malayalam" w:cs="BRH Malayalam"/>
+          <w:color w:val="000000"/>
+          <w:sz w:val="40"/>
+          <w:szCs w:val="40"/>
+          <w:lang w:val="en-IN" w:eastAsia="en-IN"/>
+        </w:rPr>
+        <w:t xml:space="preserve">"  </w:t>
       </w:r>
       <w:r>
         <w:rPr>
@@ -14197,7 +17958,16 @@
           <w:bCs/>
           <w:sz w:val="32"/>
         </w:rPr>
-        <w:t>wherever applicable</w:t>
+        <w:t>wherever</w:t>
+      </w:r>
+      <w:proofErr w:type="gramEnd"/>
+      <w:r>
+        <w:rPr>
+          <w:b/>
+          <w:bCs/>
+          <w:sz w:val="32"/>
+        </w:rPr>
+        <w:t xml:space="preserve"> applicable</w:t>
       </w:r>
     </w:p>
     <w:p>
@@ -14246,7 +18016,6 @@
           <w:szCs w:val="32"/>
           <w:u w:val="single"/>
         </w:rPr>
-        <w:lastRenderedPageBreak/>
         <w:t>TS Krama Paatam – TS 2.6 Malayalam Corrections – Observed Prior to 31st August 2021</w:t>
       </w:r>
     </w:p>
@@ -15376,7 +19145,6 @@
   <w:style w:type="character" w:default="1" w:styleId="DefaultParagraphFont">
     <w:name w:val="Default Paragraph Font"/>
     <w:uiPriority w:val="1"/>
-    <w:semiHidden/>
     <w:unhideWhenUsed/>
   </w:style>
   <w:style w:type="table" w:default="1" w:styleId="TableNormal">

--- a/TS-Kramam/TS-2.6/TS 2.6 Malayalam Krama Paatam Corrections.docx
+++ b/TS-Kramam/TS-2.6/TS 2.6 Malayalam Krama Paatam Corrections.docx
@@ -552,6 +552,880 @@
                 <w:sz w:val="28"/>
                 <w:szCs w:val="32"/>
               </w:rPr>
+              <w:t>6.</w:t>
+            </w:r>
+            <w:r>
+              <w:rPr>
+                <w:rFonts w:cs="Arial"/>
+                <w:b/>
+                <w:color w:val="000000"/>
+                <w:sz w:val="28"/>
+                <w:szCs w:val="32"/>
+              </w:rPr>
+              <w:t>2.4</w:t>
+            </w:r>
+            <w:r>
+              <w:rPr>
+                <w:rFonts w:cs="Arial"/>
+                <w:b/>
+                <w:color w:val="000000"/>
+                <w:sz w:val="28"/>
+                <w:szCs w:val="32"/>
+              </w:rPr>
+              <w:t xml:space="preserve"> </w:t>
+            </w:r>
+            <w:r>
+              <w:rPr>
+                <w:rFonts w:cs="Arial"/>
+                <w:b/>
+                <w:color w:val="000000"/>
+                <w:sz w:val="28"/>
+                <w:szCs w:val="32"/>
+              </w:rPr>
+              <w:t>– Kramam</w:t>
+            </w:r>
+          </w:p>
+          <w:p>
+            <w:pPr>
+              <w:widowControl w:val="0"/>
+              <w:tabs>
+                <w:tab w:val="left" w:pos="993"/>
+              </w:tabs>
+              <w:autoSpaceDE w:val="0"/>
+              <w:autoSpaceDN w:val="0"/>
+              <w:adjustRightInd w:val="0"/>
+              <w:spacing w:before="0" w:line="240" w:lineRule="auto"/>
+              <w:ind w:right="297"/>
+              <w:rPr>
+                <w:rFonts w:cs="Arial"/>
+                <w:b/>
+                <w:color w:val="000000"/>
+                <w:sz w:val="28"/>
+                <w:szCs w:val="32"/>
+                <w:lang w:val="en-IN"/>
+              </w:rPr>
+            </w:pPr>
+            <w:r>
+              <w:rPr>
+                <w:rFonts w:cs="Arial"/>
+                <w:b/>
+                <w:color w:val="000000"/>
+                <w:sz w:val="28"/>
+                <w:szCs w:val="32"/>
+                <w:lang w:val="en-IN"/>
+              </w:rPr>
+              <w:t>Krama Vaakyam No.- 17</w:t>
+            </w:r>
+          </w:p>
+          <w:p>
+            <w:pPr>
+              <w:widowControl w:val="0"/>
+              <w:tabs>
+                <w:tab w:val="left" w:pos="993"/>
+              </w:tabs>
+              <w:autoSpaceDE w:val="0"/>
+              <w:autoSpaceDN w:val="0"/>
+              <w:adjustRightInd w:val="0"/>
+              <w:spacing w:before="0" w:line="240" w:lineRule="auto"/>
+              <w:ind w:right="297"/>
+              <w:rPr>
+                <w:rFonts w:cs="Arial"/>
+                <w:b/>
+                <w:color w:val="000000"/>
+                <w:sz w:val="28"/>
+                <w:szCs w:val="32"/>
+                <w:lang w:val="it-IT"/>
+              </w:rPr>
+            </w:pPr>
+            <w:r>
+              <w:rPr>
+                <w:rFonts w:cs="Arial"/>
+                <w:b/>
+                <w:color w:val="000000"/>
+                <w:sz w:val="28"/>
+                <w:szCs w:val="32"/>
+                <w:lang w:val="it-IT"/>
+              </w:rPr>
+              <w:t>Panchaati No</w:t>
+            </w:r>
+            <w:r>
+              <w:rPr>
+                <w:rFonts w:cs="Arial"/>
+                <w:b/>
+                <w:color w:val="000000"/>
+                <w:szCs w:val="32"/>
+                <w:lang w:val="it-IT"/>
+              </w:rPr>
+              <w:t xml:space="preserve">. - </w:t>
+            </w:r>
+            <w:r>
+              <w:rPr>
+                <w:rFonts w:cs="Arial"/>
+                <w:b/>
+                <w:color w:val="000000"/>
+                <w:sz w:val="28"/>
+                <w:szCs w:val="32"/>
+                <w:lang w:val="it-IT"/>
+              </w:rPr>
+              <w:t>11</w:t>
+            </w:r>
+          </w:p>
+        </w:tc>
+        <w:tc>
+          <w:tcPr>
+            <w:tcW w:w="5386" w:type="dxa"/>
+          </w:tcPr>
+          <w:p>
+            <w:pPr>
+              <w:widowControl w:val="0"/>
+              <w:autoSpaceDE w:val="0"/>
+              <w:autoSpaceDN w:val="0"/>
+              <w:adjustRightInd w:val="0"/>
+              <w:spacing w:line="252" w:lineRule="auto"/>
+              <w:rPr>
+                <w:rFonts w:ascii="BRH Malayalam Extra" w:hAnsi="BRH Malayalam Extra" w:cs="BRH Malayalam Extra"/>
+                <w:color w:val="000000"/>
+                <w:sz w:val="40"/>
+                <w:szCs w:val="40"/>
+                <w:lang w:val="it-IT"/>
+              </w:rPr>
+            </w:pPr>
+            <w:r>
+              <w:rPr>
+                <w:rFonts w:ascii="BRH Malayalam Extra" w:hAnsi="BRH Malayalam Extra" w:cs="BRH Malayalam Extra"/>
+                <w:color w:val="000000"/>
+                <w:sz w:val="40"/>
+                <w:szCs w:val="40"/>
+                <w:lang w:val="it-IT"/>
+              </w:rPr>
+              <w:t>D</w:t>
+            </w:r>
+            <w:r>
+              <w:rPr>
+                <w:rFonts w:ascii="BRH Malayalam Extra" w:hAnsi="BRH Malayalam Extra" w:cs="BRH Malayalam Extra"/>
+                <w:color w:val="000000"/>
+                <w:sz w:val="33"/>
+                <w:szCs w:val="40"/>
+                <w:lang w:val="it-IT"/>
+              </w:rPr>
+              <w:t>–</w:t>
+            </w:r>
+            <w:r>
+              <w:rPr>
+                <w:rFonts w:ascii="BRH Malayalam Extra" w:hAnsi="BRH Malayalam Extra" w:cs="BRH Malayalam Extra"/>
+                <w:color w:val="000000"/>
+                <w:sz w:val="40"/>
+                <w:szCs w:val="40"/>
+                <w:lang w:val="it-IT"/>
+              </w:rPr>
+              <w:t>eky—ræxmø±§ix jx</w:t>
+            </w:r>
+            <w:r>
+              <w:rPr>
+                <w:rFonts w:ascii="BRH Malayalam Extra" w:hAnsi="BRH Malayalam Extra" w:cs="BRH Malayalam Extra"/>
+                <w:color w:val="000000"/>
+                <w:sz w:val="33"/>
+                <w:szCs w:val="40"/>
+                <w:lang w:val="it-IT"/>
+              </w:rPr>
+              <w:t>–</w:t>
+            </w:r>
+            <w:r>
+              <w:rPr>
+                <w:rFonts w:ascii="BRH Malayalam Extra" w:hAnsi="BRH Malayalam Extra" w:cs="BRH Malayalam Extra"/>
+                <w:color w:val="000000"/>
+                <w:sz w:val="40"/>
+                <w:szCs w:val="40"/>
+                <w:lang w:val="it-IT"/>
+              </w:rPr>
+              <w:t xml:space="preserve">Rõx˜ | </w:t>
+            </w:r>
+          </w:p>
+          <w:p>
+            <w:pPr>
+              <w:widowControl w:val="0"/>
+              <w:autoSpaceDE w:val="0"/>
+              <w:autoSpaceDN w:val="0"/>
+              <w:adjustRightInd w:val="0"/>
+              <w:spacing w:before="0" w:line="240" w:lineRule="auto"/>
+              <w:rPr>
+                <w:rFonts w:ascii="BRH Malayalam Extra" w:hAnsi="BRH Malayalam Extra" w:cs="BRH Malayalam Extra"/>
+                <w:color w:val="000000"/>
+                <w:sz w:val="40"/>
+                <w:szCs w:val="40"/>
+                <w:lang w:val="it-IT"/>
+              </w:rPr>
+            </w:pPr>
+            <w:r>
+              <w:rPr>
+                <w:rFonts w:ascii="BRH Malayalam Extra" w:hAnsi="BRH Malayalam Extra" w:cs="BRH Malayalam Extra"/>
+                <w:color w:val="000000"/>
+                <w:sz w:val="40"/>
+                <w:szCs w:val="40"/>
+                <w:lang w:val="it-IT"/>
+              </w:rPr>
+              <w:t>D</w:t>
+            </w:r>
+            <w:r>
+              <w:rPr>
+                <w:rFonts w:ascii="BRH Malayalam Extra" w:hAnsi="BRH Malayalam Extra" w:cs="BRH Malayalam Extra"/>
+                <w:color w:val="000000"/>
+                <w:sz w:val="33"/>
+                <w:szCs w:val="40"/>
+                <w:lang w:val="it-IT"/>
+              </w:rPr>
+              <w:t>–</w:t>
+            </w:r>
+            <w:r>
+              <w:rPr>
+                <w:rFonts w:ascii="BRH Malayalam Extra" w:hAnsi="BRH Malayalam Extra" w:cs="BRH Malayalam Extra"/>
+                <w:color w:val="000000"/>
+                <w:sz w:val="40"/>
+                <w:szCs w:val="40"/>
+                <w:highlight w:val="yellow"/>
+                <w:lang w:val="it-IT"/>
+              </w:rPr>
+              <w:t>e</w:t>
+            </w:r>
+            <w:r>
+              <w:rPr>
+                <w:rFonts w:ascii="BRH Malayalam Extra" w:hAnsi="BRH Malayalam Extra" w:cs="BRH Malayalam Extra"/>
+                <w:color w:val="000000"/>
+                <w:sz w:val="40"/>
+                <w:szCs w:val="40"/>
+                <w:lang w:val="it-IT"/>
+              </w:rPr>
+              <w:t>—kyræxmø</w:t>
+            </w:r>
+            <w:r>
+              <w:rPr>
+                <w:rFonts w:ascii="BRH Malayalam Extra" w:hAnsi="BRH Malayalam Extra" w:cs="BRH Malayalam Extra"/>
+                <w:color w:val="000000"/>
+                <w:sz w:val="33"/>
+                <w:szCs w:val="40"/>
+                <w:lang w:val="it-IT"/>
+              </w:rPr>
+              <w:t>–</w:t>
+            </w:r>
+            <w:r>
+              <w:rPr>
+                <w:rFonts w:ascii="BRH Malayalam Extra" w:hAnsi="BRH Malayalam Extra" w:cs="BRH Malayalam Extra"/>
+                <w:color w:val="000000"/>
+                <w:sz w:val="40"/>
+                <w:szCs w:val="40"/>
+                <w:lang w:val="it-IT"/>
+              </w:rPr>
+              <w:t>±§¥iZõ¡</w:t>
+            </w:r>
+            <w:r>
+              <w:rPr>
+                <w:rFonts w:ascii="BRH Malayalam Extra" w:hAnsi="BRH Malayalam Extra" w:cs="BRH Malayalam Extra"/>
+                <w:color w:val="000000"/>
+                <w:sz w:val="33"/>
+                <w:szCs w:val="40"/>
+                <w:lang w:val="it-IT"/>
+              </w:rPr>
+              <w:t>–</w:t>
+            </w:r>
+            <w:r>
+              <w:rPr>
+                <w:rFonts w:ascii="BRH Malayalam Extra" w:hAnsi="BRH Malayalam Extra" w:cs="BRH Malayalam Extra"/>
+                <w:color w:val="000000"/>
+                <w:sz w:val="40"/>
+                <w:szCs w:val="40"/>
+                <w:lang w:val="it-IT"/>
+              </w:rPr>
+              <w:t>eky—ræxZ§ - m</w:t>
+            </w:r>
+            <w:r>
+              <w:rPr>
+                <w:rFonts w:ascii="BRH Malayalam Extra" w:hAnsi="BRH Malayalam Extra" w:cs="BRH Malayalam Extra"/>
+                <w:color w:val="000000"/>
+                <w:sz w:val="33"/>
+                <w:szCs w:val="40"/>
+                <w:lang w:val="it-IT"/>
+              </w:rPr>
+              <w:t>–</w:t>
+            </w:r>
+            <w:r>
+              <w:rPr>
+                <w:rFonts w:ascii="BRH Malayalam Extra" w:hAnsi="BRH Malayalam Extra" w:cs="BRH Malayalam Extra"/>
+                <w:color w:val="000000"/>
+                <w:sz w:val="40"/>
+                <w:szCs w:val="40"/>
+                <w:lang w:val="it-IT"/>
+              </w:rPr>
+              <w:t>±§ix</w:t>
+            </w:r>
+            <w:r>
+              <w:rPr>
+                <w:rFonts w:ascii="BRH Malayalam Extra" w:hAnsi="BRH Malayalam Extra" w:cs="BRH Malayalam Extra"/>
+                <w:color w:val="000000"/>
+                <w:sz w:val="33"/>
+                <w:szCs w:val="40"/>
+                <w:lang w:val="it-IT"/>
+              </w:rPr>
+              <w:t>–</w:t>
+            </w:r>
+            <w:r>
+              <w:rPr>
+                <w:rFonts w:ascii="BRH Malayalam Extra" w:hAnsi="BRH Malayalam Extra" w:cs="BRH Malayalam Extra"/>
+                <w:color w:val="000000"/>
+                <w:sz w:val="40"/>
+                <w:szCs w:val="40"/>
+                <w:lang w:val="it-IT"/>
+              </w:rPr>
+              <w:t xml:space="preserve"> |</w:t>
+            </w:r>
+          </w:p>
+        </w:tc>
+        <w:tc>
+          <w:tcPr>
+            <w:tcW w:w="5220" w:type="dxa"/>
+          </w:tcPr>
+          <w:p>
+            <w:pPr>
+              <w:widowControl w:val="0"/>
+              <w:autoSpaceDE w:val="0"/>
+              <w:autoSpaceDN w:val="0"/>
+              <w:adjustRightInd w:val="0"/>
+              <w:spacing w:line="252" w:lineRule="auto"/>
+              <w:rPr>
+                <w:rFonts w:ascii="BRH Malayalam Extra" w:hAnsi="BRH Malayalam Extra" w:cs="BRH Malayalam Extra"/>
+                <w:color w:val="000000"/>
+                <w:sz w:val="40"/>
+                <w:szCs w:val="40"/>
+                <w:lang w:val="it-IT"/>
+              </w:rPr>
+            </w:pPr>
+            <w:r>
+              <w:rPr>
+                <w:rFonts w:ascii="BRH Malayalam Extra" w:hAnsi="BRH Malayalam Extra" w:cs="BRH Malayalam Extra"/>
+                <w:color w:val="000000"/>
+                <w:sz w:val="40"/>
+                <w:szCs w:val="40"/>
+                <w:lang w:val="it-IT"/>
+              </w:rPr>
+              <w:t>D</w:t>
+            </w:r>
+            <w:r>
+              <w:rPr>
+                <w:rFonts w:ascii="BRH Malayalam Extra" w:hAnsi="BRH Malayalam Extra" w:cs="BRH Malayalam Extra"/>
+                <w:color w:val="000000"/>
+                <w:sz w:val="33"/>
+                <w:szCs w:val="40"/>
+                <w:lang w:val="it-IT"/>
+              </w:rPr>
+              <w:t>–</w:t>
+            </w:r>
+            <w:r>
+              <w:rPr>
+                <w:rFonts w:ascii="BRH Malayalam Extra" w:hAnsi="BRH Malayalam Extra" w:cs="BRH Malayalam Extra"/>
+                <w:color w:val="000000"/>
+                <w:sz w:val="40"/>
+                <w:szCs w:val="40"/>
+                <w:lang w:val="it-IT"/>
+              </w:rPr>
+              <w:t>eky—ræxmø±§ix jx</w:t>
+            </w:r>
+            <w:r>
+              <w:rPr>
+                <w:rFonts w:ascii="BRH Malayalam Extra" w:hAnsi="BRH Malayalam Extra" w:cs="BRH Malayalam Extra"/>
+                <w:color w:val="000000"/>
+                <w:sz w:val="33"/>
+                <w:szCs w:val="40"/>
+                <w:lang w:val="it-IT"/>
+              </w:rPr>
+              <w:t>–</w:t>
+            </w:r>
+            <w:r>
+              <w:rPr>
+                <w:rFonts w:ascii="BRH Malayalam Extra" w:hAnsi="BRH Malayalam Extra" w:cs="BRH Malayalam Extra"/>
+                <w:color w:val="000000"/>
+                <w:sz w:val="40"/>
+                <w:szCs w:val="40"/>
+                <w:lang w:val="it-IT"/>
+              </w:rPr>
+              <w:t xml:space="preserve">Rõx˜ | </w:t>
+            </w:r>
+          </w:p>
+          <w:p>
+            <w:pPr>
+              <w:widowControl w:val="0"/>
+              <w:autoSpaceDE w:val="0"/>
+              <w:autoSpaceDN w:val="0"/>
+              <w:adjustRightInd w:val="0"/>
+              <w:spacing w:before="0" w:line="240" w:lineRule="auto"/>
+              <w:rPr>
+                <w:rFonts w:ascii="BRH Malayalam Extra" w:hAnsi="BRH Malayalam Extra" w:cs="BRH Malayalam Extra"/>
+                <w:color w:val="000000"/>
+                <w:sz w:val="40"/>
+                <w:szCs w:val="40"/>
+                <w:lang w:val="it-IT"/>
+              </w:rPr>
+            </w:pPr>
+            <w:r>
+              <w:rPr>
+                <w:rFonts w:ascii="BRH Malayalam Extra" w:hAnsi="BRH Malayalam Extra" w:cs="BRH Malayalam Extra"/>
+                <w:color w:val="000000"/>
+                <w:sz w:val="40"/>
+                <w:szCs w:val="40"/>
+                <w:lang w:val="it-IT"/>
+              </w:rPr>
+              <w:t>D</w:t>
+            </w:r>
+            <w:r>
+              <w:rPr>
+                <w:rFonts w:ascii="BRH Malayalam Extra" w:hAnsi="BRH Malayalam Extra" w:cs="BRH Malayalam Extra"/>
+                <w:color w:val="000000"/>
+                <w:sz w:val="33"/>
+                <w:szCs w:val="40"/>
+                <w:lang w:val="it-IT"/>
+              </w:rPr>
+              <w:t>–</w:t>
+            </w:r>
+            <w:r>
+              <w:rPr>
+                <w:rFonts w:ascii="BRH Malayalam Extra" w:hAnsi="BRH Malayalam Extra" w:cs="BRH Malayalam Extra"/>
+                <w:color w:val="000000"/>
+                <w:sz w:val="40"/>
+                <w:szCs w:val="40"/>
+                <w:lang w:val="it-IT"/>
+              </w:rPr>
+              <w:t>e</w:t>
+            </w:r>
+            <w:r>
+              <w:rPr>
+                <w:rFonts w:ascii="BRH Malayalam Extra" w:hAnsi="BRH Malayalam Extra" w:cs="BRH Malayalam Extra"/>
+                <w:color w:val="000000"/>
+                <w:sz w:val="40"/>
+                <w:szCs w:val="40"/>
+                <w:highlight w:val="green"/>
+                <w:lang w:val="it-IT"/>
+              </w:rPr>
+              <w:t>ky</w:t>
+            </w:r>
+            <w:r>
+              <w:rPr>
+                <w:rFonts w:ascii="BRH Malayalam Extra" w:hAnsi="BRH Malayalam Extra" w:cs="BRH Malayalam Extra"/>
+                <w:color w:val="000000"/>
+                <w:sz w:val="40"/>
+                <w:szCs w:val="40"/>
+                <w:lang w:val="it-IT"/>
+              </w:rPr>
+              <w:t>—ræxmø</w:t>
+            </w:r>
+            <w:r>
+              <w:rPr>
+                <w:rFonts w:ascii="BRH Malayalam Extra" w:hAnsi="BRH Malayalam Extra" w:cs="BRH Malayalam Extra"/>
+                <w:color w:val="000000"/>
+                <w:sz w:val="33"/>
+                <w:szCs w:val="40"/>
+                <w:lang w:val="it-IT"/>
+              </w:rPr>
+              <w:t>–</w:t>
+            </w:r>
+            <w:r>
+              <w:rPr>
+                <w:rFonts w:ascii="BRH Malayalam Extra" w:hAnsi="BRH Malayalam Extra" w:cs="BRH Malayalam Extra"/>
+                <w:color w:val="000000"/>
+                <w:sz w:val="40"/>
+                <w:szCs w:val="40"/>
+                <w:lang w:val="it-IT"/>
+              </w:rPr>
+              <w:t>±§¥iZõ¡</w:t>
+            </w:r>
+            <w:r>
+              <w:rPr>
+                <w:rFonts w:ascii="BRH Malayalam Extra" w:hAnsi="BRH Malayalam Extra" w:cs="BRH Malayalam Extra"/>
+                <w:color w:val="000000"/>
+                <w:sz w:val="33"/>
+                <w:szCs w:val="40"/>
+                <w:lang w:val="it-IT"/>
+              </w:rPr>
+              <w:t>–</w:t>
+            </w:r>
+            <w:r>
+              <w:rPr>
+                <w:rFonts w:ascii="BRH Malayalam Extra" w:hAnsi="BRH Malayalam Extra" w:cs="BRH Malayalam Extra"/>
+                <w:color w:val="000000"/>
+                <w:sz w:val="40"/>
+                <w:szCs w:val="40"/>
+                <w:lang w:val="it-IT"/>
+              </w:rPr>
+              <w:t>eky—ræxZ§ - m</w:t>
+            </w:r>
+            <w:r>
+              <w:rPr>
+                <w:rFonts w:ascii="BRH Malayalam Extra" w:hAnsi="BRH Malayalam Extra" w:cs="BRH Malayalam Extra"/>
+                <w:color w:val="000000"/>
+                <w:sz w:val="33"/>
+                <w:szCs w:val="40"/>
+                <w:lang w:val="it-IT"/>
+              </w:rPr>
+              <w:t>–</w:t>
+            </w:r>
+            <w:r>
+              <w:rPr>
+                <w:rFonts w:ascii="BRH Malayalam Extra" w:hAnsi="BRH Malayalam Extra" w:cs="BRH Malayalam Extra"/>
+                <w:color w:val="000000"/>
+                <w:sz w:val="40"/>
+                <w:szCs w:val="40"/>
+                <w:lang w:val="it-IT"/>
+              </w:rPr>
+              <w:t>±§ix</w:t>
+            </w:r>
+            <w:r>
+              <w:rPr>
+                <w:rFonts w:ascii="BRH Malayalam Extra" w:hAnsi="BRH Malayalam Extra" w:cs="BRH Malayalam Extra"/>
+                <w:color w:val="000000"/>
+                <w:sz w:val="33"/>
+                <w:szCs w:val="40"/>
+                <w:lang w:val="it-IT"/>
+              </w:rPr>
+              <w:t>–</w:t>
+            </w:r>
+            <w:r>
+              <w:rPr>
+                <w:rFonts w:ascii="BRH Malayalam Extra" w:hAnsi="BRH Malayalam Extra" w:cs="BRH Malayalam Extra"/>
+                <w:color w:val="000000"/>
+                <w:sz w:val="40"/>
+                <w:szCs w:val="40"/>
+                <w:lang w:val="it-IT"/>
+              </w:rPr>
+              <w:t xml:space="preserve"> |</w:t>
+            </w:r>
+          </w:p>
+        </w:tc>
+      </w:tr>
+      <w:tr>
+        <w:trPr>
+          <w:trHeight w:val="926"/>
+        </w:trPr>
+        <w:tc>
+          <w:tcPr>
+            <w:tcW w:w="4048" w:type="dxa"/>
+          </w:tcPr>
+          <w:p>
+            <w:pPr>
+              <w:widowControl w:val="0"/>
+              <w:tabs>
+                <w:tab w:val="left" w:pos="993"/>
+              </w:tabs>
+              <w:autoSpaceDE w:val="0"/>
+              <w:autoSpaceDN w:val="0"/>
+              <w:adjustRightInd w:val="0"/>
+              <w:spacing w:before="0" w:line="240" w:lineRule="auto"/>
+              <w:ind w:right="297"/>
+              <w:rPr>
+                <w:rFonts w:cs="Arial"/>
+                <w:b/>
+                <w:color w:val="000000"/>
+                <w:sz w:val="28"/>
+                <w:szCs w:val="32"/>
+              </w:rPr>
+            </w:pPr>
+            <w:r>
+              <w:rPr>
+                <w:rFonts w:cs="Arial"/>
+                <w:b/>
+                <w:color w:val="000000"/>
+                <w:sz w:val="28"/>
+                <w:szCs w:val="32"/>
+              </w:rPr>
+              <w:t>T.S.2.</w:t>
+            </w:r>
+            <w:r>
+              <w:rPr>
+                <w:rFonts w:cs="Arial"/>
+                <w:b/>
+                <w:color w:val="000000"/>
+                <w:sz w:val="28"/>
+                <w:szCs w:val="32"/>
+              </w:rPr>
+              <w:t xml:space="preserve">6.3.4 </w:t>
+            </w:r>
+            <w:r>
+              <w:rPr>
+                <w:rFonts w:cs="Arial"/>
+                <w:b/>
+                <w:color w:val="000000"/>
+                <w:sz w:val="28"/>
+                <w:szCs w:val="32"/>
+              </w:rPr>
+              <w:t>– Kramam</w:t>
+            </w:r>
+          </w:p>
+          <w:p>
+            <w:pPr>
+              <w:widowControl w:val="0"/>
+              <w:tabs>
+                <w:tab w:val="left" w:pos="993"/>
+              </w:tabs>
+              <w:autoSpaceDE w:val="0"/>
+              <w:autoSpaceDN w:val="0"/>
+              <w:adjustRightInd w:val="0"/>
+              <w:spacing w:before="0" w:line="240" w:lineRule="auto"/>
+              <w:ind w:right="297"/>
+              <w:rPr>
+                <w:rFonts w:cs="Arial"/>
+                <w:b/>
+                <w:color w:val="000000"/>
+                <w:sz w:val="28"/>
+                <w:szCs w:val="32"/>
+              </w:rPr>
+            </w:pPr>
+            <w:r>
+              <w:rPr>
+                <w:rFonts w:cs="Arial"/>
+                <w:b/>
+                <w:color w:val="000000"/>
+                <w:sz w:val="28"/>
+                <w:szCs w:val="32"/>
+              </w:rPr>
+              <w:t>Krama Vaakyam No.-</w:t>
+            </w:r>
+            <w:r>
+              <w:rPr>
+                <w:rFonts w:cs="Arial"/>
+                <w:b/>
+                <w:color w:val="000000"/>
+                <w:sz w:val="28"/>
+                <w:szCs w:val="32"/>
+              </w:rPr>
+              <w:t xml:space="preserve"> 5</w:t>
+            </w:r>
+          </w:p>
+          <w:p>
+            <w:pPr>
+              <w:widowControl w:val="0"/>
+              <w:tabs>
+                <w:tab w:val="left" w:pos="993"/>
+              </w:tabs>
+              <w:autoSpaceDE w:val="0"/>
+              <w:autoSpaceDN w:val="0"/>
+              <w:adjustRightInd w:val="0"/>
+              <w:spacing w:before="0" w:line="240" w:lineRule="auto"/>
+              <w:ind w:right="297"/>
+              <w:rPr>
+                <w:rFonts w:cs="Arial"/>
+                <w:b/>
+                <w:color w:val="000000"/>
+                <w:sz w:val="28"/>
+                <w:szCs w:val="32"/>
+              </w:rPr>
+            </w:pPr>
+            <w:r>
+              <w:rPr>
+                <w:rFonts w:cs="Arial"/>
+                <w:b/>
+                <w:color w:val="000000"/>
+                <w:sz w:val="28"/>
+                <w:szCs w:val="32"/>
+              </w:rPr>
+              <w:t>Panchaati No</w:t>
+            </w:r>
+            <w:r>
+              <w:rPr>
+                <w:rFonts w:cs="Arial"/>
+                <w:b/>
+                <w:color w:val="000000"/>
+                <w:szCs w:val="32"/>
+              </w:rPr>
+              <w:t>. -</w:t>
+            </w:r>
+            <w:r>
+              <w:rPr>
+                <w:rFonts w:cs="Arial"/>
+                <w:b/>
+                <w:color w:val="000000"/>
+                <w:szCs w:val="32"/>
+              </w:rPr>
+              <w:t xml:space="preserve"> </w:t>
+            </w:r>
+            <w:r>
+              <w:rPr>
+                <w:rFonts w:cs="Arial"/>
+                <w:b/>
+                <w:color w:val="000000"/>
+                <w:sz w:val="28"/>
+                <w:szCs w:val="32"/>
+              </w:rPr>
+              <w:t>17</w:t>
+            </w:r>
+          </w:p>
+        </w:tc>
+        <w:tc>
+          <w:tcPr>
+            <w:tcW w:w="5386" w:type="dxa"/>
+          </w:tcPr>
+          <w:p>
+            <w:pPr>
+              <w:widowControl w:val="0"/>
+              <w:autoSpaceDE w:val="0"/>
+              <w:autoSpaceDN w:val="0"/>
+              <w:adjustRightInd w:val="0"/>
+              <w:spacing w:before="0" w:line="240" w:lineRule="auto"/>
+              <w:rPr>
+                <w:rFonts w:ascii="BRH Malayalam Extra" w:hAnsi="BRH Malayalam Extra" w:cs="BRH Malayalam Extra"/>
+                <w:color w:val="000000"/>
+                <w:sz w:val="40"/>
+                <w:szCs w:val="40"/>
+                <w:lang w:val="it-IT"/>
+              </w:rPr>
+            </w:pPr>
+            <w:r>
+              <w:rPr>
+                <w:rFonts w:ascii="BRH Malayalam Extra" w:hAnsi="BRH Malayalam Extra" w:cs="BRH Malayalam Extra"/>
+                <w:sz w:val="40"/>
+                <w:szCs w:val="40"/>
+                <w:lang w:val="it-IT"/>
+              </w:rPr>
+              <w:t>Apx—kI | B</w:t>
+            </w:r>
+            <w:r>
+              <w:rPr>
+                <w:rFonts w:ascii="BRH Malayalam Extra" w:hAnsi="BRH Malayalam Extra" w:cs="BRH Malayalam Extra"/>
+                <w:sz w:val="33"/>
+                <w:szCs w:val="40"/>
+                <w:lang w:val="it-IT"/>
+              </w:rPr>
+              <w:t>–</w:t>
+            </w:r>
+            <w:r>
+              <w:rPr>
+                <w:rFonts w:ascii="BRH Malayalam Extra" w:hAnsi="BRH Malayalam Extra" w:cs="BRH Malayalam Extra"/>
+                <w:sz w:val="40"/>
+                <w:szCs w:val="40"/>
+                <w:highlight w:val="yellow"/>
+                <w:lang w:val="it-IT"/>
+              </w:rPr>
+              <w:t>k</w:t>
+            </w:r>
+            <w:r>
+              <w:rPr>
+                <w:rFonts w:ascii="BRH Malayalam Extra" w:hAnsi="BRH Malayalam Extra" w:cs="BRH Malayalam Extra"/>
+                <w:sz w:val="40"/>
+                <w:szCs w:val="40"/>
+                <w:lang w:val="it-IT"/>
+              </w:rPr>
+              <w:t>iyZy— |</w:t>
+            </w:r>
+          </w:p>
+        </w:tc>
+        <w:tc>
+          <w:tcPr>
+            <w:tcW w:w="5220" w:type="dxa"/>
+          </w:tcPr>
+          <w:p>
+            <w:pPr>
+              <w:widowControl w:val="0"/>
+              <w:autoSpaceDE w:val="0"/>
+              <w:autoSpaceDN w:val="0"/>
+              <w:adjustRightInd w:val="0"/>
+              <w:spacing w:before="0" w:line="240" w:lineRule="auto"/>
+              <w:rPr>
+                <w:rFonts w:ascii="BRH Malayalam Extra" w:hAnsi="BRH Malayalam Extra" w:cs="BRH Malayalam Extra"/>
+                <w:color w:val="000000"/>
+                <w:sz w:val="40"/>
+                <w:szCs w:val="40"/>
+                <w:lang w:val="it-IT"/>
+              </w:rPr>
+            </w:pPr>
+            <w:r>
+              <w:rPr>
+                <w:rFonts w:ascii="BRH Malayalam Extra" w:hAnsi="BRH Malayalam Extra" w:cs="BRH Malayalam Extra"/>
+                <w:sz w:val="40"/>
+                <w:szCs w:val="40"/>
+                <w:lang w:val="it-IT"/>
+              </w:rPr>
+              <w:t>Apx—kI | B</w:t>
+            </w:r>
+            <w:r>
+              <w:rPr>
+                <w:rFonts w:ascii="BRH Malayalam Extra" w:hAnsi="BRH Malayalam Extra" w:cs="BRH Malayalam Extra"/>
+                <w:sz w:val="33"/>
+                <w:szCs w:val="40"/>
+                <w:lang w:val="it-IT"/>
+              </w:rPr>
+              <w:t>–</w:t>
+            </w:r>
+            <w:r>
+              <w:rPr>
+                <w:rFonts w:ascii="BRH Malayalam Extra" w:hAnsi="BRH Malayalam Extra" w:cs="BRH Malayalam Extra"/>
+                <w:sz w:val="40"/>
+                <w:szCs w:val="40"/>
+                <w:highlight w:val="green"/>
+                <w:lang w:val="it-IT"/>
+              </w:rPr>
+              <w:t>k</w:t>
+            </w:r>
+            <w:r>
+              <w:rPr>
+                <w:rFonts w:ascii="BRH Malayalam Extra" w:hAnsi="BRH Malayalam Extra" w:cs="BRH Malayalam Extra"/>
+                <w:sz w:val="33"/>
+                <w:szCs w:val="40"/>
+                <w:lang w:val="it-IT"/>
+              </w:rPr>
+              <w:t>–</w:t>
+            </w:r>
+            <w:r>
+              <w:rPr>
+                <w:rFonts w:ascii="BRH Malayalam Extra" w:hAnsi="BRH Malayalam Extra" w:cs="BRH Malayalam Extra"/>
+                <w:sz w:val="40"/>
+                <w:szCs w:val="40"/>
+                <w:lang w:val="it-IT"/>
+              </w:rPr>
+              <w:t>iyZy— |</w:t>
+            </w:r>
+          </w:p>
+        </w:tc>
+      </w:tr>
+      <w:tr>
+        <w:trPr>
+          <w:trHeight w:val="1391"/>
+        </w:trPr>
+        <w:tc>
+          <w:tcPr>
+            <w:tcW w:w="4048" w:type="dxa"/>
+          </w:tcPr>
+          <w:p>
+            <w:pPr>
+              <w:widowControl w:val="0"/>
+              <w:tabs>
+                <w:tab w:val="left" w:pos="993"/>
+              </w:tabs>
+              <w:autoSpaceDE w:val="0"/>
+              <w:autoSpaceDN w:val="0"/>
+              <w:adjustRightInd w:val="0"/>
+              <w:spacing w:before="0" w:line="240" w:lineRule="auto"/>
+              <w:ind w:right="297"/>
+              <w:rPr>
+                <w:rFonts w:cs="Arial"/>
+                <w:b/>
+                <w:color w:val="000000"/>
+                <w:sz w:val="28"/>
+                <w:szCs w:val="32"/>
+              </w:rPr>
+            </w:pPr>
+            <w:r>
+              <w:rPr>
+                <w:rFonts w:cs="Arial"/>
+                <w:b/>
+                <w:color w:val="000000"/>
+                <w:sz w:val="28"/>
+                <w:szCs w:val="32"/>
+              </w:rPr>
+              <w:t>T.S.2.</w:t>
+            </w:r>
+            <w:r>
+              <w:rPr>
+                <w:rFonts w:cs="Arial"/>
+                <w:b/>
+                <w:color w:val="000000"/>
+                <w:sz w:val="28"/>
+                <w:szCs w:val="32"/>
+              </w:rPr>
               <w:t xml:space="preserve">6.3.4 </w:t>
             </w:r>
             <w:r>
@@ -1728,6 +2602,7 @@
                 <w:sz w:val="28"/>
                 <w:szCs w:val="32"/>
               </w:rPr>
+              <w:lastRenderedPageBreak/>
               <w:t>T.S.2.6.4.1 – Kramam</w:t>
             </w:r>
           </w:p>
@@ -2431,6 +3306,309 @@
       </w:tr>
       <w:tr>
         <w:trPr>
+          <w:trHeight w:val="1393"/>
+        </w:trPr>
+        <w:tc>
+          <w:tcPr>
+            <w:tcW w:w="4048" w:type="dxa"/>
+          </w:tcPr>
+          <w:p>
+            <w:pPr>
+              <w:widowControl w:val="0"/>
+              <w:tabs>
+                <w:tab w:val="left" w:pos="993"/>
+              </w:tabs>
+              <w:autoSpaceDE w:val="0"/>
+              <w:autoSpaceDN w:val="0"/>
+              <w:adjustRightInd w:val="0"/>
+              <w:spacing w:before="0" w:line="240" w:lineRule="auto"/>
+              <w:ind w:right="297"/>
+              <w:rPr>
+                <w:rFonts w:cs="Arial"/>
+                <w:b/>
+                <w:sz w:val="28"/>
+                <w:szCs w:val="32"/>
+              </w:rPr>
+            </w:pPr>
+            <w:r>
+              <w:rPr>
+                <w:rFonts w:cs="Arial"/>
+                <w:b/>
+                <w:sz w:val="28"/>
+                <w:szCs w:val="32"/>
+              </w:rPr>
+              <w:t>T.S.2.6.</w:t>
+            </w:r>
+            <w:r>
+              <w:rPr>
+                <w:rFonts w:cs="Arial"/>
+                <w:b/>
+                <w:sz w:val="28"/>
+                <w:szCs w:val="32"/>
+              </w:rPr>
+              <w:t>6.3</w:t>
+            </w:r>
+            <w:r>
+              <w:rPr>
+                <w:rFonts w:cs="Arial"/>
+                <w:b/>
+                <w:sz w:val="28"/>
+                <w:szCs w:val="32"/>
+              </w:rPr>
+              <w:t xml:space="preserve"> – Kramam</w:t>
+            </w:r>
+          </w:p>
+          <w:p>
+            <w:pPr>
+              <w:widowControl w:val="0"/>
+              <w:tabs>
+                <w:tab w:val="left" w:pos="993"/>
+              </w:tabs>
+              <w:autoSpaceDE w:val="0"/>
+              <w:autoSpaceDN w:val="0"/>
+              <w:adjustRightInd w:val="0"/>
+              <w:spacing w:before="0" w:line="240" w:lineRule="auto"/>
+              <w:ind w:right="297"/>
+              <w:rPr>
+                <w:rFonts w:cs="Arial"/>
+                <w:b/>
+                <w:sz w:val="28"/>
+                <w:szCs w:val="32"/>
+                <w:lang w:val="it-IT"/>
+              </w:rPr>
+            </w:pPr>
+            <w:r>
+              <w:rPr>
+                <w:rFonts w:cs="Arial"/>
+                <w:b/>
+                <w:sz w:val="28"/>
+                <w:szCs w:val="32"/>
+                <w:lang w:val="it-IT"/>
+              </w:rPr>
+              <w:t xml:space="preserve">Krama Vaakyam No.- </w:t>
+            </w:r>
+            <w:r>
+              <w:rPr>
+                <w:rFonts w:cs="Arial"/>
+                <w:b/>
+                <w:sz w:val="28"/>
+                <w:szCs w:val="32"/>
+                <w:lang w:val="it-IT"/>
+              </w:rPr>
+              <w:t>54</w:t>
+            </w:r>
+          </w:p>
+          <w:p>
+            <w:pPr>
+              <w:widowControl w:val="0"/>
+              <w:tabs>
+                <w:tab w:val="left" w:pos="993"/>
+              </w:tabs>
+              <w:autoSpaceDE w:val="0"/>
+              <w:autoSpaceDN w:val="0"/>
+              <w:adjustRightInd w:val="0"/>
+              <w:spacing w:before="0" w:line="240" w:lineRule="auto"/>
+              <w:ind w:right="297"/>
+              <w:rPr>
+                <w:rFonts w:cs="Arial"/>
+                <w:b/>
+                <w:color w:val="000000"/>
+                <w:sz w:val="28"/>
+                <w:szCs w:val="32"/>
+                <w:lang w:val="it-IT"/>
+              </w:rPr>
+            </w:pPr>
+            <w:r>
+              <w:rPr>
+                <w:rFonts w:cs="Arial"/>
+                <w:b/>
+                <w:sz w:val="28"/>
+                <w:szCs w:val="32"/>
+                <w:lang w:val="it-IT"/>
+              </w:rPr>
+              <w:t>Panchaati No</w:t>
+            </w:r>
+            <w:r>
+              <w:rPr>
+                <w:rFonts w:cs="Arial"/>
+                <w:b/>
+                <w:szCs w:val="32"/>
+                <w:lang w:val="it-IT"/>
+              </w:rPr>
+              <w:t xml:space="preserve">. - </w:t>
+            </w:r>
+            <w:r>
+              <w:rPr>
+                <w:rFonts w:cs="Arial"/>
+                <w:b/>
+                <w:sz w:val="28"/>
+                <w:szCs w:val="28"/>
+                <w:lang w:val="it-IT"/>
+              </w:rPr>
+              <w:t>32</w:t>
+            </w:r>
+          </w:p>
+        </w:tc>
+        <w:tc>
+          <w:tcPr>
+            <w:tcW w:w="5386" w:type="dxa"/>
+          </w:tcPr>
+          <w:p>
+            <w:pPr>
+              <w:widowControl w:val="0"/>
+              <w:autoSpaceDE w:val="0"/>
+              <w:autoSpaceDN w:val="0"/>
+              <w:adjustRightInd w:val="0"/>
+              <w:spacing w:before="0" w:line="240" w:lineRule="auto"/>
+              <w:rPr>
+                <w:rFonts w:ascii="BRH Malayalam Extra" w:hAnsi="BRH Malayalam Extra" w:cs="BRH Malayalam Extra"/>
+                <w:color w:val="000000"/>
+                <w:sz w:val="40"/>
+                <w:szCs w:val="40"/>
+              </w:rPr>
+            </w:pPr>
+            <w:r>
+              <w:rPr>
+                <w:rFonts w:ascii="BRH Malayalam Extra" w:hAnsi="BRH Malayalam Extra" w:cs="BRH Malayalam Extra"/>
+                <w:color w:val="000000"/>
+                <w:sz w:val="40"/>
+                <w:szCs w:val="40"/>
+              </w:rPr>
+              <w:t>psz—jx</w:t>
+            </w:r>
+            <w:r>
+              <w:rPr>
+                <w:rFonts w:ascii="BRH Malayalam Extra" w:hAnsi="BRH Malayalam Extra" w:cs="BRH Malayalam Extra"/>
+                <w:color w:val="000000"/>
+                <w:sz w:val="33"/>
+                <w:szCs w:val="40"/>
+              </w:rPr>
+              <w:t>–</w:t>
+            </w:r>
+            <w:r>
+              <w:rPr>
+                <w:rFonts w:ascii="BRH Malayalam Extra" w:hAnsi="BRH Malayalam Extra" w:cs="BRH Malayalam Extra"/>
+                <w:color w:val="000000"/>
+                <w:sz w:val="40"/>
+                <w:szCs w:val="40"/>
+              </w:rPr>
+              <w:t xml:space="preserve">©a§ sõxZ§ | </w:t>
+            </w:r>
+          </w:p>
+          <w:p>
+            <w:pPr>
+              <w:widowControl w:val="0"/>
+              <w:autoSpaceDE w:val="0"/>
+              <w:autoSpaceDN w:val="0"/>
+              <w:adjustRightInd w:val="0"/>
+              <w:spacing w:before="0" w:line="240" w:lineRule="auto"/>
+              <w:rPr>
+                <w:rFonts w:ascii="BRH Malayalam Extra" w:hAnsi="BRH Malayalam Extra" w:cs="BRH Malayalam Extra"/>
+                <w:color w:val="000000"/>
+                <w:sz w:val="40"/>
+                <w:szCs w:val="40"/>
+              </w:rPr>
+            </w:pPr>
+            <w:r>
+              <w:rPr>
+                <w:rFonts w:ascii="BRH Malayalam Extra" w:hAnsi="BRH Malayalam Extra" w:cs="BRH Malayalam Extra"/>
+                <w:color w:val="000000"/>
+                <w:sz w:val="40"/>
+                <w:szCs w:val="40"/>
+                <w:highlight w:val="yellow"/>
+              </w:rPr>
+              <w:t>sõx</w:t>
+            </w:r>
+            <w:r>
+              <w:rPr>
+                <w:rFonts w:ascii="BRH Malayalam Extra" w:hAnsi="BRH Malayalam Extra" w:cs="BRH Malayalam Extra"/>
+                <w:color w:val="000000"/>
+                <w:sz w:val="33"/>
+                <w:szCs w:val="40"/>
+                <w:highlight w:val="yellow"/>
+              </w:rPr>
+              <w:t>–</w:t>
+            </w:r>
+            <w:r>
+              <w:rPr>
+                <w:rFonts w:ascii="BRH Malayalam Extra" w:hAnsi="BRH Malayalam Extra" w:cs="BRH Malayalam Extra"/>
+                <w:color w:val="000000"/>
+                <w:sz w:val="40"/>
+                <w:szCs w:val="40"/>
+              </w:rPr>
+              <w:t>byZy— |</w:t>
+            </w:r>
+          </w:p>
+        </w:tc>
+        <w:tc>
+          <w:tcPr>
+            <w:tcW w:w="5220" w:type="dxa"/>
+          </w:tcPr>
+          <w:p>
+            <w:pPr>
+              <w:widowControl w:val="0"/>
+              <w:autoSpaceDE w:val="0"/>
+              <w:autoSpaceDN w:val="0"/>
+              <w:adjustRightInd w:val="0"/>
+              <w:spacing w:before="0" w:line="240" w:lineRule="auto"/>
+              <w:rPr>
+                <w:rFonts w:ascii="BRH Malayalam Extra" w:hAnsi="BRH Malayalam Extra" w:cs="BRH Malayalam Extra"/>
+                <w:color w:val="000000"/>
+                <w:sz w:val="40"/>
+                <w:szCs w:val="40"/>
+              </w:rPr>
+            </w:pPr>
+            <w:r>
+              <w:rPr>
+                <w:rFonts w:ascii="BRH Malayalam Extra" w:hAnsi="BRH Malayalam Extra" w:cs="BRH Malayalam Extra"/>
+                <w:color w:val="000000"/>
+                <w:sz w:val="40"/>
+                <w:szCs w:val="40"/>
+              </w:rPr>
+              <w:t>psz—jx</w:t>
+            </w:r>
+            <w:r>
+              <w:rPr>
+                <w:rFonts w:ascii="BRH Malayalam Extra" w:hAnsi="BRH Malayalam Extra" w:cs="BRH Malayalam Extra"/>
+                <w:color w:val="000000"/>
+                <w:sz w:val="33"/>
+                <w:szCs w:val="40"/>
+              </w:rPr>
+              <w:t>–</w:t>
+            </w:r>
+            <w:r>
+              <w:rPr>
+                <w:rFonts w:ascii="BRH Malayalam Extra" w:hAnsi="BRH Malayalam Extra" w:cs="BRH Malayalam Extra"/>
+                <w:color w:val="000000"/>
+                <w:sz w:val="40"/>
+                <w:szCs w:val="40"/>
+              </w:rPr>
+              <w:t xml:space="preserve">©a§ sõxZ§ | </w:t>
+            </w:r>
+            <w:r>
+              <w:rPr>
+                <w:rFonts w:ascii="BRH Malayalam Extra" w:hAnsi="BRH Malayalam Extra" w:cs="BRH Malayalam Extra"/>
+                <w:color w:val="000000"/>
+                <w:sz w:val="40"/>
+                <w:szCs w:val="40"/>
+                <w:highlight w:val="green"/>
+              </w:rPr>
+              <w:t>sõx</w:t>
+            </w:r>
+            <w:r>
+              <w:rPr>
+                <w:rFonts w:ascii="BRH Malayalam Extra" w:hAnsi="BRH Malayalam Extra" w:cs="BRH Malayalam Extra"/>
+                <w:color w:val="000000"/>
+                <w:sz w:val="40"/>
+                <w:szCs w:val="40"/>
+              </w:rPr>
+              <w:t>byZy— |</w:t>
+            </w:r>
+          </w:p>
+        </w:tc>
+      </w:tr>
+      <w:tr>
+        <w:trPr>
           <w:trHeight w:val="1552"/>
         </w:trPr>
         <w:tc>
@@ -2464,7 +3642,6 @@
                 <w:sz w:val="28"/>
                 <w:szCs w:val="32"/>
               </w:rPr>
-              <w:lastRenderedPageBreak/>
               <w:t>T.S.2.</w:t>
             </w:r>
             <w:r>
@@ -3420,28 +4597,18 @@
                 <w:b/>
                 <w:sz w:val="28"/>
                 <w:szCs w:val="32"/>
-                <w:lang w:val="it-IT"/>
-              </w:rPr>
-            </w:pPr>
-            <w:r>
-              <w:rPr>
-                <w:rFonts w:cs="Arial"/>
-                <w:b/>
-                <w:sz w:val="28"/>
-                <w:szCs w:val="32"/>
-                <w:lang w:val="it-IT"/>
-              </w:rPr>
-              <w:t xml:space="preserve">Krama Vaakyam No.- </w:t>
-            </w:r>
-            <w:r>
-              <w:rPr>
-                <w:rFonts w:cs="Arial"/>
-                <w:b/>
-                <w:sz w:val="28"/>
-                <w:szCs w:val="32"/>
-                <w:lang w:val="it-IT"/>
-              </w:rPr>
-              <w:t>40</w:t>
+                <w:lang w:val="en-IN"/>
+              </w:rPr>
+            </w:pPr>
+            <w:r>
+              <w:rPr>
+                <w:rFonts w:cs="Arial"/>
+                <w:b/>
+                <w:sz w:val="28"/>
+                <w:szCs w:val="32"/>
+                <w:lang w:val="en-IN"/>
+              </w:rPr>
+              <w:t>Krama Vaakyam No.- 40</w:t>
             </w:r>
           </w:p>
           <w:p>
@@ -3490,17 +4657,7 @@
                 <w:szCs w:val="28"/>
                 <w:lang w:val="it-IT"/>
               </w:rPr>
-              <w:t xml:space="preserve"> </w:t>
-            </w:r>
-            <w:r>
-              <w:rPr>
-                <w:rFonts w:cs="Arial"/>
-                <w:b/>
-                <w:sz w:val="28"/>
-                <w:szCs w:val="28"/>
-                <w:lang w:val="it-IT"/>
-              </w:rPr>
-              <w:t>5</w:t>
+              <w:t xml:space="preserve"> 5</w:t>
             </w:r>
             <w:r>
               <w:rPr>
@@ -3530,14 +4687,16 @@
                 <w:color w:val="000000"/>
                 <w:sz w:val="40"/>
                 <w:szCs w:val="40"/>
-              </w:rPr>
-            </w:pPr>
-            <w:r>
-              <w:rPr>
-                <w:rFonts w:ascii="BRH Malayalam Extra" w:hAnsi="BRH Malayalam Extra" w:cs="BRH Malayalam Extra"/>
-                <w:color w:val="000000"/>
-                <w:sz w:val="40"/>
-                <w:szCs w:val="40"/>
+                <w:lang w:val="it-IT"/>
+              </w:rPr>
+            </w:pPr>
+            <w:r>
+              <w:rPr>
+                <w:rFonts w:ascii="BRH Malayalam Extra" w:hAnsi="BRH Malayalam Extra" w:cs="BRH Malayalam Extra"/>
+                <w:color w:val="000000"/>
+                <w:sz w:val="40"/>
+                <w:szCs w:val="40"/>
+                <w:lang w:val="it-IT"/>
               </w:rPr>
               <w:t xml:space="preserve">jbögx˜Ö¥Yx°J | </w:t>
             </w:r>
@@ -3554,14 +4713,16 @@
                 <w:color w:val="000000"/>
                 <w:sz w:val="40"/>
                 <w:szCs w:val="40"/>
-              </w:rPr>
-            </w:pPr>
-            <w:r>
-              <w:rPr>
-                <w:rFonts w:ascii="BRH Malayalam Extra" w:hAnsi="BRH Malayalam Extra" w:cs="BRH Malayalam Extra"/>
-                <w:color w:val="000000"/>
-                <w:sz w:val="40"/>
-                <w:szCs w:val="40"/>
+                <w:lang w:val="it-IT"/>
+              </w:rPr>
+            </w:pPr>
+            <w:r>
+              <w:rPr>
+                <w:rFonts w:ascii="BRH Malayalam Extra" w:hAnsi="BRH Malayalam Extra" w:cs="BRH Malayalam Extra"/>
+                <w:color w:val="000000"/>
+                <w:sz w:val="40"/>
+                <w:szCs w:val="40"/>
+                <w:lang w:val="it-IT"/>
               </w:rPr>
               <w:t>Aö</w:t>
             </w:r>
@@ -3572,6 +4733,7 @@
                 <w:sz w:val="40"/>
                 <w:szCs w:val="40"/>
                 <w:highlight w:val="yellow"/>
+                <w:lang w:val="it-IT"/>
               </w:rPr>
               <w:t>gx˜¥Y</w:t>
             </w:r>
@@ -3581,6 +4743,7 @@
                 <w:color w:val="000000"/>
                 <w:sz w:val="40"/>
                 <w:szCs w:val="40"/>
+                <w:lang w:val="it-IT"/>
               </w:rPr>
               <w:t>x</w:t>
             </w:r>
@@ -3590,15 +4753,17 @@
                 <w:color w:val="000000"/>
                 <w:sz w:val="33"/>
                 <w:szCs w:val="40"/>
-              </w:rPr>
-              <w:t>–</w:t>
-            </w:r>
-            <w:r>
-              <w:rPr>
-                <w:rFonts w:ascii="BRH Malayalam Extra" w:hAnsi="BRH Malayalam Extra" w:cs="BRH Malayalam Extra"/>
-                <w:color w:val="000000"/>
-                <w:sz w:val="40"/>
-                <w:szCs w:val="40"/>
+                <w:lang w:val="it-IT"/>
+              </w:rPr>
+              <w:t>–</w:t>
+            </w:r>
+            <w:r>
+              <w:rPr>
+                <w:rFonts w:ascii="BRH Malayalam Extra" w:hAnsi="BRH Malayalam Extra" w:cs="BRH Malayalam Extra"/>
+                <w:color w:val="000000"/>
+                <w:sz w:val="40"/>
+                <w:szCs w:val="40"/>
+                <w:lang w:val="it-IT"/>
               </w:rPr>
               <w:t xml:space="preserve">¥°x </w:t>
             </w:r>
@@ -3623,6 +4788,7 @@
                 <w:sz w:val="40"/>
                 <w:szCs w:val="40"/>
               </w:rPr>
+              <w:lastRenderedPageBreak/>
               <w:t>„öq—ÅcxdJ |</w:t>
             </w:r>
           </w:p>
@@ -3652,6 +4818,7 @@
                 <w:sz w:val="40"/>
                 <w:szCs w:val="40"/>
               </w:rPr>
+              <w:lastRenderedPageBreak/>
               <w:t xml:space="preserve">jbögx˜Ö¥Yx°J | </w:t>
             </w:r>
           </w:p>
@@ -3737,6 +4904,7 @@
                 <w:sz w:val="40"/>
                 <w:szCs w:val="40"/>
               </w:rPr>
+              <w:lastRenderedPageBreak/>
               <w:t xml:space="preserve">„öq—ÅcxdJ | </w:t>
             </w:r>
           </w:p>
@@ -3775,6 +4943,7 @@
                 <w:sz w:val="28"/>
                 <w:szCs w:val="32"/>
               </w:rPr>
+              <w:lastRenderedPageBreak/>
               <w:t>T.S.2.6.11.2 – Kramam</w:t>
             </w:r>
           </w:p>
@@ -4939,7 +6108,6 @@
                 <w:sz w:val="28"/>
                 <w:szCs w:val="32"/>
               </w:rPr>
-              <w:lastRenderedPageBreak/>
               <w:t>T.S.2.6.</w:t>
             </w:r>
             <w:r>
@@ -4995,28 +6163,18 @@
                 <w:b/>
                 <w:sz w:val="28"/>
                 <w:szCs w:val="32"/>
-                <w:lang w:val="it-IT"/>
-              </w:rPr>
-            </w:pPr>
-            <w:r>
-              <w:rPr>
-                <w:rFonts w:cs="Arial"/>
-                <w:b/>
-                <w:sz w:val="28"/>
-                <w:szCs w:val="32"/>
-                <w:lang w:val="it-IT"/>
-              </w:rPr>
-              <w:t xml:space="preserve">Krama Vaakyam No.- </w:t>
-            </w:r>
-            <w:r>
-              <w:rPr>
-                <w:rFonts w:cs="Arial"/>
-                <w:b/>
-                <w:sz w:val="28"/>
-                <w:szCs w:val="32"/>
-                <w:lang w:val="it-IT"/>
-              </w:rPr>
-              <w:t>13</w:t>
+                <w:lang w:val="en-IN"/>
+              </w:rPr>
+            </w:pPr>
+            <w:r>
+              <w:rPr>
+                <w:rFonts w:cs="Arial"/>
+                <w:b/>
+                <w:sz w:val="28"/>
+                <w:szCs w:val="32"/>
+                <w:lang w:val="en-IN"/>
+              </w:rPr>
+              <w:t>Krama Vaakyam No.- 13</w:t>
             </w:r>
           </w:p>
           <w:p>
@@ -6996,7 +8154,6 @@
                 <w:sz w:val="28"/>
                 <w:szCs w:val="32"/>
               </w:rPr>
-              <w:lastRenderedPageBreak/>
               <w:t>T.S.2.</w:t>
             </w:r>
             <w:r>
@@ -8172,6 +9329,7 @@
           <w:szCs w:val="32"/>
           <w:u w:val="single"/>
         </w:rPr>
+        <w:lastRenderedPageBreak/>
         <w:t>==========</w:t>
       </w:r>
     </w:p>
@@ -9231,7 +10389,6 @@
           <w:b/>
           <w:bCs/>
         </w:rPr>
-        <w:lastRenderedPageBreak/>
         <w:t>(ignore those which are already incorporated in your book’s version and date)</w:t>
       </w:r>
     </w:p>
@@ -10048,6 +11205,7 @@
                 <w:sz w:val="28"/>
                 <w:szCs w:val="32"/>
               </w:rPr>
+              <w:lastRenderedPageBreak/>
               <w:t>Panchaati No</w:t>
             </w:r>
             <w:r>
@@ -10105,6 +11263,7 @@
                 <w:sz w:val="40"/>
                 <w:szCs w:val="40"/>
               </w:rPr>
+              <w:lastRenderedPageBreak/>
               <w:t>j</w:t>
             </w:r>
             <w:r>
@@ -10229,6 +11388,7 @@
                 <w:sz w:val="40"/>
                 <w:szCs w:val="40"/>
               </w:rPr>
+              <w:lastRenderedPageBreak/>
               <w:t>s</w:t>
             </w:r>
             <w:r>
@@ -10434,6 +11594,7 @@
                 <w:sz w:val="40"/>
                 <w:szCs w:val="40"/>
               </w:rPr>
+              <w:lastRenderedPageBreak/>
               <w:t>j</w:t>
             </w:r>
             <w:r>
@@ -10549,6 +11710,7 @@
                 <w:sz w:val="40"/>
                 <w:szCs w:val="40"/>
               </w:rPr>
+              <w:lastRenderedPageBreak/>
               <w:t>s</w:t>
             </w:r>
             <w:r>
@@ -10745,6 +11907,7 @@
                 <w:sz w:val="28"/>
                 <w:szCs w:val="32"/>
               </w:rPr>
+              <w:lastRenderedPageBreak/>
               <w:t>T.S.2.</w:t>
             </w:r>
             <w:r>
@@ -11758,7 +12921,6 @@
                 <w:sz w:val="28"/>
                 <w:szCs w:val="32"/>
               </w:rPr>
-              <w:lastRenderedPageBreak/>
               <w:t>T</w:t>
             </w:r>
             <w:r>
@@ -12865,6 +14027,7 @@
                 <w:sz w:val="28"/>
                 <w:szCs w:val="32"/>
               </w:rPr>
+              <w:lastRenderedPageBreak/>
               <w:t>Panchaati No</w:t>
             </w:r>
             <w:r>
@@ -12922,6 +14085,7 @@
                 <w:sz w:val="40"/>
                 <w:szCs w:val="40"/>
               </w:rPr>
+              <w:lastRenderedPageBreak/>
               <w:t>py</w:t>
             </w:r>
             <w:r>
@@ -12976,7 +14140,17 @@
                 <w:sz w:val="40"/>
                 <w:szCs w:val="40"/>
               </w:rPr>
-              <w:t xml:space="preserve"> öeZy—rçy¤¤Zõ | öeZy—rçyZõx</w:t>
+              <w:t xml:space="preserve"> öeZy—rçy¤¤Zõ | </w:t>
+            </w:r>
+            <w:r>
+              <w:rPr>
+                <w:rFonts w:ascii="BRH Malayalam Extra" w:hAnsi="BRH Malayalam Extra" w:cs="BRH Malayalam Extra"/>
+                <w:color w:val="000000"/>
+                <w:sz w:val="40"/>
+                <w:szCs w:val="40"/>
+              </w:rPr>
+              <w:lastRenderedPageBreak/>
+              <w:t>öeZy—rçyZõx</w:t>
             </w:r>
             <w:r>
               <w:rPr>
@@ -13101,6 +14275,7 @@
                 <w:sz w:val="40"/>
                 <w:szCs w:val="40"/>
               </w:rPr>
+              <w:lastRenderedPageBreak/>
               <w:t>py</w:t>
             </w:r>
             <w:r>
@@ -13155,7 +14330,17 @@
                 <w:sz w:val="40"/>
                 <w:szCs w:val="40"/>
               </w:rPr>
-              <w:t xml:space="preserve"> öeZy—rçy¤¤Zõ | öeZy—rçyZõx</w:t>
+              <w:t xml:space="preserve"> öeZy—rçy¤¤Zõ | öeZy—</w:t>
+            </w:r>
+            <w:r>
+              <w:rPr>
+                <w:rFonts w:ascii="BRH Malayalam Extra" w:hAnsi="BRH Malayalam Extra" w:cs="BRH Malayalam Extra"/>
+                <w:color w:val="000000"/>
+                <w:sz w:val="40"/>
+                <w:szCs w:val="40"/>
+              </w:rPr>
+              <w:lastRenderedPageBreak/>
+              <w:t>rçyZõx</w:t>
             </w:r>
             <w:r>
               <w:rPr>
@@ -13309,6 +14494,7 @@
                 <w:sz w:val="28"/>
                 <w:szCs w:val="32"/>
               </w:rPr>
+              <w:lastRenderedPageBreak/>
               <w:t>T</w:t>
             </w:r>
             <w:r>
@@ -14150,7 +15336,6 @@
                 <w:sz w:val="28"/>
                 <w:szCs w:val="32"/>
               </w:rPr>
-              <w:lastRenderedPageBreak/>
               <w:t>T</w:t>
             </w:r>
             <w:r>
@@ -15680,6 +16865,7 @@
                 <w:sz w:val="28"/>
                 <w:szCs w:val="32"/>
               </w:rPr>
+              <w:lastRenderedPageBreak/>
               <w:t>T</w:t>
             </w:r>
             <w:r>
@@ -17027,7 +18213,6 @@
                 <w:sz w:val="40"/>
                 <w:szCs w:val="40"/>
               </w:rPr>
-              <w:lastRenderedPageBreak/>
               <w:t>s¢</w:t>
             </w:r>
             <w:r>
@@ -17153,7 +18338,6 @@
                 <w:sz w:val="40"/>
                 <w:szCs w:val="40"/>
               </w:rPr>
-              <w:lastRenderedPageBreak/>
               <w:t xml:space="preserve">st—sJ </w:t>
             </w:r>
             <w:r>
@@ -17206,7 +18390,6 @@
                 <w:sz w:val="40"/>
                 <w:szCs w:val="40"/>
               </w:rPr>
-              <w:lastRenderedPageBreak/>
               <w:t>s¢</w:t>
             </w:r>
             <w:r>
@@ -17340,7 +18523,6 @@
                 <w:sz w:val="28"/>
                 <w:szCs w:val="32"/>
               </w:rPr>
-              <w:lastRenderedPageBreak/>
               <w:t>T</w:t>
             </w:r>
             <w:r>
@@ -18016,6 +19198,7 @@
           <w:szCs w:val="32"/>
           <w:u w:val="single"/>
         </w:rPr>
+        <w:lastRenderedPageBreak/>
         <w:t>TS Krama Paatam – TS 2.6 Malayalam Corrections – Observed Prior to 31st August 2021</w:t>
       </w:r>
     </w:p>
@@ -19145,6 +20328,7 @@
   <w:style w:type="character" w:default="1" w:styleId="DefaultParagraphFont">
     <w:name w:val="Default Paragraph Font"/>
     <w:uiPriority w:val="1"/>
+    <w:semiHidden/>
     <w:unhideWhenUsed/>
   </w:style>
   <w:style w:type="table" w:default="1" w:styleId="TableNormal">

--- a/TS-Kramam/TS-2.6/TS 2.6 Malayalam Krama Paatam Corrections.docx
+++ b/TS-Kramam/TS-2.6/TS 2.6 Malayalam Krama Paatam Corrections.docx
@@ -61,18 +61,7 @@
           <w:szCs w:val="32"/>
           <w:u w:val="single"/>
         </w:rPr>
-        <w:t xml:space="preserve">Corrections –Observed </w:t>
-      </w:r>
-      <w:proofErr w:type="gramStart"/>
-      <w:r>
-        <w:rPr>
-          <w:b/>
-          <w:bCs/>
-          <w:sz w:val="32"/>
-          <w:szCs w:val="32"/>
-          <w:u w:val="single"/>
-        </w:rPr>
-        <w:t xml:space="preserve">till </w:t>
+        <w:t xml:space="preserve">Corrections –Observed till </w:t>
       </w:r>
       <w:r>
         <w:rPr>
@@ -85,7 +74,6 @@
         </w:rPr>
         <w:t>????</w:t>
       </w:r>
-      <w:proofErr w:type="gramEnd"/>
     </w:p>
     <w:p>
       <w:pPr>
@@ -105,7 +93,7 @@
     </w:p>
     <w:tbl>
       <w:tblPr>
-        <w:tblW w:w="14654" w:type="dxa"/>
+        <w:tblW w:w="14512" w:type="dxa"/>
         <w:tblInd w:w="-792" w:type="dxa"/>
         <w:tblBorders>
           <w:top w:val="single" w:sz="4" w:space="0" w:color="000000"/>
@@ -118,14 +106,14 @@
         <w:tblLook w:val="04A0" w:firstRow="1" w:lastRow="0" w:firstColumn="1" w:lastColumn="0" w:noHBand="0" w:noVBand="1"/>
       </w:tblPr>
       <w:tblGrid>
-        <w:gridCol w:w="4048"/>
+        <w:gridCol w:w="3906"/>
         <w:gridCol w:w="5386"/>
         <w:gridCol w:w="5220"/>
       </w:tblGrid>
       <w:tr>
         <w:tc>
           <w:tcPr>
-            <w:tcW w:w="4048" w:type="dxa"/>
+            <w:tcW w:w="3906" w:type="dxa"/>
           </w:tcPr>
           <w:p>
             <w:pPr>
@@ -214,7 +202,7 @@
         </w:trPr>
         <w:tc>
           <w:tcPr>
-            <w:tcW w:w="4048" w:type="dxa"/>
+            <w:tcW w:w="3906" w:type="dxa"/>
           </w:tcPr>
           <w:p>
             <w:pPr>
@@ -513,7 +501,7 @@
         </w:trPr>
         <w:tc>
           <w:tcPr>
-            <w:tcW w:w="4048" w:type="dxa"/>
+            <w:tcW w:w="3906" w:type="dxa"/>
           </w:tcPr>
           <w:p>
             <w:pPr>
@@ -1104,7 +1092,7 @@
         </w:trPr>
         <w:tc>
           <w:tcPr>
-            <w:tcW w:w="4048" w:type="dxa"/>
+            <w:tcW w:w="3906" w:type="dxa"/>
           </w:tcPr>
           <w:p>
             <w:pPr>
@@ -1387,7 +1375,7 @@
         </w:trPr>
         <w:tc>
           <w:tcPr>
-            <w:tcW w:w="4048" w:type="dxa"/>
+            <w:tcW w:w="3906" w:type="dxa"/>
           </w:tcPr>
           <w:p>
             <w:pPr>
@@ -1861,7 +1849,7 @@
         </w:trPr>
         <w:tc>
           <w:tcPr>
-            <w:tcW w:w="4048" w:type="dxa"/>
+            <w:tcW w:w="3906" w:type="dxa"/>
           </w:tcPr>
           <w:p>
             <w:pPr>
@@ -2575,7 +2563,7 @@
         </w:trPr>
         <w:tc>
           <w:tcPr>
-            <w:tcW w:w="4048" w:type="dxa"/>
+            <w:tcW w:w="3906" w:type="dxa"/>
           </w:tcPr>
           <w:p>
             <w:pPr>
@@ -2931,7 +2919,7 @@
         </w:trPr>
         <w:tc>
           <w:tcPr>
-            <w:tcW w:w="4048" w:type="dxa"/>
+            <w:tcW w:w="3906" w:type="dxa"/>
           </w:tcPr>
           <w:p>
             <w:pPr>
@@ -3310,7 +3298,7 @@
         </w:trPr>
         <w:tc>
           <w:tcPr>
-            <w:tcW w:w="4048" w:type="dxa"/>
+            <w:tcW w:w="3906" w:type="dxa"/>
           </w:tcPr>
           <w:p>
             <w:pPr>
@@ -3374,28 +3362,18 @@
                 <w:b/>
                 <w:sz w:val="28"/>
                 <w:szCs w:val="32"/>
-                <w:lang w:val="it-IT"/>
-              </w:rPr>
-            </w:pPr>
-            <w:r>
-              <w:rPr>
-                <w:rFonts w:cs="Arial"/>
-                <w:b/>
-                <w:sz w:val="28"/>
-                <w:szCs w:val="32"/>
-                <w:lang w:val="it-IT"/>
-              </w:rPr>
-              <w:t xml:space="preserve">Krama Vaakyam No.- </w:t>
-            </w:r>
-            <w:r>
-              <w:rPr>
-                <w:rFonts w:cs="Arial"/>
-                <w:b/>
-                <w:sz w:val="28"/>
-                <w:szCs w:val="32"/>
-                <w:lang w:val="it-IT"/>
-              </w:rPr>
-              <w:t>54</w:t>
+                <w:lang w:val="en-IN"/>
+              </w:rPr>
+            </w:pPr>
+            <w:r>
+              <w:rPr>
+                <w:rFonts w:cs="Arial"/>
+                <w:b/>
+                <w:sz w:val="28"/>
+                <w:szCs w:val="32"/>
+                <w:lang w:val="en-IN"/>
+              </w:rPr>
+              <w:t>Krama Vaakyam No.- 54</w:t>
             </w:r>
           </w:p>
           <w:p>
@@ -3465,14 +3443,16 @@
                 <w:color w:val="000000"/>
                 <w:sz w:val="40"/>
                 <w:szCs w:val="40"/>
-              </w:rPr>
-            </w:pPr>
-            <w:r>
-              <w:rPr>
-                <w:rFonts w:ascii="BRH Malayalam Extra" w:hAnsi="BRH Malayalam Extra" w:cs="BRH Malayalam Extra"/>
-                <w:color w:val="000000"/>
-                <w:sz w:val="40"/>
-                <w:szCs w:val="40"/>
+                <w:lang w:val="it-IT"/>
+              </w:rPr>
+            </w:pPr>
+            <w:r>
+              <w:rPr>
+                <w:rFonts w:ascii="BRH Malayalam Extra" w:hAnsi="BRH Malayalam Extra" w:cs="BRH Malayalam Extra"/>
+                <w:color w:val="000000"/>
+                <w:sz w:val="40"/>
+                <w:szCs w:val="40"/>
+                <w:lang w:val="it-IT"/>
               </w:rPr>
               <w:t>psz—jx</w:t>
             </w:r>
@@ -3482,15 +3462,17 @@
                 <w:color w:val="000000"/>
                 <w:sz w:val="33"/>
                 <w:szCs w:val="40"/>
-              </w:rPr>
-              <w:t>–</w:t>
-            </w:r>
-            <w:r>
-              <w:rPr>
-                <w:rFonts w:ascii="BRH Malayalam Extra" w:hAnsi="BRH Malayalam Extra" w:cs="BRH Malayalam Extra"/>
-                <w:color w:val="000000"/>
-                <w:sz w:val="40"/>
-                <w:szCs w:val="40"/>
+                <w:lang w:val="it-IT"/>
+              </w:rPr>
+              <w:t>–</w:t>
+            </w:r>
+            <w:r>
+              <w:rPr>
+                <w:rFonts w:ascii="BRH Malayalam Extra" w:hAnsi="BRH Malayalam Extra" w:cs="BRH Malayalam Extra"/>
+                <w:color w:val="000000"/>
+                <w:sz w:val="40"/>
+                <w:szCs w:val="40"/>
+                <w:lang w:val="it-IT"/>
               </w:rPr>
               <w:t xml:space="preserve">©a§ sõxZ§ | </w:t>
             </w:r>
@@ -3507,6 +3489,7 @@
                 <w:color w:val="000000"/>
                 <w:sz w:val="40"/>
                 <w:szCs w:val="40"/>
+                <w:lang w:val="it-IT"/>
               </w:rPr>
             </w:pPr>
             <w:r>
@@ -3516,6 +3499,7 @@
                 <w:sz w:val="40"/>
                 <w:szCs w:val="40"/>
                 <w:highlight w:val="yellow"/>
+                <w:lang w:val="it-IT"/>
               </w:rPr>
               <w:t>sõx</w:t>
             </w:r>
@@ -3526,15 +3510,17 @@
                 <w:sz w:val="33"/>
                 <w:szCs w:val="40"/>
                 <w:highlight w:val="yellow"/>
-              </w:rPr>
-              <w:t>–</w:t>
-            </w:r>
-            <w:r>
-              <w:rPr>
-                <w:rFonts w:ascii="BRH Malayalam Extra" w:hAnsi="BRH Malayalam Extra" w:cs="BRH Malayalam Extra"/>
-                <w:color w:val="000000"/>
-                <w:sz w:val="40"/>
-                <w:szCs w:val="40"/>
+                <w:lang w:val="it-IT"/>
+              </w:rPr>
+              <w:t>–</w:t>
+            </w:r>
+            <w:r>
+              <w:rPr>
+                <w:rFonts w:ascii="BRH Malayalam Extra" w:hAnsi="BRH Malayalam Extra" w:cs="BRH Malayalam Extra"/>
+                <w:color w:val="000000"/>
+                <w:sz w:val="40"/>
+                <w:szCs w:val="40"/>
+                <w:lang w:val="it-IT"/>
               </w:rPr>
               <w:t>byZy— |</w:t>
             </w:r>
@@ -3556,14 +3542,16 @@
                 <w:color w:val="000000"/>
                 <w:sz w:val="40"/>
                 <w:szCs w:val="40"/>
-              </w:rPr>
-            </w:pPr>
-            <w:r>
-              <w:rPr>
-                <w:rFonts w:ascii="BRH Malayalam Extra" w:hAnsi="BRH Malayalam Extra" w:cs="BRH Malayalam Extra"/>
-                <w:color w:val="000000"/>
-                <w:sz w:val="40"/>
-                <w:szCs w:val="40"/>
+                <w:lang w:val="it-IT"/>
+              </w:rPr>
+            </w:pPr>
+            <w:r>
+              <w:rPr>
+                <w:rFonts w:ascii="BRH Malayalam Extra" w:hAnsi="BRH Malayalam Extra" w:cs="BRH Malayalam Extra"/>
+                <w:color w:val="000000"/>
+                <w:sz w:val="40"/>
+                <w:szCs w:val="40"/>
+                <w:lang w:val="it-IT"/>
               </w:rPr>
               <w:t>psz—jx</w:t>
             </w:r>
@@ -3573,15 +3561,17 @@
                 <w:color w:val="000000"/>
                 <w:sz w:val="33"/>
                 <w:szCs w:val="40"/>
-              </w:rPr>
-              <w:t>–</w:t>
-            </w:r>
-            <w:r>
-              <w:rPr>
-                <w:rFonts w:ascii="BRH Malayalam Extra" w:hAnsi="BRH Malayalam Extra" w:cs="BRH Malayalam Extra"/>
-                <w:color w:val="000000"/>
-                <w:sz w:val="40"/>
-                <w:szCs w:val="40"/>
+                <w:lang w:val="it-IT"/>
+              </w:rPr>
+              <w:t>–</w:t>
+            </w:r>
+            <w:r>
+              <w:rPr>
+                <w:rFonts w:ascii="BRH Malayalam Extra" w:hAnsi="BRH Malayalam Extra" w:cs="BRH Malayalam Extra"/>
+                <w:color w:val="000000"/>
+                <w:sz w:val="40"/>
+                <w:szCs w:val="40"/>
+                <w:lang w:val="it-IT"/>
               </w:rPr>
               <w:t xml:space="preserve">©a§ sõxZ§ | </w:t>
             </w:r>
@@ -3592,6 +3582,7 @@
                 <w:sz w:val="40"/>
                 <w:szCs w:val="40"/>
                 <w:highlight w:val="green"/>
+                <w:lang w:val="it-IT"/>
               </w:rPr>
               <w:t>sõx</w:t>
             </w:r>
@@ -3601,6 +3592,7 @@
                 <w:color w:val="000000"/>
                 <w:sz w:val="40"/>
                 <w:szCs w:val="40"/>
+                <w:lang w:val="it-IT"/>
               </w:rPr>
               <w:t>byZy— |</w:t>
             </w:r>
@@ -3613,7 +3605,7 @@
         </w:trPr>
         <w:tc>
           <w:tcPr>
-            <w:tcW w:w="4048" w:type="dxa"/>
+            <w:tcW w:w="3906" w:type="dxa"/>
           </w:tcPr>
           <w:p>
             <w:pPr>
@@ -4125,7 +4117,7 @@
         </w:trPr>
         <w:tc>
           <w:tcPr>
-            <w:tcW w:w="4048" w:type="dxa"/>
+            <w:tcW w:w="3906" w:type="dxa"/>
           </w:tcPr>
           <w:p>
             <w:pPr>
@@ -4529,11 +4521,11 @@
       </w:tr>
       <w:tr>
         <w:trPr>
-          <w:trHeight w:val="1833"/>
+          <w:trHeight w:val="557"/>
         </w:trPr>
         <w:tc>
           <w:tcPr>
-            <w:tcW w:w="4048" w:type="dxa"/>
+            <w:tcW w:w="3906" w:type="dxa"/>
           </w:tcPr>
           <w:p>
             <w:pPr>
@@ -4779,14 +4771,16 @@
                 <w:rFonts w:ascii="BRH Malayalam Extra" w:hAnsi="BRH Malayalam Extra" w:cs="BRH Malayalam Extra"/>
                 <w:sz w:val="40"/>
                 <w:szCs w:val="40"/>
-              </w:rPr>
-            </w:pPr>
-            <w:r>
-              <w:rPr>
-                <w:rFonts w:ascii="BRH Malayalam Extra" w:hAnsi="BRH Malayalam Extra" w:cs="BRH Malayalam Extra"/>
-                <w:color w:val="000000"/>
-                <w:sz w:val="40"/>
-                <w:szCs w:val="40"/>
+                <w:lang w:val="it-IT"/>
+              </w:rPr>
+            </w:pPr>
+            <w:r>
+              <w:rPr>
+                <w:rFonts w:ascii="BRH Malayalam Extra" w:hAnsi="BRH Malayalam Extra" w:cs="BRH Malayalam Extra"/>
+                <w:color w:val="000000"/>
+                <w:sz w:val="40"/>
+                <w:szCs w:val="40"/>
+                <w:lang w:val="it-IT"/>
               </w:rPr>
               <w:lastRenderedPageBreak/>
               <w:t>„öq—ÅcxdJ |</w:t>
@@ -4809,14 +4803,16 @@
                 <w:color w:val="000000"/>
                 <w:sz w:val="40"/>
                 <w:szCs w:val="40"/>
-              </w:rPr>
-            </w:pPr>
-            <w:r>
-              <w:rPr>
-                <w:rFonts w:ascii="BRH Malayalam Extra" w:hAnsi="BRH Malayalam Extra" w:cs="BRH Malayalam Extra"/>
-                <w:color w:val="000000"/>
-                <w:sz w:val="40"/>
-                <w:szCs w:val="40"/>
+                <w:lang w:val="it-IT"/>
+              </w:rPr>
+            </w:pPr>
+            <w:r>
+              <w:rPr>
+                <w:rFonts w:ascii="BRH Malayalam Extra" w:hAnsi="BRH Malayalam Extra" w:cs="BRH Malayalam Extra"/>
+                <w:color w:val="000000"/>
+                <w:sz w:val="40"/>
+                <w:szCs w:val="40"/>
+                <w:lang w:val="it-IT"/>
               </w:rPr>
               <w:lastRenderedPageBreak/>
               <w:t xml:space="preserve">jbögx˜Ö¥Yx°J | </w:t>
@@ -4834,14 +4830,16 @@
                 <w:color w:val="000000"/>
                 <w:sz w:val="40"/>
                 <w:szCs w:val="40"/>
-              </w:rPr>
-            </w:pPr>
-            <w:r>
-              <w:rPr>
-                <w:rFonts w:ascii="BRH Malayalam Extra" w:hAnsi="BRH Malayalam Extra" w:cs="BRH Malayalam Extra"/>
-                <w:color w:val="000000"/>
-                <w:sz w:val="40"/>
-                <w:szCs w:val="40"/>
+                <w:lang w:val="it-IT"/>
+              </w:rPr>
+            </w:pPr>
+            <w:r>
+              <w:rPr>
+                <w:rFonts w:ascii="BRH Malayalam Extra" w:hAnsi="BRH Malayalam Extra" w:cs="BRH Malayalam Extra"/>
+                <w:color w:val="000000"/>
+                <w:sz w:val="40"/>
+                <w:szCs w:val="40"/>
+                <w:lang w:val="it-IT"/>
               </w:rPr>
               <w:t>Aögx˜</w:t>
             </w:r>
@@ -4852,6 +4850,7 @@
                 <w:sz w:val="40"/>
                 <w:szCs w:val="40"/>
                 <w:highlight w:val="green"/>
+                <w:lang w:val="it-IT"/>
               </w:rPr>
               <w:t>Ö</w:t>
             </w:r>
@@ -4861,6 +4860,7 @@
                 <w:color w:val="000000"/>
                 <w:sz w:val="40"/>
                 <w:szCs w:val="40"/>
+                <w:lang w:val="it-IT"/>
               </w:rPr>
               <w:t>¥Yx</w:t>
             </w:r>
@@ -4870,15 +4870,17 @@
                 <w:color w:val="000000"/>
                 <w:sz w:val="33"/>
                 <w:szCs w:val="40"/>
-              </w:rPr>
-              <w:t>–</w:t>
-            </w:r>
-            <w:r>
-              <w:rPr>
-                <w:rFonts w:ascii="BRH Malayalam Extra" w:hAnsi="BRH Malayalam Extra" w:cs="BRH Malayalam Extra"/>
-                <w:color w:val="000000"/>
-                <w:sz w:val="40"/>
-                <w:szCs w:val="40"/>
+                <w:lang w:val="it-IT"/>
+              </w:rPr>
+              <w:t>–</w:t>
+            </w:r>
+            <w:r>
+              <w:rPr>
+                <w:rFonts w:ascii="BRH Malayalam Extra" w:hAnsi="BRH Malayalam Extra" w:cs="BRH Malayalam Extra"/>
+                <w:color w:val="000000"/>
+                <w:sz w:val="40"/>
+                <w:szCs w:val="40"/>
+                <w:lang w:val="it-IT"/>
               </w:rPr>
               <w:t>¥°x</w:t>
             </w:r>
@@ -4906,6 +4908,678 @@
               </w:rPr>
               <w:lastRenderedPageBreak/>
               <w:t xml:space="preserve">„öq—ÅcxdJ | </w:t>
+            </w:r>
+          </w:p>
+        </w:tc>
+      </w:tr>
+      <w:tr>
+        <w:trPr>
+          <w:trHeight w:val="2282"/>
+        </w:trPr>
+        <w:tc>
+          <w:tcPr>
+            <w:tcW w:w="3906" w:type="dxa"/>
+          </w:tcPr>
+          <w:p>
+            <w:pPr>
+              <w:widowControl w:val="0"/>
+              <w:tabs>
+                <w:tab w:val="left" w:pos="993"/>
+              </w:tabs>
+              <w:autoSpaceDE w:val="0"/>
+              <w:autoSpaceDN w:val="0"/>
+              <w:adjustRightInd w:val="0"/>
+              <w:spacing w:before="0" w:line="240" w:lineRule="auto"/>
+              <w:ind w:right="297"/>
+              <w:rPr>
+                <w:rFonts w:cs="Arial"/>
+                <w:b/>
+                <w:sz w:val="28"/>
+                <w:szCs w:val="32"/>
+              </w:rPr>
+            </w:pPr>
+            <w:r>
+              <w:rPr>
+                <w:rFonts w:cs="Arial"/>
+                <w:b/>
+                <w:sz w:val="28"/>
+                <w:szCs w:val="32"/>
+              </w:rPr>
+              <w:lastRenderedPageBreak/>
+              <w:t>T.S.2.6.</w:t>
+            </w:r>
+            <w:r>
+              <w:rPr>
+                <w:rFonts w:cs="Arial"/>
+                <w:b/>
+                <w:sz w:val="28"/>
+                <w:szCs w:val="32"/>
+              </w:rPr>
+              <w:t>10.2</w:t>
+            </w:r>
+            <w:r>
+              <w:rPr>
+                <w:rFonts w:cs="Arial"/>
+                <w:b/>
+                <w:sz w:val="28"/>
+                <w:szCs w:val="32"/>
+              </w:rPr>
+              <w:t xml:space="preserve"> – Kramam</w:t>
+            </w:r>
+          </w:p>
+          <w:p>
+            <w:pPr>
+              <w:widowControl w:val="0"/>
+              <w:tabs>
+                <w:tab w:val="left" w:pos="993"/>
+              </w:tabs>
+              <w:autoSpaceDE w:val="0"/>
+              <w:autoSpaceDN w:val="0"/>
+              <w:adjustRightInd w:val="0"/>
+              <w:spacing w:before="0" w:line="240" w:lineRule="auto"/>
+              <w:ind w:right="297"/>
+              <w:rPr>
+                <w:rFonts w:cs="Arial"/>
+                <w:b/>
+                <w:sz w:val="28"/>
+                <w:szCs w:val="32"/>
+                <w:lang w:val="en-IN"/>
+              </w:rPr>
+            </w:pPr>
+            <w:r>
+              <w:rPr>
+                <w:rFonts w:cs="Arial"/>
+                <w:b/>
+                <w:sz w:val="28"/>
+                <w:szCs w:val="32"/>
+                <w:lang w:val="en-IN"/>
+              </w:rPr>
+              <w:t xml:space="preserve">Krama Vaakyam No.- </w:t>
+            </w:r>
+            <w:r>
+              <w:rPr>
+                <w:rFonts w:cs="Arial"/>
+                <w:b/>
+                <w:sz w:val="28"/>
+                <w:szCs w:val="32"/>
+                <w:lang w:val="en-IN"/>
+              </w:rPr>
+              <w:t>4</w:t>
+            </w:r>
+          </w:p>
+          <w:p>
+            <w:pPr>
+              <w:widowControl w:val="0"/>
+              <w:tabs>
+                <w:tab w:val="left" w:pos="993"/>
+              </w:tabs>
+              <w:autoSpaceDE w:val="0"/>
+              <w:autoSpaceDN w:val="0"/>
+              <w:adjustRightInd w:val="0"/>
+              <w:spacing w:before="0" w:line="240" w:lineRule="auto"/>
+              <w:ind w:right="297"/>
+              <w:rPr>
+                <w:rFonts w:cs="Arial"/>
+                <w:b/>
+                <w:sz w:val="28"/>
+                <w:szCs w:val="32"/>
+              </w:rPr>
+            </w:pPr>
+            <w:r>
+              <w:rPr>
+                <w:rFonts w:cs="Arial"/>
+                <w:b/>
+                <w:sz w:val="28"/>
+                <w:szCs w:val="32"/>
+                <w:lang w:val="it-IT"/>
+              </w:rPr>
+              <w:t>Panchaati No</w:t>
+            </w:r>
+            <w:r>
+              <w:rPr>
+                <w:rFonts w:cs="Arial"/>
+                <w:b/>
+                <w:szCs w:val="32"/>
+                <w:lang w:val="it-IT"/>
+              </w:rPr>
+              <w:t>. -</w:t>
+            </w:r>
+            <w:r>
+              <w:rPr>
+                <w:rFonts w:cs="Arial"/>
+                <w:b/>
+                <w:sz w:val="28"/>
+                <w:szCs w:val="28"/>
+                <w:lang w:val="it-IT"/>
+              </w:rPr>
+              <w:t xml:space="preserve"> 5</w:t>
+            </w:r>
+            <w:r>
+              <w:rPr>
+                <w:rFonts w:cs="Arial"/>
+                <w:b/>
+                <w:sz w:val="28"/>
+                <w:szCs w:val="28"/>
+                <w:lang w:val="it-IT"/>
+              </w:rPr>
+              <w:t>8</w:t>
+            </w:r>
+          </w:p>
+        </w:tc>
+        <w:tc>
+          <w:tcPr>
+            <w:tcW w:w="5386" w:type="dxa"/>
+          </w:tcPr>
+          <w:p>
+            <w:pPr>
+              <w:widowControl w:val="0"/>
+              <w:autoSpaceDE w:val="0"/>
+              <w:autoSpaceDN w:val="0"/>
+              <w:adjustRightInd w:val="0"/>
+              <w:spacing w:line="252" w:lineRule="auto"/>
+              <w:rPr>
+                <w:rFonts w:ascii="BRH Malayalam Extra" w:hAnsi="BRH Malayalam Extra" w:cs="BRH Malayalam Extra"/>
+                <w:color w:val="000000"/>
+                <w:sz w:val="40"/>
+                <w:szCs w:val="40"/>
+                <w:lang w:val="it-IT"/>
+              </w:rPr>
+            </w:pPr>
+            <w:r>
+              <w:rPr>
+                <w:rFonts w:ascii="BRH Malayalam Extra" w:hAnsi="BRH Malayalam Extra" w:cs="BRH Malayalam Extra"/>
+                <w:color w:val="000000"/>
+                <w:sz w:val="40"/>
+                <w:szCs w:val="40"/>
+                <w:lang w:val="it-IT"/>
+              </w:rPr>
+              <w:t>A</w:t>
+            </w:r>
+            <w:r>
+              <w:rPr>
+                <w:rFonts w:ascii="BRH Malayalam Extra" w:hAnsi="BRH Malayalam Extra" w:cs="BRH Malayalam Extra"/>
+                <w:color w:val="000000"/>
+                <w:sz w:val="33"/>
+                <w:szCs w:val="40"/>
+                <w:lang w:val="it-IT"/>
+              </w:rPr>
+              <w:t>–</w:t>
+            </w:r>
+            <w:r>
+              <w:rPr>
+                <w:rFonts w:ascii="BRH Malayalam Extra" w:hAnsi="BRH Malayalam Extra" w:cs="BRH Malayalam Extra"/>
+                <w:color w:val="000000"/>
+                <w:sz w:val="40"/>
+                <w:szCs w:val="40"/>
+                <w:lang w:val="it-IT"/>
+              </w:rPr>
+              <w:t>e</w:t>
+            </w:r>
+            <w:r>
+              <w:rPr>
+                <w:rFonts w:ascii="BRH Malayalam Extra" w:hAnsi="BRH Malayalam Extra" w:cs="BRH Malayalam Extra"/>
+                <w:color w:val="000000"/>
+                <w:sz w:val="33"/>
+                <w:szCs w:val="40"/>
+                <w:lang w:val="it-IT"/>
+              </w:rPr>
+              <w:t>–</w:t>
+            </w:r>
+            <w:r>
+              <w:rPr>
+                <w:rFonts w:ascii="BRH Malayalam Extra" w:hAnsi="BRH Malayalam Extra" w:cs="BRH Malayalam Extra"/>
+                <w:color w:val="000000"/>
+                <w:sz w:val="40"/>
+                <w:szCs w:val="40"/>
+                <w:lang w:val="it-IT"/>
+              </w:rPr>
+              <w:t>M¡</w:t>
+            </w:r>
+            <w:r>
+              <w:rPr>
+                <w:rFonts w:ascii="BRH Malayalam Extra" w:hAnsi="BRH Malayalam Extra" w:cs="BRH Malayalam Extra"/>
+                <w:color w:val="000000"/>
+                <w:sz w:val="33"/>
+                <w:szCs w:val="40"/>
+                <w:lang w:val="it-IT"/>
+              </w:rPr>
+              <w:t>–</w:t>
+            </w:r>
+            <w:r>
+              <w:rPr>
+                <w:rFonts w:ascii="BRH Malayalam Extra" w:hAnsi="BRH Malayalam Extra" w:cs="BRH Malayalam Extra"/>
+                <w:color w:val="000000"/>
+                <w:sz w:val="40"/>
+                <w:szCs w:val="40"/>
+                <w:lang w:val="it-IT"/>
+              </w:rPr>
+              <w:t>kx¤¤Z— q</w:t>
+            </w:r>
+            <w:r>
+              <w:rPr>
+                <w:rFonts w:ascii="BRH Malayalam Extra" w:hAnsi="BRH Malayalam Extra" w:cs="BRH Malayalam Extra"/>
+                <w:color w:val="000000"/>
+                <w:sz w:val="33"/>
+                <w:szCs w:val="40"/>
+                <w:lang w:val="it-IT"/>
+              </w:rPr>
+              <w:t>–</w:t>
+            </w:r>
+            <w:r>
+              <w:rPr>
+                <w:rFonts w:ascii="BRH Malayalam Extra" w:hAnsi="BRH Malayalam Extra" w:cs="BRH Malayalam Extra"/>
+                <w:color w:val="000000"/>
+                <w:sz w:val="40"/>
+                <w:szCs w:val="40"/>
+                <w:lang w:val="it-IT"/>
+              </w:rPr>
+              <w:t xml:space="preserve">¥Zd— | </w:t>
+            </w:r>
+          </w:p>
+          <w:p>
+            <w:pPr>
+              <w:widowControl w:val="0"/>
+              <w:autoSpaceDE w:val="0"/>
+              <w:autoSpaceDN w:val="0"/>
+              <w:adjustRightInd w:val="0"/>
+              <w:spacing w:before="0" w:line="240" w:lineRule="auto"/>
+              <w:rPr>
+                <w:rFonts w:ascii="BRH Malayalam Extra" w:hAnsi="BRH Malayalam Extra" w:cs="BRH Malayalam Extra"/>
+                <w:color w:val="000000"/>
+                <w:sz w:val="40"/>
+                <w:szCs w:val="40"/>
+                <w:lang w:val="it-IT"/>
+              </w:rPr>
+            </w:pPr>
+            <w:r>
+              <w:rPr>
+                <w:rFonts w:ascii="BRH Malayalam Extra" w:hAnsi="BRH Malayalam Extra" w:cs="BRH Malayalam Extra"/>
+                <w:color w:val="000000"/>
+                <w:sz w:val="40"/>
+                <w:szCs w:val="40"/>
+                <w:lang w:val="it-IT"/>
+              </w:rPr>
+              <w:t>A</w:t>
+            </w:r>
+            <w:r>
+              <w:rPr>
+                <w:rFonts w:ascii="BRH Malayalam Extra" w:hAnsi="BRH Malayalam Extra" w:cs="BRH Malayalam Extra"/>
+                <w:color w:val="000000"/>
+                <w:sz w:val="33"/>
+                <w:szCs w:val="40"/>
+                <w:lang w:val="it-IT"/>
+              </w:rPr>
+              <w:t>–</w:t>
+            </w:r>
+            <w:r>
+              <w:rPr>
+                <w:rFonts w:ascii="BRH Malayalam Extra" w:hAnsi="BRH Malayalam Extra" w:cs="BRH Malayalam Extra"/>
+                <w:color w:val="000000"/>
+                <w:sz w:val="40"/>
+                <w:szCs w:val="40"/>
+                <w:lang w:val="it-IT"/>
+              </w:rPr>
+              <w:t>e</w:t>
+            </w:r>
+            <w:r>
+              <w:rPr>
+                <w:rFonts w:ascii="BRH Malayalam Extra" w:hAnsi="BRH Malayalam Extra" w:cs="BRH Malayalam Extra"/>
+                <w:color w:val="000000"/>
+                <w:sz w:val="33"/>
+                <w:szCs w:val="40"/>
+                <w:lang w:val="it-IT"/>
+              </w:rPr>
+              <w:t>–</w:t>
+            </w:r>
+            <w:r>
+              <w:rPr>
+                <w:rFonts w:ascii="BRH Malayalam Extra" w:hAnsi="BRH Malayalam Extra" w:cs="BRH Malayalam Extra"/>
+                <w:color w:val="000000"/>
+                <w:sz w:val="40"/>
+                <w:szCs w:val="40"/>
+                <w:highlight w:val="yellow"/>
+                <w:lang w:val="it-IT"/>
+              </w:rPr>
+              <w:t>M</w:t>
+            </w:r>
+            <w:r>
+              <w:rPr>
+                <w:rFonts w:ascii="BRH Malayalam Extra" w:hAnsi="BRH Malayalam Extra" w:cs="BRH Malayalam Extra"/>
+                <w:color w:val="000000"/>
+                <w:sz w:val="40"/>
+                <w:szCs w:val="40"/>
+                <w:lang w:val="it-IT"/>
+              </w:rPr>
+              <w:t>¡kxZx</w:t>
+            </w:r>
+            <w:r>
+              <w:rPr>
+                <w:rFonts w:ascii="BRH Malayalam Extra" w:hAnsi="BRH Malayalam Extra" w:cs="BRH Malayalam Extra"/>
+                <w:color w:val="000000"/>
+                <w:sz w:val="33"/>
+                <w:szCs w:val="40"/>
+                <w:lang w:val="it-IT"/>
+              </w:rPr>
+              <w:t>–</w:t>
+            </w:r>
+            <w:r>
+              <w:rPr>
+                <w:rFonts w:ascii="BRH Malayalam Extra" w:hAnsi="BRH Malayalam Extra" w:cs="BRH Malayalam Extra"/>
+                <w:color w:val="000000"/>
+                <w:sz w:val="40"/>
+                <w:szCs w:val="40"/>
+                <w:lang w:val="it-IT"/>
+              </w:rPr>
+              <w:t xml:space="preserve"> </w:t>
+            </w:r>
+          </w:p>
+          <w:p>
+            <w:pPr>
+              <w:widowControl w:val="0"/>
+              <w:autoSpaceDE w:val="0"/>
+              <w:autoSpaceDN w:val="0"/>
+              <w:adjustRightInd w:val="0"/>
+              <w:spacing w:before="0" w:line="240" w:lineRule="auto"/>
+              <w:rPr>
+                <w:rFonts w:ascii="BRH Malayalam Extra" w:hAnsi="BRH Malayalam Extra" w:cs="BRH Malayalam Extra"/>
+                <w:sz w:val="40"/>
+                <w:szCs w:val="40"/>
+                <w:lang w:val="it-IT"/>
+              </w:rPr>
+            </w:pPr>
+            <w:r>
+              <w:rPr>
+                <w:rFonts w:ascii="BRH Malayalam Extra" w:hAnsi="BRH Malayalam Extra" w:cs="BRH Malayalam Extra"/>
+                <w:color w:val="000000"/>
+                <w:sz w:val="40"/>
+                <w:szCs w:val="40"/>
+                <w:lang w:val="it-IT"/>
+              </w:rPr>
+              <w:t>CZõ—e - M¡</w:t>
+            </w:r>
+            <w:r>
+              <w:rPr>
+                <w:rFonts w:ascii="BRH Malayalam Extra" w:hAnsi="BRH Malayalam Extra" w:cs="BRH Malayalam Extra"/>
+                <w:color w:val="000000"/>
+                <w:sz w:val="33"/>
+                <w:szCs w:val="40"/>
+                <w:lang w:val="it-IT"/>
+              </w:rPr>
+              <w:t>–</w:t>
+            </w:r>
+            <w:r>
+              <w:rPr>
+                <w:rFonts w:ascii="BRH Malayalam Extra" w:hAnsi="BRH Malayalam Extra" w:cs="BRH Malayalam Extra"/>
+                <w:color w:val="000000"/>
+                <w:sz w:val="40"/>
+                <w:szCs w:val="40"/>
+                <w:lang w:val="it-IT"/>
+              </w:rPr>
+              <w:t>kx¤¤Z˜ |</w:t>
+            </w:r>
+          </w:p>
+        </w:tc>
+        <w:tc>
+          <w:tcPr>
+            <w:tcW w:w="5220" w:type="dxa"/>
+          </w:tcPr>
+          <w:p>
+            <w:pPr>
+              <w:widowControl w:val="0"/>
+              <w:autoSpaceDE w:val="0"/>
+              <w:autoSpaceDN w:val="0"/>
+              <w:adjustRightInd w:val="0"/>
+              <w:spacing w:line="252" w:lineRule="auto"/>
+              <w:rPr>
+                <w:rFonts w:ascii="BRH Malayalam Extra" w:hAnsi="BRH Malayalam Extra" w:cs="BRH Malayalam Extra"/>
+                <w:color w:val="000000"/>
+                <w:sz w:val="40"/>
+                <w:szCs w:val="40"/>
+                <w:lang w:val="it-IT"/>
+              </w:rPr>
+            </w:pPr>
+            <w:r>
+              <w:rPr>
+                <w:rFonts w:ascii="BRH Malayalam Extra" w:hAnsi="BRH Malayalam Extra" w:cs="BRH Malayalam Extra"/>
+                <w:color w:val="000000"/>
+                <w:sz w:val="40"/>
+                <w:szCs w:val="40"/>
+                <w:lang w:val="it-IT"/>
+              </w:rPr>
+              <w:t>A</w:t>
+            </w:r>
+            <w:r>
+              <w:rPr>
+                <w:rFonts w:ascii="BRH Malayalam Extra" w:hAnsi="BRH Malayalam Extra" w:cs="BRH Malayalam Extra"/>
+                <w:color w:val="000000"/>
+                <w:sz w:val="33"/>
+                <w:szCs w:val="40"/>
+                <w:lang w:val="it-IT"/>
+              </w:rPr>
+              <w:t>–</w:t>
+            </w:r>
+            <w:r>
+              <w:rPr>
+                <w:rFonts w:ascii="BRH Malayalam Extra" w:hAnsi="BRH Malayalam Extra" w:cs="BRH Malayalam Extra"/>
+                <w:color w:val="000000"/>
+                <w:sz w:val="40"/>
+                <w:szCs w:val="40"/>
+                <w:lang w:val="it-IT"/>
+              </w:rPr>
+              <w:t>e</w:t>
+            </w:r>
+            <w:r>
+              <w:rPr>
+                <w:rFonts w:ascii="BRH Malayalam Extra" w:hAnsi="BRH Malayalam Extra" w:cs="BRH Malayalam Extra"/>
+                <w:color w:val="000000"/>
+                <w:sz w:val="33"/>
+                <w:szCs w:val="40"/>
+                <w:lang w:val="it-IT"/>
+              </w:rPr>
+              <w:t>–</w:t>
+            </w:r>
+            <w:r>
+              <w:rPr>
+                <w:rFonts w:ascii="BRH Malayalam Extra" w:hAnsi="BRH Malayalam Extra" w:cs="BRH Malayalam Extra"/>
+                <w:color w:val="000000"/>
+                <w:sz w:val="40"/>
+                <w:szCs w:val="40"/>
+                <w:lang w:val="it-IT"/>
+              </w:rPr>
+              <w:t>M¡</w:t>
+            </w:r>
+            <w:r>
+              <w:rPr>
+                <w:rFonts w:ascii="BRH Malayalam Extra" w:hAnsi="BRH Malayalam Extra" w:cs="BRH Malayalam Extra"/>
+                <w:color w:val="000000"/>
+                <w:sz w:val="33"/>
+                <w:szCs w:val="40"/>
+                <w:lang w:val="it-IT"/>
+              </w:rPr>
+              <w:t>–</w:t>
+            </w:r>
+            <w:r>
+              <w:rPr>
+                <w:rFonts w:ascii="BRH Malayalam Extra" w:hAnsi="BRH Malayalam Extra" w:cs="BRH Malayalam Extra"/>
+                <w:color w:val="000000"/>
+                <w:sz w:val="40"/>
+                <w:szCs w:val="40"/>
+                <w:lang w:val="it-IT"/>
+              </w:rPr>
+              <w:t>kx¤¤Z— q</w:t>
+            </w:r>
+            <w:r>
+              <w:rPr>
+                <w:rFonts w:ascii="BRH Malayalam Extra" w:hAnsi="BRH Malayalam Extra" w:cs="BRH Malayalam Extra"/>
+                <w:color w:val="000000"/>
+                <w:sz w:val="33"/>
+                <w:szCs w:val="40"/>
+                <w:lang w:val="it-IT"/>
+              </w:rPr>
+              <w:t>–</w:t>
+            </w:r>
+            <w:r>
+              <w:rPr>
+                <w:rFonts w:ascii="BRH Malayalam Extra" w:hAnsi="BRH Malayalam Extra" w:cs="BRH Malayalam Extra"/>
+                <w:color w:val="000000"/>
+                <w:sz w:val="40"/>
+                <w:szCs w:val="40"/>
+                <w:lang w:val="it-IT"/>
+              </w:rPr>
+              <w:t xml:space="preserve">¥Zd— | </w:t>
+            </w:r>
+          </w:p>
+          <w:p>
+            <w:pPr>
+              <w:widowControl w:val="0"/>
+              <w:autoSpaceDE w:val="0"/>
+              <w:autoSpaceDN w:val="0"/>
+              <w:adjustRightInd w:val="0"/>
+              <w:spacing w:before="0" w:line="240" w:lineRule="auto"/>
+              <w:rPr>
+                <w:rFonts w:ascii="BRH Malayalam Extra" w:hAnsi="BRH Malayalam Extra" w:cs="BRH Malayalam Extra"/>
+                <w:color w:val="000000"/>
+                <w:sz w:val="40"/>
+                <w:szCs w:val="40"/>
+                <w:lang w:val="it-IT"/>
+              </w:rPr>
+            </w:pPr>
+            <w:r>
+              <w:rPr>
+                <w:rFonts w:ascii="BRH Malayalam Extra" w:hAnsi="BRH Malayalam Extra" w:cs="BRH Malayalam Extra"/>
+                <w:color w:val="000000"/>
+                <w:sz w:val="40"/>
+                <w:szCs w:val="40"/>
+                <w:lang w:val="it-IT"/>
+              </w:rPr>
+              <w:t>A</w:t>
+            </w:r>
+            <w:r>
+              <w:rPr>
+                <w:rFonts w:ascii="BRH Malayalam Extra" w:hAnsi="BRH Malayalam Extra" w:cs="BRH Malayalam Extra"/>
+                <w:color w:val="000000"/>
+                <w:sz w:val="33"/>
+                <w:szCs w:val="40"/>
+                <w:lang w:val="it-IT"/>
+              </w:rPr>
+              <w:t>–</w:t>
+            </w:r>
+            <w:r>
+              <w:rPr>
+                <w:rFonts w:ascii="BRH Malayalam Extra" w:hAnsi="BRH Malayalam Extra" w:cs="BRH Malayalam Extra"/>
+                <w:color w:val="000000"/>
+                <w:sz w:val="40"/>
+                <w:szCs w:val="40"/>
+                <w:lang w:val="it-IT"/>
+              </w:rPr>
+              <w:t>e</w:t>
+            </w:r>
+            <w:r>
+              <w:rPr>
+                <w:rFonts w:ascii="BRH Malayalam Extra" w:hAnsi="BRH Malayalam Extra" w:cs="BRH Malayalam Extra"/>
+                <w:color w:val="000000"/>
+                <w:sz w:val="33"/>
+                <w:szCs w:val="40"/>
+                <w:lang w:val="it-IT"/>
+              </w:rPr>
+              <w:t>–</w:t>
+            </w:r>
+            <w:r>
+              <w:rPr>
+                <w:rFonts w:ascii="BRH Malayalam Extra" w:hAnsi="BRH Malayalam Extra" w:cs="BRH Malayalam Extra"/>
+                <w:color w:val="000000"/>
+                <w:sz w:val="40"/>
+                <w:szCs w:val="40"/>
+                <w:highlight w:val="green"/>
+                <w:lang w:val="it-IT"/>
+              </w:rPr>
+              <w:t>M¡</w:t>
+            </w:r>
+            <w:r>
+              <w:rPr>
+                <w:rFonts w:ascii="BRH Malayalam Extra" w:hAnsi="BRH Malayalam Extra" w:cs="BRH Malayalam Extra"/>
+                <w:color w:val="000000"/>
+                <w:sz w:val="33"/>
+                <w:szCs w:val="40"/>
+                <w:lang w:val="it-IT"/>
+              </w:rPr>
+              <w:t>–</w:t>
+            </w:r>
+            <w:r>
+              <w:rPr>
+                <w:rFonts w:ascii="BRH Malayalam Extra" w:hAnsi="BRH Malayalam Extra" w:cs="BRH Malayalam Extra"/>
+                <w:color w:val="000000"/>
+                <w:sz w:val="40"/>
+                <w:szCs w:val="40"/>
+                <w:lang w:val="it-IT"/>
+              </w:rPr>
+              <w:t>kxZx</w:t>
+            </w:r>
+            <w:r>
+              <w:rPr>
+                <w:rFonts w:ascii="BRH Malayalam Extra" w:hAnsi="BRH Malayalam Extra" w:cs="BRH Malayalam Extra"/>
+                <w:color w:val="000000"/>
+                <w:sz w:val="33"/>
+                <w:szCs w:val="40"/>
+                <w:lang w:val="it-IT"/>
+              </w:rPr>
+              <w:t>–</w:t>
+            </w:r>
+            <w:r>
+              <w:rPr>
+                <w:rFonts w:ascii="BRH Malayalam Extra" w:hAnsi="BRH Malayalam Extra" w:cs="BRH Malayalam Extra"/>
+                <w:color w:val="000000"/>
+                <w:sz w:val="40"/>
+                <w:szCs w:val="40"/>
+                <w:lang w:val="it-IT"/>
+              </w:rPr>
+              <w:t xml:space="preserve"> </w:t>
+            </w:r>
+          </w:p>
+          <w:p>
+            <w:pPr>
+              <w:widowControl w:val="0"/>
+              <w:autoSpaceDE w:val="0"/>
+              <w:autoSpaceDN w:val="0"/>
+              <w:adjustRightInd w:val="0"/>
+              <w:spacing w:before="0" w:line="240" w:lineRule="auto"/>
+              <w:rPr>
+                <w:rFonts w:ascii="BRH Malayalam Extra" w:hAnsi="BRH Malayalam Extra" w:cs="BRH Malayalam Extra"/>
+                <w:color w:val="000000"/>
+                <w:sz w:val="40"/>
+                <w:szCs w:val="40"/>
+                <w:lang w:val="it-IT"/>
+              </w:rPr>
+            </w:pPr>
+            <w:r>
+              <w:rPr>
+                <w:rFonts w:ascii="BRH Malayalam Extra" w:hAnsi="BRH Malayalam Extra" w:cs="BRH Malayalam Extra"/>
+                <w:color w:val="000000"/>
+                <w:sz w:val="40"/>
+                <w:szCs w:val="40"/>
+                <w:lang w:val="it-IT"/>
+              </w:rPr>
+              <w:t>CZõ—e - M¡</w:t>
+            </w:r>
+            <w:r>
+              <w:rPr>
+                <w:rFonts w:ascii="BRH Malayalam Extra" w:hAnsi="BRH Malayalam Extra" w:cs="BRH Malayalam Extra"/>
+                <w:color w:val="000000"/>
+                <w:sz w:val="33"/>
+                <w:szCs w:val="40"/>
+                <w:lang w:val="it-IT"/>
+              </w:rPr>
+              <w:t>–</w:t>
+            </w:r>
+            <w:r>
+              <w:rPr>
+                <w:rFonts w:ascii="BRH Malayalam Extra" w:hAnsi="BRH Malayalam Extra" w:cs="BRH Malayalam Extra"/>
+                <w:color w:val="000000"/>
+                <w:sz w:val="40"/>
+                <w:szCs w:val="40"/>
+                <w:lang w:val="it-IT"/>
+              </w:rPr>
+              <w:t>kx¤¤Z˜ |</w:t>
             </w:r>
           </w:p>
         </w:tc>
@@ -4916,7 +5590,7 @@
         </w:trPr>
         <w:tc>
           <w:tcPr>
-            <w:tcW w:w="4048" w:type="dxa"/>
+            <w:tcW w:w="3906" w:type="dxa"/>
           </w:tcPr>
           <w:p>
             <w:pPr>
@@ -4943,7 +5617,6 @@
                 <w:sz w:val="28"/>
                 <w:szCs w:val="32"/>
               </w:rPr>
-              <w:lastRenderedPageBreak/>
               <w:t>T.S.2.6.11.2 – Kramam</w:t>
             </w:r>
           </w:p>
@@ -5231,7 +5904,7 @@
         </w:trPr>
         <w:tc>
           <w:tcPr>
-            <w:tcW w:w="4048" w:type="dxa"/>
+            <w:tcW w:w="3906" w:type="dxa"/>
           </w:tcPr>
           <w:p>
             <w:pPr>
@@ -5579,7 +6252,491 @@
         </w:trPr>
         <w:tc>
           <w:tcPr>
-            <w:tcW w:w="4048" w:type="dxa"/>
+            <w:tcW w:w="3906" w:type="dxa"/>
+          </w:tcPr>
+          <w:p>
+            <w:pPr>
+              <w:widowControl w:val="0"/>
+              <w:tabs>
+                <w:tab w:val="left" w:pos="993"/>
+              </w:tabs>
+              <w:autoSpaceDE w:val="0"/>
+              <w:autoSpaceDN w:val="0"/>
+              <w:adjustRightInd w:val="0"/>
+              <w:spacing w:before="0" w:line="240" w:lineRule="auto"/>
+              <w:ind w:right="297"/>
+              <w:rPr>
+                <w:rFonts w:cs="Arial"/>
+                <w:b/>
+                <w:sz w:val="28"/>
+                <w:szCs w:val="32"/>
+              </w:rPr>
+            </w:pPr>
+            <w:r>
+              <w:rPr>
+                <w:rFonts w:cs="Arial"/>
+                <w:b/>
+                <w:sz w:val="28"/>
+                <w:szCs w:val="32"/>
+              </w:rPr>
+              <w:t>T.S.2.6.11.</w:t>
+            </w:r>
+            <w:r>
+              <w:rPr>
+                <w:rFonts w:cs="Arial"/>
+                <w:b/>
+                <w:sz w:val="28"/>
+                <w:szCs w:val="32"/>
+              </w:rPr>
+              <w:t>4</w:t>
+            </w:r>
+            <w:r>
+              <w:rPr>
+                <w:rFonts w:cs="Arial"/>
+                <w:b/>
+                <w:sz w:val="28"/>
+                <w:szCs w:val="32"/>
+              </w:rPr>
+              <w:t xml:space="preserve"> – Kramam</w:t>
+            </w:r>
+          </w:p>
+          <w:p>
+            <w:pPr>
+              <w:widowControl w:val="0"/>
+              <w:tabs>
+                <w:tab w:val="left" w:pos="993"/>
+              </w:tabs>
+              <w:autoSpaceDE w:val="0"/>
+              <w:autoSpaceDN w:val="0"/>
+              <w:adjustRightInd w:val="0"/>
+              <w:spacing w:before="0" w:line="240" w:lineRule="auto"/>
+              <w:ind w:right="297"/>
+              <w:rPr>
+                <w:rFonts w:cs="Arial"/>
+                <w:b/>
+                <w:szCs w:val="28"/>
+                <w:lang w:val="it-IT"/>
+              </w:rPr>
+            </w:pPr>
+            <w:r>
+              <w:rPr>
+                <w:rFonts w:cs="Arial"/>
+                <w:b/>
+                <w:szCs w:val="28"/>
+                <w:lang w:val="it-IT"/>
+              </w:rPr>
+              <w:t xml:space="preserve">Krama Vaakyam No.- </w:t>
+            </w:r>
+            <w:r>
+              <w:rPr>
+                <w:rFonts w:cs="Arial"/>
+                <w:b/>
+                <w:szCs w:val="28"/>
+                <w:lang w:val="it-IT"/>
+              </w:rPr>
+              <w:t>39</w:t>
+            </w:r>
+            <w:r>
+              <w:rPr>
+                <w:rFonts w:cs="Arial"/>
+                <w:b/>
+                <w:szCs w:val="28"/>
+                <w:lang w:val="it-IT"/>
+              </w:rPr>
+              <w:t xml:space="preserve"> &amp; </w:t>
+            </w:r>
+            <w:r>
+              <w:rPr>
+                <w:rFonts w:cs="Arial"/>
+                <w:b/>
+                <w:szCs w:val="28"/>
+                <w:lang w:val="it-IT"/>
+              </w:rPr>
+              <w:t>40</w:t>
+            </w:r>
+          </w:p>
+          <w:p>
+            <w:pPr>
+              <w:widowControl w:val="0"/>
+              <w:tabs>
+                <w:tab w:val="left" w:pos="993"/>
+              </w:tabs>
+              <w:autoSpaceDE w:val="0"/>
+              <w:autoSpaceDN w:val="0"/>
+              <w:adjustRightInd w:val="0"/>
+              <w:spacing w:before="0" w:line="240" w:lineRule="auto"/>
+              <w:ind w:right="297"/>
+              <w:rPr>
+                <w:rFonts w:cs="Arial"/>
+                <w:b/>
+                <w:sz w:val="28"/>
+                <w:szCs w:val="32"/>
+                <w:lang w:val="it-IT"/>
+              </w:rPr>
+            </w:pPr>
+            <w:r>
+              <w:rPr>
+                <w:rFonts w:cs="Arial"/>
+                <w:b/>
+                <w:sz w:val="28"/>
+                <w:szCs w:val="32"/>
+                <w:lang w:val="it-IT"/>
+              </w:rPr>
+              <w:t>Panchaati No</w:t>
+            </w:r>
+            <w:r>
+              <w:rPr>
+                <w:rFonts w:cs="Arial"/>
+                <w:b/>
+                <w:szCs w:val="32"/>
+                <w:lang w:val="it-IT"/>
+              </w:rPr>
+              <w:t>. -</w:t>
+            </w:r>
+            <w:r>
+              <w:rPr>
+                <w:rFonts w:cs="Arial"/>
+                <w:b/>
+                <w:sz w:val="28"/>
+                <w:szCs w:val="36"/>
+                <w:lang w:val="it-IT"/>
+              </w:rPr>
+              <w:t xml:space="preserve"> 62</w:t>
+            </w:r>
+          </w:p>
+        </w:tc>
+        <w:tc>
+          <w:tcPr>
+            <w:tcW w:w="5386" w:type="dxa"/>
+          </w:tcPr>
+          <w:p>
+            <w:pPr>
+              <w:widowControl w:val="0"/>
+              <w:autoSpaceDE w:val="0"/>
+              <w:autoSpaceDN w:val="0"/>
+              <w:adjustRightInd w:val="0"/>
+              <w:spacing w:before="0" w:line="240" w:lineRule="auto"/>
+              <w:ind w:right="-90"/>
+              <w:rPr>
+                <w:rFonts w:ascii="BRH Malayalam Extra" w:hAnsi="BRH Malayalam Extra" w:cs="BRH Malayalam Extra"/>
+                <w:color w:val="000000"/>
+                <w:sz w:val="40"/>
+                <w:szCs w:val="40"/>
+                <w:lang w:val="en-IN"/>
+              </w:rPr>
+            </w:pPr>
+            <w:r>
+              <w:rPr>
+                <w:rFonts w:ascii="BRH Malayalam Extra" w:hAnsi="BRH Malayalam Extra" w:cs="BRH Malayalam Extra"/>
+                <w:color w:val="000000"/>
+                <w:sz w:val="40"/>
+                <w:szCs w:val="40"/>
+                <w:lang w:val="en-IN"/>
+              </w:rPr>
+              <w:t>p</w:t>
+            </w:r>
+            <w:r>
+              <w:rPr>
+                <w:rFonts w:ascii="BRH Malayalam Extra" w:hAnsi="BRH Malayalam Extra" w:cs="BRH Malayalam Extra"/>
+                <w:color w:val="000000"/>
+                <w:sz w:val="33"/>
+                <w:szCs w:val="40"/>
+                <w:lang w:val="en-IN"/>
+              </w:rPr>
+              <w:t>–</w:t>
+            </w:r>
+            <w:r>
+              <w:rPr>
+                <w:rFonts w:ascii="BRH Malayalam Extra" w:hAnsi="BRH Malayalam Extra" w:cs="BRH Malayalam Extra"/>
+                <w:sz w:val="40"/>
+                <w:szCs w:val="40"/>
+                <w:lang w:val="en-IN"/>
+              </w:rPr>
+              <w:t>J s</w:t>
+            </w:r>
+            <w:r>
+              <w:rPr>
+                <w:rFonts w:ascii="BRH Malayalam Extra" w:hAnsi="BRH Malayalam Extra" w:cs="BRH Malayalam Extra"/>
+                <w:sz w:val="33"/>
+                <w:szCs w:val="40"/>
+                <w:lang w:val="en-IN"/>
+              </w:rPr>
+              <w:t>–</w:t>
+            </w:r>
+            <w:r>
+              <w:rPr>
+                <w:rFonts w:ascii="BRH Malayalam Extra" w:hAnsi="BRH Malayalam Extra" w:cs="BRH Malayalam Extra"/>
+                <w:sz w:val="40"/>
+                <w:szCs w:val="40"/>
+                <w:highlight w:val="yellow"/>
+                <w:lang w:val="en-IN"/>
+              </w:rPr>
+              <w:t>I</w:t>
+            </w:r>
+            <w:r>
+              <w:rPr>
+                <w:rFonts w:ascii="BRH Devanagari Extra" w:hAnsi="BRH Devanagari Extra" w:cs="BRH Malayalam Extra"/>
+                <w:sz w:val="32"/>
+                <w:szCs w:val="40"/>
+                <w:highlight w:val="yellow"/>
+                <w:lang w:val="en-IN"/>
+              </w:rPr>
+              <w:t>Æ</w:t>
+            </w:r>
+            <w:r>
+              <w:rPr>
+                <w:rFonts w:ascii="BRH Malayalam Extra" w:hAnsi="BRH Malayalam Extra" w:cs="BRH Malayalam Extra"/>
+                <w:sz w:val="40"/>
+                <w:szCs w:val="40"/>
+                <w:highlight w:val="yellow"/>
+                <w:lang w:val="en-IN"/>
+              </w:rPr>
+              <w:t>j</w:t>
+            </w:r>
+            <w:r>
+              <w:rPr>
+                <w:rFonts w:ascii="BRH Malayalam Extra" w:hAnsi="BRH Malayalam Extra" w:cs="BRH Malayalam Extra"/>
+                <w:sz w:val="40"/>
+                <w:szCs w:val="40"/>
+                <w:lang w:val="en-IN"/>
+              </w:rPr>
+              <w:t xml:space="preserve">º˜I </w:t>
+            </w:r>
+            <w:r>
+              <w:rPr>
+                <w:rFonts w:ascii="BRH Malayalam Extra" w:hAnsi="BRH Malayalam Extra" w:cs="BRH Malayalam Extra"/>
+                <w:color w:val="000000"/>
+                <w:sz w:val="40"/>
+                <w:szCs w:val="40"/>
+                <w:lang w:val="en-IN"/>
+              </w:rPr>
+              <w:t>| s</w:t>
+            </w:r>
+            <w:r>
+              <w:rPr>
+                <w:rFonts w:ascii="BRH Malayalam Extra" w:hAnsi="BRH Malayalam Extra" w:cs="BRH Malayalam Extra"/>
+                <w:color w:val="000000"/>
+                <w:sz w:val="33"/>
+                <w:szCs w:val="40"/>
+                <w:lang w:val="en-IN"/>
+              </w:rPr>
+              <w:t>–</w:t>
+            </w:r>
+            <w:r>
+              <w:rPr>
+                <w:rFonts w:ascii="BRH Malayalam Extra" w:hAnsi="BRH Malayalam Extra" w:cs="BRH Malayalam Extra"/>
+                <w:color w:val="000000"/>
+                <w:sz w:val="40"/>
+                <w:szCs w:val="40"/>
+                <w:highlight w:val="yellow"/>
+                <w:lang w:val="en-IN"/>
+              </w:rPr>
+              <w:t>I</w:t>
+            </w:r>
+            <w:r>
+              <w:rPr>
+                <w:rFonts w:ascii="BRH Devanagari Extra" w:hAnsi="BRH Devanagari Extra" w:cs="BRH Malayalam Extra"/>
+                <w:color w:val="000000"/>
+                <w:sz w:val="32"/>
+                <w:szCs w:val="40"/>
+                <w:highlight w:val="yellow"/>
+                <w:lang w:val="en-IN"/>
+              </w:rPr>
+              <w:t>Æ</w:t>
+            </w:r>
+            <w:r>
+              <w:rPr>
+                <w:rFonts w:ascii="BRH Malayalam Extra" w:hAnsi="BRH Malayalam Extra" w:cs="BRH Malayalam Extra"/>
+                <w:color w:val="000000"/>
+                <w:sz w:val="40"/>
+                <w:szCs w:val="40"/>
+                <w:highlight w:val="yellow"/>
+                <w:lang w:val="en-IN"/>
+              </w:rPr>
+              <w:t>j</w:t>
+            </w:r>
+            <w:r>
+              <w:rPr>
+                <w:rFonts w:ascii="BRH Malayalam Extra" w:hAnsi="BRH Malayalam Extra" w:cs="BRH Malayalam Extra"/>
+                <w:color w:val="000000"/>
+                <w:sz w:val="40"/>
+                <w:szCs w:val="40"/>
+                <w:lang w:val="en-IN"/>
+              </w:rPr>
+              <w:t>º</w:t>
+            </w:r>
+            <w:r>
+              <w:rPr>
+                <w:rFonts w:ascii="BRH Malayalam Extra" w:hAnsi="BRH Malayalam Extra" w:cs="BRH Malayalam Extra"/>
+                <w:color w:val="000000"/>
+                <w:sz w:val="33"/>
+                <w:szCs w:val="40"/>
+                <w:lang w:val="en-IN"/>
+              </w:rPr>
+              <w:t>–</w:t>
+            </w:r>
+            <w:r>
+              <w:rPr>
+                <w:rFonts w:ascii="BRH Malayalam Extra" w:hAnsi="BRH Malayalam Extra" w:cs="BRH Malayalam Extra"/>
+                <w:color w:val="000000"/>
+                <w:sz w:val="40"/>
+                <w:szCs w:val="40"/>
+                <w:lang w:val="en-IN"/>
+              </w:rPr>
+              <w:t>iyr˜I |</w:t>
+            </w:r>
+          </w:p>
+        </w:tc>
+        <w:tc>
+          <w:tcPr>
+            <w:tcW w:w="5220" w:type="dxa"/>
+          </w:tcPr>
+          <w:p>
+            <w:pPr>
+              <w:widowControl w:val="0"/>
+              <w:autoSpaceDE w:val="0"/>
+              <w:autoSpaceDN w:val="0"/>
+              <w:adjustRightInd w:val="0"/>
+              <w:spacing w:before="0" w:line="240" w:lineRule="auto"/>
+              <w:rPr>
+                <w:rFonts w:ascii="BRH Malayalam Extra" w:hAnsi="BRH Malayalam Extra" w:cs="BRH Malayalam Extra"/>
+                <w:color w:val="000000"/>
+                <w:sz w:val="40"/>
+                <w:szCs w:val="40"/>
+                <w:lang w:val="en-IN"/>
+              </w:rPr>
+            </w:pPr>
+            <w:r>
+              <w:rPr>
+                <w:rFonts w:ascii="BRH Malayalam Extra" w:hAnsi="BRH Malayalam Extra" w:cs="BRH Malayalam Extra"/>
+                <w:color w:val="000000"/>
+                <w:sz w:val="40"/>
+                <w:szCs w:val="40"/>
+                <w:lang w:val="en-IN"/>
+              </w:rPr>
+              <w:t>p</w:t>
+            </w:r>
+            <w:r>
+              <w:rPr>
+                <w:rFonts w:ascii="BRH Malayalam Extra" w:hAnsi="BRH Malayalam Extra" w:cs="BRH Malayalam Extra"/>
+                <w:color w:val="000000"/>
+                <w:sz w:val="33"/>
+                <w:szCs w:val="40"/>
+                <w:lang w:val="en-IN"/>
+              </w:rPr>
+              <w:t>–</w:t>
+            </w:r>
+            <w:r>
+              <w:rPr>
+                <w:rFonts w:ascii="BRH Malayalam Extra" w:hAnsi="BRH Malayalam Extra" w:cs="BRH Malayalam Extra"/>
+                <w:sz w:val="40"/>
+                <w:szCs w:val="40"/>
+                <w:lang w:val="en-IN"/>
+              </w:rPr>
+              <w:t>J s</w:t>
+            </w:r>
+            <w:r>
+              <w:rPr>
+                <w:rFonts w:ascii="BRH Malayalam Extra" w:hAnsi="BRH Malayalam Extra" w:cs="BRH Malayalam Extra"/>
+                <w:sz w:val="33"/>
+                <w:szCs w:val="40"/>
+                <w:highlight w:val="green"/>
+                <w:lang w:val="en-IN"/>
+              </w:rPr>
+              <w:t>–</w:t>
+            </w:r>
+            <w:r>
+              <w:rPr>
+                <w:rFonts w:ascii="BRH Malayalam Extra" w:hAnsi="BRH Malayalam Extra" w:cs="BRH Malayalam Extra"/>
+                <w:color w:val="000000"/>
+                <w:sz w:val="40"/>
+                <w:szCs w:val="40"/>
+                <w:highlight w:val="green"/>
+                <w:lang w:val="en-IN"/>
+              </w:rPr>
+              <w:t>iõ</w:t>
+            </w:r>
+            <w:r>
+              <w:rPr>
+                <w:rFonts w:ascii="BRH Malayalam Extra" w:hAnsi="BRH Malayalam Extra" w:cs="BRH Malayalam Extra"/>
+                <w:sz w:val="40"/>
+                <w:szCs w:val="40"/>
+                <w:lang w:val="en-IN"/>
+              </w:rPr>
+              <w:t xml:space="preserve">º˜I </w:t>
+            </w:r>
+            <w:r>
+              <w:rPr>
+                <w:rFonts w:ascii="BRH Malayalam Extra" w:hAnsi="BRH Malayalam Extra" w:cs="BRH Malayalam Extra"/>
+                <w:color w:val="000000"/>
+                <w:sz w:val="40"/>
+                <w:szCs w:val="40"/>
+                <w:lang w:val="en-IN"/>
+              </w:rPr>
+              <w:t>| s</w:t>
+            </w:r>
+            <w:r>
+              <w:rPr>
+                <w:rFonts w:ascii="BRH Malayalam Extra" w:hAnsi="BRH Malayalam Extra" w:cs="BRH Malayalam Extra"/>
+                <w:color w:val="000000"/>
+                <w:sz w:val="33"/>
+                <w:szCs w:val="40"/>
+                <w:highlight w:val="green"/>
+                <w:lang w:val="en-IN"/>
+              </w:rPr>
+              <w:t>–</w:t>
+            </w:r>
+            <w:r>
+              <w:rPr>
+                <w:rFonts w:ascii="BRH Malayalam Extra" w:hAnsi="BRH Malayalam Extra" w:cs="BRH Malayalam Extra"/>
+                <w:color w:val="000000"/>
+                <w:sz w:val="40"/>
+                <w:szCs w:val="40"/>
+                <w:highlight w:val="green"/>
+                <w:lang w:val="en-IN"/>
+              </w:rPr>
+              <w:t>iõ</w:t>
+            </w:r>
+            <w:r>
+              <w:rPr>
+                <w:rFonts w:ascii="BRH Malayalam Extra" w:hAnsi="BRH Malayalam Extra" w:cs="BRH Malayalam Extra"/>
+                <w:color w:val="000000"/>
+                <w:sz w:val="40"/>
+                <w:szCs w:val="40"/>
+                <w:lang w:val="en-IN"/>
+              </w:rPr>
+              <w:t>º</w:t>
+            </w:r>
+            <w:r>
+              <w:rPr>
+                <w:rFonts w:ascii="BRH Malayalam Extra" w:hAnsi="BRH Malayalam Extra" w:cs="BRH Malayalam Extra"/>
+                <w:color w:val="000000"/>
+                <w:sz w:val="33"/>
+                <w:szCs w:val="40"/>
+                <w:lang w:val="en-IN"/>
+              </w:rPr>
+              <w:t>–</w:t>
+            </w:r>
+            <w:r>
+              <w:rPr>
+                <w:rFonts w:ascii="BRH Malayalam Extra" w:hAnsi="BRH Malayalam Extra" w:cs="BRH Malayalam Extra"/>
+                <w:color w:val="000000"/>
+                <w:sz w:val="40"/>
+                <w:szCs w:val="40"/>
+                <w:lang w:val="en-IN"/>
+              </w:rPr>
+              <w:t>iyr˜I |</w:t>
+            </w:r>
+          </w:p>
+        </w:tc>
+      </w:tr>
+      <w:tr>
+        <w:trPr>
+          <w:trHeight w:val="1091"/>
+        </w:trPr>
+        <w:tc>
+          <w:tcPr>
+            <w:tcW w:w="3906" w:type="dxa"/>
           </w:tcPr>
           <w:p>
             <w:pPr>
@@ -6081,7 +7238,7 @@
         </w:trPr>
         <w:tc>
           <w:tcPr>
-            <w:tcW w:w="4048" w:type="dxa"/>
+            <w:tcW w:w="3906" w:type="dxa"/>
           </w:tcPr>
           <w:p>
             <w:pPr>
@@ -6108,6 +7265,7 @@
                 <w:sz w:val="28"/>
                 <w:szCs w:val="32"/>
               </w:rPr>
+              <w:lastRenderedPageBreak/>
               <w:t>T.S.2.6.</w:t>
             </w:r>
             <w:r>
@@ -8154,6 +9312,7 @@
                 <w:sz w:val="28"/>
                 <w:szCs w:val="32"/>
               </w:rPr>
+              <w:lastRenderedPageBreak/>
               <w:t>T.S.2.</w:t>
             </w:r>
             <w:r>
@@ -8738,7 +9897,6 @@
               </w:rPr>
               <w:t xml:space="preserve">iõx¥sx— </w:t>
             </w:r>
-            <w:proofErr w:type="gramStart"/>
             <w:r>
               <w:rPr>
                 <w:rFonts w:ascii="BRH Malayalam Extra" w:hAnsi="BRH Malayalam Extra" w:cs="BRH Malayalam Extra"/>
@@ -8758,7 +9916,6 @@
               </w:rPr>
               <w:t>ty</w:t>
             </w:r>
-            <w:proofErr w:type="gramEnd"/>
             <w:r>
               <w:rPr>
                 <w:rFonts w:ascii="BRH Malayalam Extra" w:hAnsi="BRH Malayalam Extra" w:cs="BRH Malayalam Extra"/>
@@ -9329,7 +10486,6 @@
           <w:szCs w:val="32"/>
           <w:u w:val="single"/>
         </w:rPr>
-        <w:lastRenderedPageBreak/>
         <w:t>==========</w:t>
       </w:r>
     </w:p>
@@ -10389,6 +11545,7 @@
           <w:b/>
           <w:bCs/>
         </w:rPr>
+        <w:lastRenderedPageBreak/>
         <w:t>(ignore those which are already incorporated in your book’s version and date)</w:t>
       </w:r>
     </w:p>
@@ -11205,7 +12362,6 @@
                 <w:sz w:val="28"/>
                 <w:szCs w:val="32"/>
               </w:rPr>
-              <w:lastRenderedPageBreak/>
               <w:t>Panchaati No</w:t>
             </w:r>
             <w:r>
@@ -11263,7 +12419,6 @@
                 <w:sz w:val="40"/>
                 <w:szCs w:val="40"/>
               </w:rPr>
-              <w:lastRenderedPageBreak/>
               <w:t>j</w:t>
             </w:r>
             <w:r>
@@ -11388,7 +12543,6 @@
                 <w:sz w:val="40"/>
                 <w:szCs w:val="40"/>
               </w:rPr>
-              <w:lastRenderedPageBreak/>
               <w:t>s</w:t>
             </w:r>
             <w:r>
@@ -11594,7 +12748,6 @@
                 <w:sz w:val="40"/>
                 <w:szCs w:val="40"/>
               </w:rPr>
-              <w:lastRenderedPageBreak/>
               <w:t>j</w:t>
             </w:r>
             <w:r>
@@ -11710,7 +12863,6 @@
                 <w:sz w:val="40"/>
                 <w:szCs w:val="40"/>
               </w:rPr>
-              <w:lastRenderedPageBreak/>
               <w:t>s</w:t>
             </w:r>
             <w:r>
@@ -11907,7 +13059,6 @@
                 <w:sz w:val="28"/>
                 <w:szCs w:val="32"/>
               </w:rPr>
-              <w:lastRenderedPageBreak/>
               <w:t>T.S.2.</w:t>
             </w:r>
             <w:r>
@@ -12657,7 +13808,6 @@
               </w:rPr>
               <w:t>–</w:t>
             </w:r>
-            <w:proofErr w:type="gramStart"/>
             <w:r>
               <w:rPr>
                 <w:rFonts w:ascii="BRH Malayalam Extra" w:hAnsi="BRH Malayalam Extra" w:cs="BRH Malayalam Extra"/>
@@ -12685,7 +13835,6 @@
               </w:rPr>
               <w:t>–</w:t>
             </w:r>
-            <w:proofErr w:type="gramEnd"/>
             <w:r>
               <w:rPr>
                 <w:rFonts w:ascii="BRH Malayalam Extra" w:hAnsi="BRH Malayalam Extra" w:cs="BRH Malayalam Extra"/>
@@ -12808,7 +13957,6 @@
               </w:rPr>
               <w:t>–</w:t>
             </w:r>
-            <w:proofErr w:type="gramStart"/>
             <w:r>
               <w:rPr>
                 <w:rFonts w:ascii="BRH Malayalam Extra" w:hAnsi="BRH Malayalam Extra" w:cs="BRH Malayalam Extra"/>
@@ -12836,7 +13984,6 @@
               </w:rPr>
               <w:t>–</w:t>
             </w:r>
-            <w:proofErr w:type="gramEnd"/>
             <w:r>
               <w:rPr>
                 <w:rFonts w:ascii="BRH Malayalam Extra" w:hAnsi="BRH Malayalam Extra" w:cs="BRH Malayalam Extra"/>
@@ -12921,6 +14068,7 @@
                 <w:sz w:val="28"/>
                 <w:szCs w:val="32"/>
               </w:rPr>
+              <w:lastRenderedPageBreak/>
               <w:t>T</w:t>
             </w:r>
             <w:r>
@@ -14027,7 +15175,6 @@
                 <w:sz w:val="28"/>
                 <w:szCs w:val="32"/>
               </w:rPr>
-              <w:lastRenderedPageBreak/>
               <w:t>Panchaati No</w:t>
             </w:r>
             <w:r>
@@ -14085,7 +15232,6 @@
                 <w:sz w:val="40"/>
                 <w:szCs w:val="40"/>
               </w:rPr>
-              <w:lastRenderedPageBreak/>
               <w:t>py</w:t>
             </w:r>
             <w:r>
@@ -14140,17 +15286,7 @@
                 <w:sz w:val="40"/>
                 <w:szCs w:val="40"/>
               </w:rPr>
-              <w:t xml:space="preserve"> öeZy—rçy¤¤Zõ | </w:t>
-            </w:r>
-            <w:r>
-              <w:rPr>
-                <w:rFonts w:ascii="BRH Malayalam Extra" w:hAnsi="BRH Malayalam Extra" w:cs="BRH Malayalam Extra"/>
-                <w:color w:val="000000"/>
-                <w:sz w:val="40"/>
-                <w:szCs w:val="40"/>
-              </w:rPr>
-              <w:lastRenderedPageBreak/>
-              <w:t>öeZy—rçyZõx</w:t>
+              <w:t xml:space="preserve"> öeZy—rçy¤¤Zõ | öeZy—rçyZõx</w:t>
             </w:r>
             <w:r>
               <w:rPr>
@@ -14275,7 +15411,6 @@
                 <w:sz w:val="40"/>
                 <w:szCs w:val="40"/>
               </w:rPr>
-              <w:lastRenderedPageBreak/>
               <w:t>py</w:t>
             </w:r>
             <w:r>
@@ -14330,17 +15465,7 @@
                 <w:sz w:val="40"/>
                 <w:szCs w:val="40"/>
               </w:rPr>
-              <w:t xml:space="preserve"> öeZy—rçy¤¤Zõ | öeZy—</w:t>
-            </w:r>
-            <w:r>
-              <w:rPr>
-                <w:rFonts w:ascii="BRH Malayalam Extra" w:hAnsi="BRH Malayalam Extra" w:cs="BRH Malayalam Extra"/>
-                <w:color w:val="000000"/>
-                <w:sz w:val="40"/>
-                <w:szCs w:val="40"/>
-              </w:rPr>
-              <w:lastRenderedPageBreak/>
-              <w:t>rçyZõx</w:t>
+              <w:t xml:space="preserve"> öeZy—rçy¤¤Zõ | öeZy—rçyZõx</w:t>
             </w:r>
             <w:r>
               <w:rPr>
@@ -14494,7 +15619,6 @@
                 <w:sz w:val="28"/>
                 <w:szCs w:val="32"/>
               </w:rPr>
-              <w:lastRenderedPageBreak/>
               <w:t>T</w:t>
             </w:r>
             <w:r>
@@ -15336,6 +16460,7 @@
                 <w:sz w:val="28"/>
                 <w:szCs w:val="32"/>
               </w:rPr>
+              <w:lastRenderedPageBreak/>
               <w:t>T</w:t>
             </w:r>
             <w:r>
@@ -16865,7 +17990,6 @@
                 <w:sz w:val="28"/>
                 <w:szCs w:val="32"/>
               </w:rPr>
-              <w:lastRenderedPageBreak/>
               <w:t>T</w:t>
             </w:r>
             <w:r>
@@ -18213,6 +19337,7 @@
                 <w:sz w:val="40"/>
                 <w:szCs w:val="40"/>
               </w:rPr>
+              <w:lastRenderedPageBreak/>
               <w:t>s¢</w:t>
             </w:r>
             <w:r>
@@ -18338,6 +19463,7 @@
                 <w:sz w:val="40"/>
                 <w:szCs w:val="40"/>
               </w:rPr>
+              <w:lastRenderedPageBreak/>
               <w:t xml:space="preserve">st—sJ </w:t>
             </w:r>
             <w:r>
@@ -18390,6 +19516,7 @@
                 <w:sz w:val="40"/>
                 <w:szCs w:val="40"/>
               </w:rPr>
+              <w:lastRenderedPageBreak/>
               <w:t>s¢</w:t>
             </w:r>
             <w:r>
@@ -18523,6 +19650,7 @@
                 <w:sz w:val="28"/>
                 <w:szCs w:val="32"/>
               </w:rPr>
+              <w:lastRenderedPageBreak/>
               <w:t>T</w:t>
             </w:r>
             <w:r>
@@ -19081,16 +20209,7 @@
           <w:bCs/>
           <w:sz w:val="32"/>
         </w:rPr>
-        <w:t xml:space="preserve">replaced </w:t>
-      </w:r>
-      <w:proofErr w:type="gramStart"/>
-      <w:r>
-        <w:rPr>
-          <w:b/>
-          <w:bCs/>
-          <w:sz w:val="32"/>
-        </w:rPr>
-        <w:t>with</w:t>
+        <w:t>replaced with</w:t>
       </w:r>
       <w:r>
         <w:rPr>
@@ -19110,29 +20229,7 @@
           <w:szCs w:val="40"/>
           <w:lang w:val="en-IN" w:eastAsia="en-IN"/>
         </w:rPr>
-        <w:t>"</w:t>
-      </w:r>
-      <w:proofErr w:type="gramEnd"/>
-      <w:r>
-        <w:rPr>
-          <w:rFonts w:ascii="BRH Malayalam" w:hAnsi="BRH Malayalam" w:cs="BRH Malayalam"/>
-          <w:color w:val="000000"/>
-          <w:sz w:val="40"/>
-          <w:szCs w:val="40"/>
-          <w:lang w:val="en-IN" w:eastAsia="en-IN"/>
-        </w:rPr>
-        <w:t>q§T</w:t>
-      </w:r>
-      <w:proofErr w:type="gramStart"/>
-      <w:r>
-        <w:rPr>
-          <w:rFonts w:ascii="BRH Malayalam" w:hAnsi="BRH Malayalam" w:cs="BRH Malayalam"/>
-          <w:color w:val="000000"/>
-          <w:sz w:val="40"/>
-          <w:szCs w:val="40"/>
-          <w:lang w:val="en-IN" w:eastAsia="en-IN"/>
-        </w:rPr>
-        <w:t xml:space="preserve">"  </w:t>
+        <w:t xml:space="preserve">"q§T"  </w:t>
       </w:r>
       <w:r>
         <w:rPr>
@@ -19140,16 +20237,7 @@
           <w:bCs/>
           <w:sz w:val="32"/>
         </w:rPr>
-        <w:t>wherever</w:t>
-      </w:r>
-      <w:proofErr w:type="gramEnd"/>
-      <w:r>
-        <w:rPr>
-          <w:b/>
-          <w:bCs/>
-          <w:sz w:val="32"/>
-        </w:rPr>
-        <w:t xml:space="preserve"> applicable</w:t>
+        <w:t>wherever applicable</w:t>
       </w:r>
     </w:p>
     <w:p>
@@ -19198,7 +20286,6 @@
           <w:szCs w:val="32"/>
           <w:u w:val="single"/>
         </w:rPr>
-        <w:lastRenderedPageBreak/>
         <w:t>TS Krama Paatam – TS 2.6 Malayalam Corrections – Observed Prior to 31st August 2021</w:t>
       </w:r>
     </w:p>

--- a/TS-Kramam/TS-2.6/TS 2.6 Malayalam Krama Paatam Corrections.docx
+++ b/TS-Kramam/TS-2.6/TS 2.6 Malayalam Krama Paatam Corrections.docx
@@ -69,10 +69,9 @@
           <w:bCs/>
           <w:sz w:val="32"/>
           <w:szCs w:val="32"/>
-          <w:highlight w:val="red"/>
           <w:u w:val="single"/>
         </w:rPr>
-        <w:t>????</w:t>
+        <w:t>31st July 2026</w:t>
       </w:r>
     </w:p>
     <w:p>
@@ -6315,7 +6314,7 @@
                 <w:rFonts w:cs="Arial"/>
                 <w:b/>
                 <w:szCs w:val="28"/>
-                <w:lang w:val="it-IT"/>
+                <w:lang w:val="en-IN"/>
               </w:rPr>
             </w:pPr>
             <w:r>
@@ -6323,7 +6322,7 @@
                 <w:rFonts w:cs="Arial"/>
                 <w:b/>
                 <w:szCs w:val="28"/>
-                <w:lang w:val="it-IT"/>
+                <w:lang w:val="en-IN"/>
               </w:rPr>
               <w:t xml:space="preserve">Krama Vaakyam No.- </w:t>
             </w:r>
@@ -6332,27 +6331,9 @@
                 <w:rFonts w:cs="Arial"/>
                 <w:b/>
                 <w:szCs w:val="28"/>
-                <w:lang w:val="it-IT"/>
-              </w:rPr>
-              <w:t>39</w:t>
-            </w:r>
-            <w:r>
-              <w:rPr>
-                <w:rFonts w:cs="Arial"/>
-                <w:b/>
-                <w:szCs w:val="28"/>
-                <w:lang w:val="it-IT"/>
-              </w:rPr>
-              <w:t xml:space="preserve"> &amp; </w:t>
-            </w:r>
-            <w:r>
-              <w:rPr>
-                <w:rFonts w:cs="Arial"/>
-                <w:b/>
-                <w:szCs w:val="28"/>
-                <w:lang w:val="it-IT"/>
-              </w:rPr>
-              <w:t>40</w:t>
+                <w:lang w:val="en-IN"/>
+              </w:rPr>
+              <w:t>39 &amp; 40</w:t>
             </w:r>
           </w:p>
           <w:p>
@@ -7773,48 +7754,20 @@
           <w:sz w:val="32"/>
           <w:szCs w:val="32"/>
           <w:u w:val="single"/>
-          <w:lang w:val="it-IT"/>
+          <w:lang w:val="en-IN"/>
         </w:rPr>
       </w:pPr>
-    </w:p>
-    <w:p>
-      <w:pPr>
-        <w:jc w:val="center"/>
+      <w:r>
         <w:rPr>
           <w:b/>
           <w:bCs/>
           <w:sz w:val="32"/>
           <w:szCs w:val="32"/>
           <w:u w:val="single"/>
-          <w:lang w:val="it-IT"/>
+          <w:lang w:val="en-IN"/>
         </w:rPr>
-      </w:pPr>
-    </w:p>
-    <w:p>
-      <w:pPr>
-        <w:jc w:val="center"/>
-        <w:rPr>
-          <w:b/>
-          <w:bCs/>
-          <w:sz w:val="32"/>
-          <w:szCs w:val="32"/>
-          <w:u w:val="single"/>
-          <w:lang w:val="it-IT"/>
-        </w:rPr>
-      </w:pPr>
-    </w:p>
-    <w:p>
-      <w:pPr>
-        <w:jc w:val="center"/>
-        <w:rPr>
-          <w:b/>
-          <w:bCs/>
-          <w:sz w:val="32"/>
-          <w:szCs w:val="32"/>
-          <w:u w:val="single"/>
-          <w:lang w:val="it-IT"/>
-        </w:rPr>
-      </w:pPr>
+        <w:t>=============</w:t>
+      </w:r>
     </w:p>
     <w:p>
       <w:pPr>
@@ -9312,7 +9265,6 @@
                 <w:sz w:val="28"/>
                 <w:szCs w:val="32"/>
               </w:rPr>
-              <w:lastRenderedPageBreak/>
               <w:t>T.S.2.</w:t>
             </w:r>
             <w:r>
@@ -9604,6 +9556,7 @@
                 <w:sz w:val="28"/>
                 <w:szCs w:val="32"/>
               </w:rPr>
+              <w:lastRenderedPageBreak/>
               <w:t>T.S.2.</w:t>
             </w:r>
             <w:r>
@@ -10488,6 +10441,18 @@
         </w:rPr>
         <w:t>==========</w:t>
       </w:r>
+    </w:p>
+    <w:p>
+      <w:pPr>
+        <w:jc w:val="center"/>
+        <w:rPr>
+          <w:b/>
+          <w:bCs/>
+          <w:sz w:val="32"/>
+          <w:szCs w:val="32"/>
+          <w:u w:val="single"/>
+        </w:rPr>
+      </w:pPr>
     </w:p>
     <w:p>
       <w:pPr>
@@ -11441,6 +11406,30 @@
           <w:u w:val="single"/>
         </w:rPr>
       </w:pPr>
+    </w:p>
+    <w:p>
+      <w:pPr>
+        <w:jc w:val="center"/>
+        <w:rPr>
+          <w:b/>
+          <w:bCs/>
+          <w:sz w:val="32"/>
+          <w:szCs w:val="32"/>
+          <w:u w:val="single"/>
+        </w:rPr>
+      </w:pPr>
+    </w:p>
+    <w:p>
+      <w:pPr>
+        <w:jc w:val="center"/>
+        <w:rPr>
+          <w:b/>
+          <w:bCs/>
+          <w:sz w:val="32"/>
+          <w:szCs w:val="32"/>
+          <w:u w:val="single"/>
+        </w:rPr>
+      </w:pPr>
       <w:r>
         <w:rPr>
           <w:b/>
@@ -11449,6 +11438,7 @@
           <w:szCs w:val="32"/>
           <w:u w:val="single"/>
         </w:rPr>
+        <w:lastRenderedPageBreak/>
         <w:t xml:space="preserve">TS </w:t>
       </w:r>
       <w:r>
@@ -11545,7 +11535,6 @@
           <w:b/>
           <w:bCs/>
         </w:rPr>
-        <w:lastRenderedPageBreak/>
         <w:t>(ignore those which are already incorporated in your book’s version and date)</w:t>
       </w:r>
     </w:p>
@@ -20263,9 +20252,6 @@
         <w:t>=========================</w:t>
       </w:r>
     </w:p>
-    <w:p/>
-    <w:p/>
-    <w:p/>
     <w:p/>
     <w:p>
       <w:pPr>
